--- a/專題手冊草稿0517.docx
+++ b/專題手冊草稿0517.docx
@@ -8792,67 +8792,19 @@
       </w:pPr>
       <w:r>
         <w:rPr>
-          <w:rFonts w:ascii="標楷體" w:eastAsia="標楷體" w:hAnsi="標楷體" w:cs="標楷體"/>
-          <w:sz w:val="28"/>
-          <w:szCs w:val="28"/>
-        </w:rPr>
-        <w:t>5.智慧化問卷生成模組：利用AI對內容解析，講師</w:t>
-      </w:r>
-      <w:proofErr w:type="gramStart"/>
-      <w:r>
-        <w:rPr>
-          <w:rFonts w:ascii="標楷體" w:eastAsia="標楷體" w:hAnsi="標楷體" w:cs="標楷體"/>
-          <w:sz w:val="28"/>
-          <w:szCs w:val="28"/>
-        </w:rPr>
-        <w:t>僅需上傳</w:t>
-      </w:r>
-      <w:proofErr w:type="gramEnd"/>
-      <w:r>
-        <w:rPr>
-          <w:rFonts w:ascii="標楷體" w:eastAsia="標楷體" w:hAnsi="標楷體" w:cs="標楷體"/>
-          <w:sz w:val="28"/>
-          <w:szCs w:val="28"/>
-        </w:rPr>
-        <w:t>教學檔案（如 PDF、PPT 等課程資料），系統可自動識別課程核心知識點，並精</w:t>
-      </w:r>
-      <w:proofErr w:type="gramStart"/>
-      <w:r>
-        <w:rPr>
-          <w:rFonts w:ascii="標楷體" w:eastAsia="標楷體" w:hAnsi="標楷體" w:cs="標楷體"/>
-          <w:sz w:val="28"/>
-          <w:szCs w:val="28"/>
-        </w:rPr>
-        <w:t>準</w:t>
-      </w:r>
-      <w:proofErr w:type="gramEnd"/>
-      <w:r>
-        <w:rPr>
-          <w:rFonts w:ascii="標楷體" w:eastAsia="標楷體" w:hAnsi="標楷體" w:cs="標楷體"/>
-          <w:sz w:val="28"/>
-          <w:szCs w:val="28"/>
-        </w:rPr>
-        <w:t>轉化為具備邏輯性之問卷題目範本，大幅降低問卷設計的人力與時間成本。</w:t>
-      </w:r>
-    </w:p>
-    <w:p>
-      <w:pPr>
-        <w:widowControl w:val="0"/>
-        <w:spacing w:line="240" w:lineRule="auto"/>
-        <w:jc w:val="both"/>
-        <w:rPr>
-          <w:rFonts w:ascii="標楷體" w:eastAsia="標楷體" w:hAnsi="標楷體" w:cs="標楷體"/>
-          <w:sz w:val="28"/>
-          <w:szCs w:val="28"/>
-        </w:rPr>
-      </w:pPr>
-      <w:r>
-        <w:rPr>
-          <w:rFonts w:ascii="標楷體" w:eastAsia="標楷體" w:hAnsi="標楷體" w:cs="標楷體"/>
-          <w:sz w:val="28"/>
-          <w:szCs w:val="28"/>
-        </w:rPr>
-        <w:t xml:space="preserve">6. </w:t>
+          <w:rFonts w:ascii="標楷體" w:eastAsia="標楷體" w:hAnsi="標楷體" w:cs="標楷體" w:hint="eastAsia"/>
+          <w:sz w:val="28"/>
+          <w:szCs w:val="28"/>
+        </w:rPr>
+        <w:t>5</w:t>
+      </w:r>
+      <w:r>
+        <w:rPr>
+          <w:rFonts w:ascii="標楷體" w:eastAsia="標楷體" w:hAnsi="標楷體" w:cs="標楷體"/>
+          <w:sz w:val="28"/>
+          <w:szCs w:val="28"/>
+        </w:rPr>
+        <w:t xml:space="preserve">. </w:t>
       </w:r>
       <w:proofErr w:type="gramStart"/>
       <w:r>
@@ -12646,15 +12598,14 @@
       <w:r>
         <w:rPr>
           <w:rFonts w:ascii="標楷體" w:eastAsia="標楷體" w:hAnsi="標楷體" w:cs="標楷體"/>
-          <w:noProof/>
           <w:sz w:val="32"/>
           <w:szCs w:val="32"/>
         </w:rPr>
         <w:drawing>
-          <wp:inline distT="0" distB="0" distL="0" distR="0" wp14:anchorId="58B52C40" wp14:editId="32770756">
-            <wp:extent cx="5733415" cy="3033395"/>
-            <wp:effectExtent l="0" t="0" r="635" b="0"/>
-            <wp:docPr id="5" name="圖片 5"/>
+          <wp:inline distT="0" distB="0" distL="0" distR="0" wp14:anchorId="245F32FC" wp14:editId="25BA92F8">
+            <wp:extent cx="5733415" cy="1820545"/>
+            <wp:effectExtent l="0" t="0" r="635" b="8255"/>
+            <wp:docPr id="1" name="圖片 1"/>
             <wp:cNvGraphicFramePr>
               <a:graphicFrameLocks xmlns:a="http://schemas.openxmlformats.org/drawingml/2006/main" noChangeAspect="1"/>
             </wp:cNvGraphicFramePr>
@@ -12674,7 +12625,7 @@
                   <pic:spPr>
                     <a:xfrm>
                       <a:off x="0" y="0"/>
-                      <a:ext cx="5733415" cy="3033395"/>
+                      <a:ext cx="5733415" cy="1820545"/>
                     </a:xfrm>
                     <a:prstGeom prst="rect">
                       <a:avLst/>
@@ -13089,7 +13040,6 @@
           <w:szCs w:val="28"/>
           <w:lang w:val="en-US"/>
         </w:rPr>
-        <w:lastRenderedPageBreak/>
         <w:t>自動化標籤與分類技術： 透過 AI 模型對上傳的原始數據進行即時清洗與特徵提取，自動完成資料分類，並產出易於理解的摘要建議。</w:t>
       </w:r>
     </w:p>
@@ -13114,7 +13064,17 @@
           <w:szCs w:val="28"/>
           <w:lang w:val="en-US"/>
         </w:rPr>
-        <w:t>互動式數據查詢： 系統結合自然語言處理技術，使用者可透過對話介面直接向 AI 詢問，由系統即時運算並回應結果。</w:t>
+        <w:t>互動式數據查詢： 系統結合自然語言處理技術，使用者可透過對話</w:t>
+      </w:r>
+      <w:r>
+        <w:rPr>
+          <w:rFonts w:ascii="標楷體" w:eastAsia="標楷體" w:hAnsi="標楷體" w:cs="標楷體"/>
+          <w:sz w:val="28"/>
+          <w:szCs w:val="28"/>
+          <w:lang w:val="en-US"/>
+        </w:rPr>
+        <w:lastRenderedPageBreak/>
+        <w:t>介面直接向 AI 詢問，由系統即時運算並回應結果。</w:t>
       </w:r>
     </w:p>
     <w:p>
@@ -13134,7 +13094,25 @@
           <w:szCs w:val="28"/>
           <w:lang w:val="en-US"/>
         </w:rPr>
-        <w:t>四、 多國語言支援與介面優化</w:t>
+        <w:t xml:space="preserve">四、 </w:t>
+      </w:r>
+      <w:r>
+        <w:rPr>
+          <w:rFonts w:ascii="標楷體" w:eastAsia="標楷體" w:hAnsi="標楷體" w:cs="標楷體" w:hint="eastAsia"/>
+          <w:sz w:val="28"/>
+          <w:szCs w:val="28"/>
+          <w:lang w:val="en-US"/>
+        </w:rPr>
+        <w:t>雙語</w:t>
+      </w:r>
+      <w:r>
+        <w:rPr>
+          <w:rFonts w:ascii="標楷體" w:eastAsia="標楷體" w:hAnsi="標楷體" w:cs="標楷體"/>
+          <w:sz w:val="28"/>
+          <w:szCs w:val="28"/>
+          <w:lang w:val="en-US"/>
+        </w:rPr>
+        <w:t>支援與介面優化</w:t>
       </w:r>
     </w:p>
     <w:p>
@@ -13182,34 +13160,21 @@
     <w:p>
       <w:pPr>
         <w:widowControl w:val="0"/>
-        <w:numPr>
-          <w:ilvl w:val="0"/>
-          <w:numId w:val="15"/>
-        </w:numPr>
-        <w:rPr>
-          <w:rFonts w:ascii="標楷體" w:eastAsia="標楷體" w:hAnsi="標楷體" w:cs="標楷體"/>
-          <w:sz w:val="28"/>
-          <w:szCs w:val="28"/>
-          <w:lang w:val="en-US"/>
-        </w:rPr>
-      </w:pPr>
-      <w:r>
-        <w:rPr>
-          <w:rFonts w:ascii="標楷體" w:eastAsia="標楷體" w:hAnsi="標楷體" w:cs="標楷體"/>
-          <w:sz w:val="28"/>
-          <w:szCs w:val="28"/>
-          <w:lang w:val="en-US"/>
-        </w:rPr>
-        <w:t>智慧化聯想與自動補全： 在編輯問卷或輸入公司名稱時，系統會調用內部資料庫進行「智慧化關聯」，減少手動輸入的負擔，提升填答效率。</w:t>
-      </w:r>
+        <w:rPr>
+          <w:rFonts w:ascii="標楷體" w:eastAsia="標楷體" w:hAnsi="標楷體" w:cs="標楷體"/>
+          <w:sz w:val="28"/>
+          <w:szCs w:val="28"/>
+          <w:lang w:val="en-US"/>
+        </w:rPr>
+      </w:pPr>
     </w:p>
     <w:p>
       <w:pPr>
         <w:widowControl w:val="0"/>
         <w:rPr>
           <w:rFonts w:ascii="標楷體" w:eastAsia="標楷體" w:hAnsi="標楷體" w:cs="標楷體"/>
-          <w:sz w:val="32"/>
-          <w:szCs w:val="32"/>
+          <w:sz w:val="28"/>
+          <w:szCs w:val="28"/>
           <w:lang w:val="en-US"/>
         </w:rPr>
       </w:pPr>
@@ -13217,217 +13182,227 @@
     <w:p>
       <w:pPr>
         <w:widowControl w:val="0"/>
-        <w:rPr>
-          <w:rFonts w:ascii="標楷體" w:eastAsia="標楷體" w:hAnsi="標楷體" w:cs="標楷體"/>
-          <w:sz w:val="32"/>
-          <w:szCs w:val="32"/>
-          <w:lang w:val="en-US"/>
-        </w:rPr>
-      </w:pPr>
-    </w:p>
-    <w:p>
-      <w:pPr>
-        <w:widowControl w:val="0"/>
-        <w:rPr>
-          <w:rFonts w:ascii="標楷體" w:eastAsia="標楷體" w:hAnsi="標楷體" w:cs="標楷體"/>
-          <w:sz w:val="32"/>
-          <w:szCs w:val="32"/>
-          <w:lang w:val="en-US"/>
-        </w:rPr>
-      </w:pPr>
-    </w:p>
-    <w:p>
-      <w:pPr>
-        <w:widowControl w:val="0"/>
-        <w:rPr>
-          <w:rFonts w:ascii="標楷體" w:eastAsia="標楷體" w:hAnsi="標楷體" w:cs="標楷體"/>
-          <w:sz w:val="32"/>
-          <w:szCs w:val="32"/>
-          <w:lang w:val="en-US"/>
-        </w:rPr>
-      </w:pPr>
-    </w:p>
-    <w:p>
-      <w:pPr>
-        <w:widowControl w:val="0"/>
-        <w:rPr>
-          <w:rFonts w:ascii="標楷體" w:eastAsia="標楷體" w:hAnsi="標楷體" w:cs="標楷體"/>
-          <w:sz w:val="32"/>
-          <w:szCs w:val="32"/>
-          <w:lang w:val="en-US"/>
-        </w:rPr>
-      </w:pPr>
-    </w:p>
-    <w:p>
-      <w:pPr>
-        <w:widowControl w:val="0"/>
-        <w:rPr>
-          <w:rFonts w:ascii="標楷體" w:eastAsia="標楷體" w:hAnsi="標楷體" w:cs="標楷體"/>
-          <w:sz w:val="32"/>
-          <w:szCs w:val="32"/>
-          <w:lang w:val="en-US"/>
-        </w:rPr>
-      </w:pPr>
-    </w:p>
-    <w:p>
-      <w:pPr>
-        <w:widowControl w:val="0"/>
-        <w:rPr>
-          <w:rFonts w:ascii="標楷體" w:eastAsia="標楷體" w:hAnsi="標楷體" w:cs="標楷體"/>
-          <w:sz w:val="32"/>
-          <w:szCs w:val="32"/>
-          <w:lang w:val="en-US"/>
-        </w:rPr>
-      </w:pPr>
-    </w:p>
-    <w:p>
-      <w:pPr>
-        <w:widowControl w:val="0"/>
-        <w:rPr>
-          <w:rFonts w:ascii="標楷體" w:eastAsia="標楷體" w:hAnsi="標楷體" w:cs="標楷體"/>
-          <w:sz w:val="32"/>
-          <w:szCs w:val="32"/>
-          <w:lang w:val="en-US"/>
-        </w:rPr>
-      </w:pPr>
-    </w:p>
-    <w:p>
-      <w:pPr>
-        <w:widowControl w:val="0"/>
-        <w:rPr>
-          <w:rFonts w:ascii="標楷體" w:eastAsia="標楷體" w:hAnsi="標楷體" w:cs="標楷體"/>
-          <w:sz w:val="32"/>
-          <w:szCs w:val="32"/>
-          <w:lang w:val="en-US"/>
-        </w:rPr>
-      </w:pPr>
-    </w:p>
-    <w:p>
-      <w:pPr>
-        <w:widowControl w:val="0"/>
-        <w:rPr>
-          <w:rFonts w:ascii="標楷體" w:eastAsia="標楷體" w:hAnsi="標楷體" w:cs="標楷體"/>
-          <w:sz w:val="32"/>
-          <w:szCs w:val="32"/>
-          <w:lang w:val="en-US"/>
-        </w:rPr>
-      </w:pPr>
-    </w:p>
-    <w:p>
-      <w:pPr>
-        <w:widowControl w:val="0"/>
-        <w:rPr>
-          <w:rFonts w:ascii="標楷體" w:eastAsia="標楷體" w:hAnsi="標楷體" w:cs="標楷體"/>
-          <w:sz w:val="32"/>
-          <w:szCs w:val="32"/>
-          <w:lang w:val="en-US"/>
-        </w:rPr>
-      </w:pPr>
-    </w:p>
-    <w:p>
-      <w:pPr>
-        <w:widowControl w:val="0"/>
-        <w:rPr>
-          <w:rFonts w:ascii="標楷體" w:eastAsia="標楷體" w:hAnsi="標楷體" w:cs="標楷體"/>
-          <w:sz w:val="32"/>
-          <w:szCs w:val="32"/>
-          <w:lang w:val="en-US"/>
-        </w:rPr>
-      </w:pPr>
-    </w:p>
-    <w:p>
-      <w:pPr>
-        <w:widowControl w:val="0"/>
-        <w:rPr>
-          <w:rFonts w:ascii="標楷體" w:eastAsia="標楷體" w:hAnsi="標楷體" w:cs="標楷體"/>
-          <w:sz w:val="32"/>
-          <w:szCs w:val="32"/>
-          <w:lang w:val="en-US"/>
-        </w:rPr>
-      </w:pPr>
-    </w:p>
-    <w:p>
-      <w:pPr>
-        <w:widowControl w:val="0"/>
-        <w:rPr>
-          <w:rFonts w:ascii="標楷體" w:eastAsia="標楷體" w:hAnsi="標楷體" w:cs="標楷體"/>
-          <w:sz w:val="32"/>
-          <w:szCs w:val="32"/>
-          <w:lang w:val="en-US"/>
-        </w:rPr>
-      </w:pPr>
-    </w:p>
-    <w:p>
-      <w:pPr>
-        <w:widowControl w:val="0"/>
-        <w:rPr>
-          <w:rFonts w:ascii="標楷體" w:eastAsia="標楷體" w:hAnsi="標楷體" w:cs="標楷體"/>
-          <w:sz w:val="32"/>
-          <w:szCs w:val="32"/>
-          <w:lang w:val="en-US"/>
-        </w:rPr>
-      </w:pPr>
-    </w:p>
-    <w:p>
-      <w:pPr>
-        <w:widowControl w:val="0"/>
-        <w:rPr>
-          <w:rFonts w:ascii="標楷體" w:eastAsia="標楷體" w:hAnsi="標楷體" w:cs="標楷體"/>
-          <w:sz w:val="32"/>
-          <w:szCs w:val="32"/>
-          <w:lang w:val="en-US"/>
-        </w:rPr>
-      </w:pPr>
-    </w:p>
-    <w:p>
-      <w:pPr>
-        <w:widowControl w:val="0"/>
-        <w:rPr>
-          <w:rFonts w:ascii="標楷體" w:eastAsia="標楷體" w:hAnsi="標楷體" w:cs="標楷體"/>
-          <w:sz w:val="32"/>
-          <w:szCs w:val="32"/>
-          <w:lang w:val="en-US"/>
-        </w:rPr>
-      </w:pPr>
-    </w:p>
-    <w:p>
-      <w:pPr>
-        <w:widowControl w:val="0"/>
-        <w:rPr>
-          <w:rFonts w:ascii="標楷體" w:eastAsia="標楷體" w:hAnsi="標楷體" w:cs="標楷體"/>
-          <w:sz w:val="32"/>
-          <w:szCs w:val="32"/>
-          <w:lang w:val="en-US"/>
-        </w:rPr>
-      </w:pPr>
-    </w:p>
-    <w:p>
-      <w:pPr>
-        <w:widowControl w:val="0"/>
-        <w:rPr>
-          <w:rFonts w:ascii="標楷體" w:eastAsia="標楷體" w:hAnsi="標楷體" w:cs="標楷體"/>
-          <w:sz w:val="32"/>
-          <w:szCs w:val="32"/>
-          <w:lang w:val="en-US"/>
-        </w:rPr>
-      </w:pPr>
-    </w:p>
-    <w:p>
-      <w:pPr>
-        <w:widowControl w:val="0"/>
-        <w:rPr>
-          <w:rFonts w:ascii="標楷體" w:eastAsia="標楷體" w:hAnsi="標楷體" w:cs="標楷體"/>
-          <w:sz w:val="32"/>
-          <w:szCs w:val="32"/>
-        </w:rPr>
-      </w:pPr>
-      <w:r>
         <w:rPr>
           <w:rFonts w:ascii="標楷體" w:eastAsia="標楷體" w:hAnsi="標楷體" w:cs="標楷體" w:hint="eastAsia"/>
           <w:sz w:val="32"/>
           <w:szCs w:val="32"/>
-        </w:rPr>
-        <w:lastRenderedPageBreak/>
+          <w:lang w:val="en-US"/>
+        </w:rPr>
+      </w:pPr>
+    </w:p>
+    <w:p>
+      <w:pPr>
+        <w:widowControl w:val="0"/>
+        <w:rPr>
+          <w:rFonts w:ascii="標楷體" w:eastAsia="標楷體" w:hAnsi="標楷體" w:cs="標楷體"/>
+          <w:sz w:val="32"/>
+          <w:szCs w:val="32"/>
+          <w:lang w:val="en-US"/>
+        </w:rPr>
+      </w:pPr>
+    </w:p>
+    <w:p>
+      <w:pPr>
+        <w:widowControl w:val="0"/>
+        <w:rPr>
+          <w:rFonts w:ascii="標楷體" w:eastAsia="標楷體" w:hAnsi="標楷體" w:cs="標楷體"/>
+          <w:sz w:val="32"/>
+          <w:szCs w:val="32"/>
+          <w:lang w:val="en-US"/>
+        </w:rPr>
+      </w:pPr>
+    </w:p>
+    <w:p>
+      <w:pPr>
+        <w:widowControl w:val="0"/>
+        <w:rPr>
+          <w:rFonts w:ascii="標楷體" w:eastAsia="標楷體" w:hAnsi="標楷體" w:cs="標楷體"/>
+          <w:sz w:val="32"/>
+          <w:szCs w:val="32"/>
+          <w:lang w:val="en-US"/>
+        </w:rPr>
+      </w:pPr>
+    </w:p>
+    <w:p>
+      <w:pPr>
+        <w:widowControl w:val="0"/>
+        <w:rPr>
+          <w:rFonts w:ascii="標楷體" w:eastAsia="標楷體" w:hAnsi="標楷體" w:cs="標楷體"/>
+          <w:sz w:val="32"/>
+          <w:szCs w:val="32"/>
+          <w:lang w:val="en-US"/>
+        </w:rPr>
+      </w:pPr>
+    </w:p>
+    <w:p>
+      <w:pPr>
+        <w:widowControl w:val="0"/>
+        <w:rPr>
+          <w:rFonts w:ascii="標楷體" w:eastAsia="標楷體" w:hAnsi="標楷體" w:cs="標楷體"/>
+          <w:sz w:val="32"/>
+          <w:szCs w:val="32"/>
+          <w:lang w:val="en-US"/>
+        </w:rPr>
+      </w:pPr>
+    </w:p>
+    <w:p>
+      <w:pPr>
+        <w:widowControl w:val="0"/>
+        <w:rPr>
+          <w:rFonts w:ascii="標楷體" w:eastAsia="標楷體" w:hAnsi="標楷體" w:cs="標楷體"/>
+          <w:sz w:val="32"/>
+          <w:szCs w:val="32"/>
+          <w:lang w:val="en-US"/>
+        </w:rPr>
+      </w:pPr>
+    </w:p>
+    <w:p>
+      <w:pPr>
+        <w:widowControl w:val="0"/>
+        <w:rPr>
+          <w:rFonts w:ascii="標楷體" w:eastAsia="標楷體" w:hAnsi="標楷體" w:cs="標楷體"/>
+          <w:sz w:val="32"/>
+          <w:szCs w:val="32"/>
+          <w:lang w:val="en-US"/>
+        </w:rPr>
+      </w:pPr>
+    </w:p>
+    <w:p>
+      <w:pPr>
+        <w:widowControl w:val="0"/>
+        <w:rPr>
+          <w:rFonts w:ascii="標楷體" w:eastAsia="標楷體" w:hAnsi="標楷體" w:cs="標楷體"/>
+          <w:sz w:val="32"/>
+          <w:szCs w:val="32"/>
+          <w:lang w:val="en-US"/>
+        </w:rPr>
+      </w:pPr>
+    </w:p>
+    <w:p>
+      <w:pPr>
+        <w:widowControl w:val="0"/>
+        <w:rPr>
+          <w:rFonts w:ascii="標楷體" w:eastAsia="標楷體" w:hAnsi="標楷體" w:cs="標楷體"/>
+          <w:sz w:val="32"/>
+          <w:szCs w:val="32"/>
+          <w:lang w:val="en-US"/>
+        </w:rPr>
+      </w:pPr>
+    </w:p>
+    <w:p>
+      <w:pPr>
+        <w:widowControl w:val="0"/>
+        <w:rPr>
+          <w:rFonts w:ascii="標楷體" w:eastAsia="標楷體" w:hAnsi="標楷體" w:cs="標楷體"/>
+          <w:sz w:val="32"/>
+          <w:szCs w:val="32"/>
+          <w:lang w:val="en-US"/>
+        </w:rPr>
+      </w:pPr>
+    </w:p>
+    <w:p>
+      <w:pPr>
+        <w:widowControl w:val="0"/>
+        <w:rPr>
+          <w:rFonts w:ascii="標楷體" w:eastAsia="標楷體" w:hAnsi="標楷體" w:cs="標楷體"/>
+          <w:sz w:val="32"/>
+          <w:szCs w:val="32"/>
+          <w:lang w:val="en-US"/>
+        </w:rPr>
+      </w:pPr>
+    </w:p>
+    <w:p>
+      <w:pPr>
+        <w:widowControl w:val="0"/>
+        <w:rPr>
+          <w:rFonts w:ascii="標楷體" w:eastAsia="標楷體" w:hAnsi="標楷體" w:cs="標楷體"/>
+          <w:sz w:val="32"/>
+          <w:szCs w:val="32"/>
+          <w:lang w:val="en-US"/>
+        </w:rPr>
+      </w:pPr>
+    </w:p>
+    <w:p>
+      <w:pPr>
+        <w:widowControl w:val="0"/>
+        <w:rPr>
+          <w:rFonts w:ascii="標楷體" w:eastAsia="標楷體" w:hAnsi="標楷體" w:cs="標楷體"/>
+          <w:sz w:val="32"/>
+          <w:szCs w:val="32"/>
+          <w:lang w:val="en-US"/>
+        </w:rPr>
+      </w:pPr>
+    </w:p>
+    <w:p>
+      <w:pPr>
+        <w:widowControl w:val="0"/>
+        <w:rPr>
+          <w:rFonts w:ascii="標楷體" w:eastAsia="標楷體" w:hAnsi="標楷體" w:cs="標楷體"/>
+          <w:sz w:val="32"/>
+          <w:szCs w:val="32"/>
+          <w:lang w:val="en-US"/>
+        </w:rPr>
+      </w:pPr>
+    </w:p>
+    <w:p>
+      <w:pPr>
+        <w:widowControl w:val="0"/>
+        <w:rPr>
+          <w:rFonts w:ascii="標楷體" w:eastAsia="標楷體" w:hAnsi="標楷體" w:cs="標楷體"/>
+          <w:sz w:val="32"/>
+          <w:szCs w:val="32"/>
+          <w:lang w:val="en-US"/>
+        </w:rPr>
+      </w:pPr>
+    </w:p>
+    <w:p>
+      <w:pPr>
+        <w:widowControl w:val="0"/>
+        <w:rPr>
+          <w:rFonts w:ascii="標楷體" w:eastAsia="標楷體" w:hAnsi="標楷體" w:cs="標楷體"/>
+          <w:sz w:val="32"/>
+          <w:szCs w:val="32"/>
+          <w:lang w:val="en-US"/>
+        </w:rPr>
+      </w:pPr>
+    </w:p>
+    <w:p>
+      <w:pPr>
+        <w:widowControl w:val="0"/>
+        <w:rPr>
+          <w:rFonts w:ascii="標楷體" w:eastAsia="標楷體" w:hAnsi="標楷體" w:cs="標楷體"/>
+          <w:sz w:val="32"/>
+          <w:szCs w:val="32"/>
+          <w:lang w:val="en-US"/>
+        </w:rPr>
+      </w:pPr>
+    </w:p>
+    <w:p>
+      <w:pPr>
+        <w:widowControl w:val="0"/>
+        <w:rPr>
+          <w:rFonts w:ascii="標楷體" w:eastAsia="標楷體" w:hAnsi="標楷體" w:cs="標楷體"/>
+          <w:sz w:val="32"/>
+          <w:szCs w:val="32"/>
+          <w:lang w:val="en-US"/>
+        </w:rPr>
+      </w:pPr>
+    </w:p>
+    <w:p>
+      <w:pPr>
+        <w:widowControl w:val="0"/>
+        <w:rPr>
+          <w:rFonts w:ascii="標楷體" w:eastAsia="標楷體" w:hAnsi="標楷體" w:cs="標楷體"/>
+          <w:sz w:val="32"/>
+          <w:szCs w:val="32"/>
+        </w:rPr>
+      </w:pPr>
+      <w:r>
+        <w:rPr>
+          <w:rFonts w:ascii="標楷體" w:eastAsia="標楷體" w:hAnsi="標楷體" w:cs="標楷體" w:hint="eastAsia"/>
+          <w:sz w:val="32"/>
+          <w:szCs w:val="32"/>
+        </w:rPr>
         <w:t xml:space="preserve"> </w:t>
       </w:r>
       <w:r>
@@ -13529,6 +13504,7 @@
                 <w:sz w:val="28"/>
                 <w:szCs w:val="28"/>
               </w:rPr>
+              <w:lastRenderedPageBreak/>
               <w:t>系統開發環境</w:t>
             </w:r>
           </w:p>
@@ -13863,7 +13839,7 @@
             <w:pPr>
               <w:jc w:val="center"/>
               <w:rPr>
-                <w:rFonts w:ascii="標楷體" w:eastAsia="標楷體" w:hAnsi="標楷體" w:cs="標楷體"/>
+                <w:rFonts w:ascii="標楷體" w:eastAsia="標楷體" w:hAnsi="標楷體" w:cs="標楷體" w:hint="eastAsia"/>
                 <w:sz w:val="28"/>
                 <w:szCs w:val="28"/>
                 <w:lang w:val="en-US"/>
@@ -13875,7 +13851,7 @@
                 <w:sz w:val="28"/>
                 <w:szCs w:val="28"/>
               </w:rPr>
-              <w:t>Render</w:t>
+              <w:t>React/Vite</w:t>
             </w:r>
           </w:p>
         </w:tc>
@@ -14522,6 +14498,66 @@
         <w:jc w:val="center"/>
         <w:rPr>
           <w:rFonts w:ascii="標楷體" w:eastAsia="標楷體" w:hAnsi="標楷體" w:cs="標楷體"/>
+          <w:sz w:val="28"/>
+          <w:szCs w:val="28"/>
+          <w:lang w:val="en-US"/>
+        </w:rPr>
+      </w:pPr>
+    </w:p>
+    <w:p>
+      <w:pPr>
+        <w:spacing w:line="240" w:lineRule="auto"/>
+        <w:jc w:val="center"/>
+        <w:rPr>
+          <w:rFonts w:ascii="標楷體" w:eastAsia="標楷體" w:hAnsi="標楷體" w:cs="標楷體"/>
+          <w:sz w:val="28"/>
+          <w:szCs w:val="28"/>
+          <w:lang w:val="en-US"/>
+        </w:rPr>
+      </w:pPr>
+    </w:p>
+    <w:p>
+      <w:pPr>
+        <w:spacing w:line="240" w:lineRule="auto"/>
+        <w:jc w:val="center"/>
+        <w:rPr>
+          <w:rFonts w:ascii="標楷體" w:eastAsia="標楷體" w:hAnsi="標楷體" w:cs="標楷體"/>
+          <w:sz w:val="28"/>
+          <w:szCs w:val="28"/>
+          <w:lang w:val="en-US"/>
+        </w:rPr>
+      </w:pPr>
+    </w:p>
+    <w:p>
+      <w:pPr>
+        <w:spacing w:line="240" w:lineRule="auto"/>
+        <w:jc w:val="center"/>
+        <w:rPr>
+          <w:rFonts w:ascii="標楷體" w:eastAsia="標楷體" w:hAnsi="標楷體" w:cs="標楷體"/>
+          <w:sz w:val="28"/>
+          <w:szCs w:val="28"/>
+          <w:lang w:val="en-US"/>
+        </w:rPr>
+      </w:pPr>
+    </w:p>
+    <w:p>
+      <w:pPr>
+        <w:spacing w:line="240" w:lineRule="auto"/>
+        <w:jc w:val="center"/>
+        <w:rPr>
+          <w:rFonts w:ascii="標楷體" w:eastAsia="標楷體" w:hAnsi="標楷體" w:cs="標楷體"/>
+          <w:sz w:val="28"/>
+          <w:szCs w:val="28"/>
+          <w:lang w:val="en-US"/>
+        </w:rPr>
+      </w:pPr>
+    </w:p>
+    <w:p>
+      <w:pPr>
+        <w:spacing w:line="240" w:lineRule="auto"/>
+        <w:jc w:val="center"/>
+        <w:rPr>
+          <w:rFonts w:ascii="標楷體" w:eastAsia="標楷體" w:hAnsi="標楷體" w:cs="標楷體" w:hint="eastAsia"/>
           <w:sz w:val="28"/>
           <w:szCs w:val="28"/>
           <w:lang w:val="en-US"/>
@@ -18126,6 +18162,7 @@
                 <w:sz w:val="28"/>
                 <w:szCs w:val="28"/>
               </w:rPr>
+              <w:lastRenderedPageBreak/>
               <w:t>前端</w:t>
             </w:r>
           </w:p>
@@ -20265,6 +20302,7 @@
           <w:sz w:val="32"/>
           <w:szCs w:val="32"/>
         </w:rPr>
+        <w:lastRenderedPageBreak/>
         <w:t>4-2 專案組織與分工</w:t>
       </w:r>
     </w:p>
@@ -21034,6 +21072,7 @@
           <w:sz w:val="32"/>
           <w:szCs w:val="32"/>
         </w:rPr>
+        <w:lastRenderedPageBreak/>
         <w:t>4-3 上傳 GitHub 紀錄</w:t>
       </w:r>
     </w:p>
@@ -21403,7 +21442,6 @@
           <w:sz w:val="36"/>
           <w:szCs w:val="36"/>
         </w:rPr>
-        <w:lastRenderedPageBreak/>
         <w:t>第五章 需求模型</w:t>
       </w:r>
     </w:p>
@@ -21422,6 +21460,7 @@
           <w:sz w:val="32"/>
           <w:szCs w:val="32"/>
         </w:rPr>
+        <w:lastRenderedPageBreak/>
         <w:t>5-1 功能分解圖（Functional decomposition diagram）</w:t>
       </w:r>
     </w:p>
@@ -21442,10 +21481,10 @@
           <w:szCs w:val="32"/>
         </w:rPr>
         <w:drawing>
-          <wp:inline distT="0" distB="0" distL="0" distR="0" wp14:anchorId="6385FB9C" wp14:editId="43B31CC8">
-            <wp:extent cx="5733415" cy="3481705"/>
-            <wp:effectExtent l="0" t="0" r="635" b="4445"/>
-            <wp:docPr id="1" name="圖片 1"/>
+          <wp:inline distT="0" distB="0" distL="0" distR="0" wp14:anchorId="316B65AA" wp14:editId="0DFBD0AF">
+            <wp:extent cx="5733415" cy="3617595"/>
+            <wp:effectExtent l="0" t="0" r="635" b="1905"/>
+            <wp:docPr id="6" name="圖片 6"/>
             <wp:cNvGraphicFramePr>
               <a:graphicFrameLocks xmlns:a="http://schemas.openxmlformats.org/drawingml/2006/main" noChangeAspect="1"/>
             </wp:cNvGraphicFramePr>
@@ -21465,7 +21504,7 @@
                   <pic:spPr>
                     <a:xfrm>
                       <a:off x="0" y="0"/>
-                      <a:ext cx="5733415" cy="3481705"/>
+                      <a:ext cx="5733415" cy="3617595"/>
                     </a:xfrm>
                     <a:prstGeom prst="rect">
                       <a:avLst/>
@@ -21561,8 +21600,8 @@
         <w:tblLook w:val="0600" w:firstRow="0" w:lastRow="0" w:firstColumn="0" w:lastColumn="0" w:noHBand="1" w:noVBand="1"/>
       </w:tblPr>
       <w:tblGrid>
-        <w:gridCol w:w="840"/>
-        <w:gridCol w:w="1575"/>
+        <w:gridCol w:w="699"/>
+        <w:gridCol w:w="1716"/>
         <w:gridCol w:w="6585"/>
       </w:tblGrid>
       <w:tr>
@@ -21571,7 +21610,7 @@
         </w:trPr>
         <w:tc>
           <w:tcPr>
-            <w:tcW w:w="840" w:type="dxa"/>
+            <w:tcW w:w="699" w:type="dxa"/>
             <w:shd w:val="clear" w:color="auto" w:fill="auto"/>
             <w:tcMar>
               <w:top w:w="100" w:type="dxa"/>
@@ -21609,7 +21648,7 @@
         </w:tc>
         <w:tc>
           <w:tcPr>
-            <w:tcW w:w="1575" w:type="dxa"/>
+            <w:tcW w:w="1716" w:type="dxa"/>
             <w:shd w:val="clear" w:color="auto" w:fill="auto"/>
             <w:tcMar>
               <w:top w:w="100" w:type="dxa"/>
@@ -21694,7 +21733,7 @@
         </w:trPr>
         <w:tc>
           <w:tcPr>
-            <w:tcW w:w="840" w:type="dxa"/>
+            <w:tcW w:w="699" w:type="dxa"/>
             <w:vMerge w:val="restart"/>
             <w:shd w:val="clear" w:color="auto" w:fill="auto"/>
             <w:tcMar>
@@ -21733,7 +21772,7 @@
         </w:tc>
         <w:tc>
           <w:tcPr>
-            <w:tcW w:w="1575" w:type="dxa"/>
+            <w:tcW w:w="1716" w:type="dxa"/>
             <w:vMerge w:val="restart"/>
             <w:shd w:val="clear" w:color="auto" w:fill="auto"/>
             <w:tcMar>
@@ -21783,21 +21822,207 @@
           </w:tcPr>
           <w:p>
             <w:pPr>
-              <w:widowControl w:val="0"/>
-              <w:spacing w:line="240" w:lineRule="auto"/>
-              <w:rPr>
-                <w:rFonts w:ascii="標楷體" w:eastAsia="標楷體" w:hAnsi="標楷體" w:cs="標楷體"/>
-                <w:sz w:val="28"/>
-                <w:szCs w:val="28"/>
-              </w:rPr>
-            </w:pPr>
-            <w:r>
-              <w:rPr>
-                <w:rFonts w:ascii="標楷體" w:eastAsia="標楷體" w:hAnsi="標楷體" w:cs="標楷體"/>
-                <w:sz w:val="28"/>
-                <w:szCs w:val="28"/>
-              </w:rPr>
-              <w:t xml:space="preserve">1.1 帳號註冊：使用者可透過系統建立個人帳號。註冊時需填寫基本資料並輸入所屬公司，系統將據此自動更新介面顯示的公司名稱，以符合所屬企業的辨識需求。 </w:t>
+              <w:pStyle w:val="af6"/>
+              <w:widowControl w:val="0"/>
+              <w:numPr>
+                <w:ilvl w:val="1"/>
+                <w:numId w:val="18"/>
+              </w:numPr>
+              <w:spacing w:line="240" w:lineRule="auto"/>
+              <w:ind w:leftChars="0"/>
+              <w:rPr>
+                <w:rFonts w:ascii="標楷體" w:eastAsia="標楷體" w:hAnsi="標楷體" w:cs="標楷體"/>
+                <w:sz w:val="28"/>
+                <w:szCs w:val="28"/>
+              </w:rPr>
+            </w:pPr>
+            <w:r>
+              <w:rPr>
+                <w:rFonts w:ascii="標楷體" w:eastAsia="標楷體" w:hAnsi="標楷體" w:cs="標楷體" w:hint="eastAsia"/>
+                <w:sz w:val="28"/>
+                <w:szCs w:val="28"/>
+              </w:rPr>
+              <w:t>登入</w:t>
+            </w:r>
+            <w:r>
+              <w:rPr>
+                <w:rFonts w:ascii="標楷體" w:eastAsia="標楷體" w:hAnsi="標楷體" w:cs="標楷體"/>
+                <w:sz w:val="28"/>
+                <w:szCs w:val="28"/>
+              </w:rPr>
+              <w:t>：</w:t>
+            </w:r>
+            <w:r>
+              <w:rPr>
+                <w:rFonts w:ascii="標楷體" w:eastAsia="標楷體" w:hAnsi="標楷體" w:cs="標楷體"/>
+                <w:sz w:val="28"/>
+                <w:szCs w:val="28"/>
+              </w:rPr>
+              <w:t>處理使用者進入系統的安全驗證流程。</w:t>
+            </w:r>
+          </w:p>
+          <w:p>
+            <w:pPr>
+              <w:widowControl w:val="0"/>
+              <w:spacing w:line="240" w:lineRule="auto"/>
+              <w:rPr>
+                <w:rFonts w:ascii="標楷體" w:eastAsia="標楷體" w:hAnsi="標楷體" w:cs="標楷體"/>
+                <w:sz w:val="28"/>
+                <w:szCs w:val="28"/>
+              </w:rPr>
+            </w:pPr>
+            <w:r>
+              <w:rPr>
+                <w:rFonts w:ascii="標楷體" w:eastAsia="標楷體" w:hAnsi="標楷體" w:cs="標楷體" w:hint="eastAsia"/>
+                <w:sz w:val="28"/>
+                <w:szCs w:val="28"/>
+              </w:rPr>
+              <w:t>1.1.1帳號註冊：</w:t>
+            </w:r>
+            <w:r>
+              <w:rPr>
+                <w:rFonts w:ascii="標楷體" w:eastAsia="標楷體" w:hAnsi="標楷體" w:cs="標楷體"/>
+                <w:sz w:val="28"/>
+                <w:szCs w:val="28"/>
+              </w:rPr>
+              <w:t>新使用者填寫必要資訊以建立系統帳號</w:t>
+            </w:r>
+            <w:r>
+              <w:rPr>
+                <w:rFonts w:ascii="標楷體" w:eastAsia="標楷體" w:hAnsi="標楷體" w:cs="標楷體" w:hint="eastAsia"/>
+                <w:sz w:val="28"/>
+                <w:szCs w:val="28"/>
+              </w:rPr>
+              <w:t>。</w:t>
+            </w:r>
+          </w:p>
+          <w:p>
+            <w:pPr>
+              <w:widowControl w:val="0"/>
+              <w:spacing w:line="240" w:lineRule="auto"/>
+              <w:rPr>
+                <w:rFonts w:ascii="標楷體" w:eastAsia="標楷體" w:hAnsi="標楷體" w:cs="標楷體"/>
+                <w:sz w:val="28"/>
+                <w:szCs w:val="28"/>
+              </w:rPr>
+            </w:pPr>
+            <w:r>
+              <w:rPr>
+                <w:rFonts w:ascii="標楷體" w:eastAsia="標楷體" w:hAnsi="標楷體" w:cs="標楷體" w:hint="eastAsia"/>
+                <w:sz w:val="28"/>
+                <w:szCs w:val="28"/>
+              </w:rPr>
+              <w:t>1.1.2</w:t>
+            </w:r>
+            <w:r>
+              <w:rPr>
+                <w:rFonts w:ascii="標楷體" w:eastAsia="標楷體" w:hAnsi="標楷體" w:cs="標楷體"/>
+                <w:sz w:val="28"/>
+                <w:szCs w:val="28"/>
+              </w:rPr>
+              <w:t>身份驗證</w:t>
+            </w:r>
+            <w:r>
+              <w:rPr>
+                <w:rFonts w:ascii="標楷體" w:eastAsia="標楷體" w:hAnsi="標楷體" w:cs="標楷體" w:hint="eastAsia"/>
+                <w:sz w:val="28"/>
+                <w:szCs w:val="28"/>
+              </w:rPr>
+              <w:t>：</w:t>
+            </w:r>
+            <w:r>
+              <w:rPr>
+                <w:rFonts w:ascii="標楷體" w:eastAsia="標楷體" w:hAnsi="標楷體" w:cs="標楷體"/>
+                <w:sz w:val="28"/>
+                <w:szCs w:val="28"/>
+              </w:rPr>
+              <w:t>對登入使用者進行身分確認，防範非授權存取。</w:t>
+            </w:r>
+          </w:p>
+          <w:p>
+            <w:pPr>
+              <w:widowControl w:val="0"/>
+              <w:spacing w:line="240" w:lineRule="auto"/>
+              <w:rPr>
+                <w:rFonts w:ascii="標楷體" w:eastAsia="標楷體" w:hAnsi="標楷體" w:cs="標楷體"/>
+                <w:sz w:val="28"/>
+                <w:szCs w:val="28"/>
+              </w:rPr>
+            </w:pPr>
+            <w:r>
+              <w:rPr>
+                <w:rFonts w:ascii="標楷體" w:eastAsia="標楷體" w:hAnsi="標楷體" w:cs="標楷體" w:hint="eastAsia"/>
+                <w:sz w:val="28"/>
+                <w:szCs w:val="28"/>
+              </w:rPr>
+              <w:t>1.1.2.1</w:t>
+            </w:r>
+            <w:r>
+              <w:rPr>
+                <w:rFonts w:ascii="標楷體" w:eastAsia="標楷體" w:hAnsi="標楷體" w:cs="標楷體"/>
+                <w:sz w:val="28"/>
+                <w:szCs w:val="28"/>
+              </w:rPr>
+              <w:t>更改密碼</w:t>
+            </w:r>
+            <w:r>
+              <w:rPr>
+                <w:rFonts w:ascii="標楷體" w:eastAsia="標楷體" w:hAnsi="標楷體" w:cs="標楷體" w:hint="eastAsia"/>
+                <w:sz w:val="28"/>
+                <w:szCs w:val="28"/>
+              </w:rPr>
+              <w:t>：</w:t>
+            </w:r>
+            <w:r>
+              <w:rPr>
+                <w:rFonts w:ascii="標楷體" w:eastAsia="標楷體" w:hAnsi="標楷體" w:cs="標楷體"/>
+                <w:sz w:val="28"/>
+                <w:szCs w:val="28"/>
+              </w:rPr>
+              <w:t>提供已註冊使用者修改、重設其登入密碼的機制。</w:t>
+            </w:r>
+          </w:p>
+          <w:p>
+            <w:pPr>
+              <w:widowControl w:val="0"/>
+              <w:spacing w:line="240" w:lineRule="auto"/>
+              <w:rPr>
+                <w:rFonts w:ascii="標楷體" w:eastAsia="標楷體" w:hAnsi="標楷體" w:cs="標楷體" w:hint="eastAsia"/>
+                <w:sz w:val="28"/>
+                <w:szCs w:val="28"/>
+              </w:rPr>
+            </w:pPr>
+            <w:r>
+              <w:rPr>
+                <w:rFonts w:ascii="標楷體" w:eastAsia="標楷體" w:hAnsi="標楷體" w:cs="標楷體" w:hint="eastAsia"/>
+                <w:sz w:val="28"/>
+                <w:szCs w:val="28"/>
+              </w:rPr>
+              <w:t>1.1.2.2</w:t>
+            </w:r>
+            <w:r>
+              <w:rPr>
+                <w:rFonts w:ascii="標楷體" w:eastAsia="標楷體" w:hAnsi="標楷體" w:cs="標楷體"/>
+                <w:sz w:val="28"/>
+                <w:szCs w:val="28"/>
+              </w:rPr>
+              <w:t>雙因子驗證</w:t>
+            </w:r>
+            <w:r>
+              <w:rPr>
+                <w:rFonts w:ascii="標楷體" w:eastAsia="標楷體" w:hAnsi="標楷體" w:cs="標楷體" w:hint="eastAsia"/>
+                <w:sz w:val="28"/>
+                <w:szCs w:val="28"/>
+              </w:rPr>
+              <w:t>：</w:t>
+            </w:r>
+            <w:r>
+              <w:rPr>
+                <w:rFonts w:ascii="標楷體" w:eastAsia="標楷體" w:hAnsi="標楷體" w:cs="標楷體"/>
+                <w:sz w:val="28"/>
+                <w:szCs w:val="28"/>
+              </w:rPr>
+              <w:t>登入或敏感操作時，透過第二種驗證方式（如驗證碼）提升帳號安全性。</w:t>
             </w:r>
           </w:p>
         </w:tc>
@@ -21808,7 +22033,7 @@
         </w:trPr>
         <w:tc>
           <w:tcPr>
-            <w:tcW w:w="840" w:type="dxa"/>
+            <w:tcW w:w="699" w:type="dxa"/>
             <w:vMerge/>
             <w:shd w:val="clear" w:color="auto" w:fill="auto"/>
             <w:tcMar>
@@ -21839,7 +22064,7 @@
         </w:tc>
         <w:tc>
           <w:tcPr>
-            <w:tcW w:w="1575" w:type="dxa"/>
+            <w:tcW w:w="1716" w:type="dxa"/>
             <w:vMerge/>
             <w:shd w:val="clear" w:color="auto" w:fill="auto"/>
             <w:tcMar>
@@ -21894,7 +22119,7 @@
                 <w:sz w:val="28"/>
                 <w:szCs w:val="28"/>
               </w:rPr>
-              <w:t xml:space="preserve">1.2 身份驗證：系統提供嚴謹的身份驗證機制，除基礎帳號密碼外，全面整合 </w:t>
+              <w:t xml:space="preserve">1.2 </w:t>
             </w:r>
             <w:r>
               <w:rPr>
@@ -21902,85 +22127,35 @@
                 <w:sz w:val="28"/>
                 <w:szCs w:val="28"/>
               </w:rPr>
-              <w:t>E</w:t>
-            </w:r>
-            <w:r>
-              <w:rPr>
-                <w:rFonts w:ascii="標楷體" w:eastAsia="標楷體" w:hAnsi="標楷體" w:cs="標楷體"/>
-                <w:sz w:val="28"/>
-                <w:szCs w:val="28"/>
-              </w:rPr>
-              <w:t xml:space="preserve">mail 發送 OTP (一次性密碼) 驗證。包含： </w:t>
-            </w:r>
-          </w:p>
-          <w:p>
-            <w:pPr>
-              <w:widowControl w:val="0"/>
-              <w:spacing w:line="240" w:lineRule="auto"/>
-              <w:rPr>
-                <w:rFonts w:ascii="標楷體" w:eastAsia="標楷體" w:hAnsi="標楷體" w:cs="標楷體"/>
-                <w:sz w:val="28"/>
-                <w:szCs w:val="28"/>
-              </w:rPr>
-            </w:pPr>
-            <w:r>
-              <w:rPr>
-                <w:rFonts w:ascii="標楷體" w:eastAsia="標楷體" w:hAnsi="標楷體" w:cs="標楷體"/>
-                <w:sz w:val="28"/>
-                <w:szCs w:val="28"/>
-              </w:rPr>
-              <w:t>1.2.1 更改密碼：包含「</w:t>
-            </w:r>
-            <w:r>
-              <w:rPr>
-                <w:rFonts w:ascii="標楷體" w:eastAsia="標楷體" w:hAnsi="標楷體" w:cs="標楷體"/>
-                <w:sz w:val="28"/>
-                <w:szCs w:val="28"/>
-              </w:rPr>
-              <w:t>忘記密碼</w:t>
-            </w:r>
-            <w:r>
-              <w:rPr>
-                <w:rFonts w:ascii="標楷體" w:eastAsia="標楷體" w:hAnsi="標楷體" w:cs="標楷體"/>
-                <w:sz w:val="28"/>
-                <w:szCs w:val="28"/>
-              </w:rPr>
-              <w:t>」與「登入後修改」兩類情境。系統將利用</w:t>
-            </w:r>
-            <w:r>
-              <w:rPr>
-                <w:rFonts w:ascii="標楷體" w:eastAsia="標楷體" w:hAnsi="標楷體" w:cs="標楷體" w:hint="eastAsia"/>
-                <w:sz w:val="28"/>
-                <w:szCs w:val="28"/>
-              </w:rPr>
-              <w:t>E</w:t>
-            </w:r>
-            <w:r>
-              <w:rPr>
-                <w:rFonts w:ascii="標楷體" w:eastAsia="標楷體" w:hAnsi="標楷體" w:cs="標楷體"/>
-                <w:sz w:val="28"/>
-                <w:szCs w:val="28"/>
-              </w:rPr>
-              <w:t>mail OTP 傳送修改</w:t>
-            </w:r>
-            <w:proofErr w:type="gramStart"/>
-            <w:r>
-              <w:rPr>
-                <w:rFonts w:ascii="標楷體" w:eastAsia="標楷體" w:hAnsi="標楷體" w:cs="標楷體"/>
-                <w:sz w:val="28"/>
-                <w:szCs w:val="28"/>
-              </w:rPr>
-              <w:t>驗整碼</w:t>
-            </w:r>
-            <w:proofErr w:type="gramEnd"/>
-            <w:r>
-              <w:rPr>
-                <w:rFonts w:ascii="標楷體" w:eastAsia="標楷體" w:hAnsi="標楷體" w:cs="標楷體"/>
-                <w:sz w:val="28"/>
-                <w:szCs w:val="28"/>
-              </w:rPr>
-              <w:t>，修改完成後未登入狀態須強制重新登入以策</w:t>
-            </w:r>
+              <w:t>匿名使用者</w:t>
+            </w:r>
+            <w:r>
+              <w:rPr>
+                <w:rFonts w:ascii="標楷體" w:eastAsia="標楷體" w:hAnsi="標楷體" w:cs="標楷體"/>
+                <w:sz w:val="28"/>
+                <w:szCs w:val="28"/>
+              </w:rPr>
+              <w:t>：</w:t>
+            </w:r>
+            <w:r>
+              <w:rPr>
+                <w:rFonts w:ascii="標楷體" w:eastAsia="標楷體" w:hAnsi="標楷體" w:cs="標楷體"/>
+                <w:sz w:val="28"/>
+                <w:szCs w:val="28"/>
+              </w:rPr>
+              <w:t>處理免登入或不具名狀態下的使用者操作邏輯。</w:t>
+            </w:r>
+          </w:p>
+          <w:p>
+            <w:pPr>
+              <w:widowControl w:val="0"/>
+              <w:spacing w:line="240" w:lineRule="auto"/>
+              <w:rPr>
+                <w:rFonts w:ascii="標楷體" w:eastAsia="標楷體" w:hAnsi="標楷體" w:cs="標楷體"/>
+                <w:sz w:val="28"/>
+                <w:szCs w:val="28"/>
+              </w:rPr>
+            </w:pPr>
             <w:r>
               <w:rPr>
                 <w:rFonts w:ascii="標楷體" w:eastAsia="標楷體" w:hAnsi="標楷體" w:cs="標楷體"/>
@@ -21988,42 +22163,31 @@
                 <w:szCs w:val="28"/>
               </w:rPr>
               <w:lastRenderedPageBreak/>
-              <w:t xml:space="preserve">安全；登入狀態則直接套用新密碼，無須中斷當前作業。 </w:t>
-            </w:r>
-          </w:p>
-          <w:p>
-            <w:pPr>
-              <w:widowControl w:val="0"/>
-              <w:spacing w:line="240" w:lineRule="auto"/>
-              <w:rPr>
-                <w:rFonts w:ascii="標楷體" w:eastAsia="標楷體" w:hAnsi="標楷體" w:cs="標楷體"/>
-                <w:sz w:val="28"/>
-                <w:szCs w:val="28"/>
-              </w:rPr>
-            </w:pPr>
-            <w:r>
-              <w:rPr>
-                <w:rFonts w:ascii="標楷體" w:eastAsia="標楷體" w:hAnsi="標楷體" w:cs="標楷體"/>
-                <w:sz w:val="28"/>
-                <w:szCs w:val="28"/>
-              </w:rPr>
-              <w:t>1.2.2 雙因子驗證：開啟後需要帳號密碼和</w:t>
-            </w:r>
-            <w:r>
-              <w:rPr>
-                <w:rFonts w:ascii="標楷體" w:eastAsia="標楷體" w:hAnsi="標楷體" w:cs="標楷體" w:hint="eastAsia"/>
-                <w:sz w:val="28"/>
-                <w:szCs w:val="28"/>
-              </w:rPr>
-              <w:t>E</w:t>
-            </w:r>
-            <w:r>
-              <w:rPr>
-                <w:rFonts w:ascii="標楷體" w:eastAsia="標楷體" w:hAnsi="標楷體" w:cs="標楷體"/>
-                <w:sz w:val="28"/>
-                <w:szCs w:val="28"/>
-              </w:rPr>
-              <w:t>mail OTP雙重驗證</w:t>
+              <w:t xml:space="preserve">1.2.1 </w:t>
+            </w:r>
+            <w:r>
+              <w:rPr>
+                <w:rFonts w:ascii="標楷體" w:eastAsia="標楷體" w:hAnsi="標楷體" w:cs="標楷體"/>
+                <w:sz w:val="28"/>
+                <w:szCs w:val="28"/>
+              </w:rPr>
+              <w:t>匿名填寫問卷</w:t>
+            </w:r>
+            <w:r>
+              <w:rPr>
+                <w:rFonts w:ascii="標楷體" w:eastAsia="標楷體" w:hAnsi="標楷體" w:cs="標楷體"/>
+                <w:sz w:val="28"/>
+                <w:szCs w:val="28"/>
+              </w:rPr>
+              <w:t>：</w:t>
+            </w:r>
+            <w:r>
+              <w:rPr>
+                <w:rFonts w:ascii="標楷體" w:eastAsia="標楷體" w:hAnsi="標楷體" w:cs="標楷體"/>
+                <w:sz w:val="28"/>
+                <w:szCs w:val="28"/>
+              </w:rPr>
+              <w:t>允許未登入或選擇隱藏身分的使用者直接進行問卷填寫。</w:t>
             </w:r>
           </w:p>
         </w:tc>
@@ -22034,7 +22198,7 @@
         </w:trPr>
         <w:tc>
           <w:tcPr>
-            <w:tcW w:w="840" w:type="dxa"/>
+            <w:tcW w:w="699" w:type="dxa"/>
             <w:vMerge/>
             <w:shd w:val="clear" w:color="auto" w:fill="auto"/>
             <w:tcMar>
@@ -22065,7 +22229,7 @@
         </w:tc>
         <w:tc>
           <w:tcPr>
-            <w:tcW w:w="1575" w:type="dxa"/>
+            <w:tcW w:w="1716" w:type="dxa"/>
             <w:vMerge/>
             <w:shd w:val="clear" w:color="auto" w:fill="auto"/>
             <w:tcMar>
@@ -22121,19 +22285,19 @@
                 <w:sz w:val="28"/>
                 <w:szCs w:val="28"/>
               </w:rPr>
-              <w:t>1.3 身份資料編輯：使用者可隨時維護個人基本資訊（如姓名、聯繫方式）。</w:t>
+              <w:t>1.3 身份資料編輯：使用者可隨時維護個人基本資訊。</w:t>
             </w:r>
           </w:p>
         </w:tc>
       </w:tr>
       <w:tr>
         <w:trPr>
-          <w:trHeight w:val="520"/>
+          <w:trHeight w:val="1080"/>
         </w:trPr>
         <w:tc>
           <w:tcPr>
-            <w:tcW w:w="840" w:type="dxa"/>
-            <w:vMerge/>
+            <w:tcW w:w="699" w:type="dxa"/>
+            <w:vMerge w:val="restart"/>
             <w:shd w:val="clear" w:color="auto" w:fill="auto"/>
             <w:tcMar>
               <w:top w:w="100" w:type="dxa"/>
@@ -22155,15 +22319,257 @@
               <w:spacing w:line="240" w:lineRule="auto"/>
               <w:rPr>
                 <w:rFonts w:ascii="標楷體" w:eastAsia="標楷體" w:hAnsi="標楷體" w:cs="標楷體"/>
-                <w:sz w:val="32"/>
-                <w:szCs w:val="32"/>
-              </w:rPr>
-            </w:pPr>
-          </w:p>
-        </w:tc>
-        <w:tc>
-          <w:tcPr>
-            <w:tcW w:w="1575" w:type="dxa"/>
+                <w:sz w:val="30"/>
+                <w:szCs w:val="30"/>
+              </w:rPr>
+            </w:pPr>
+            <w:r>
+              <w:rPr>
+                <w:rFonts w:ascii="標楷體" w:eastAsia="標楷體" w:hAnsi="標楷體" w:cs="標楷體"/>
+                <w:sz w:val="30"/>
+                <w:szCs w:val="30"/>
+              </w:rPr>
+              <w:t>A02</w:t>
+            </w:r>
+          </w:p>
+        </w:tc>
+        <w:tc>
+          <w:tcPr>
+            <w:tcW w:w="1716" w:type="dxa"/>
+            <w:vMerge w:val="restart"/>
+            <w:shd w:val="clear" w:color="auto" w:fill="auto"/>
+            <w:tcMar>
+              <w:top w:w="100" w:type="dxa"/>
+              <w:left w:w="100" w:type="dxa"/>
+              <w:bottom w:w="100" w:type="dxa"/>
+              <w:right w:w="100" w:type="dxa"/>
+            </w:tcMar>
+          </w:tcPr>
+          <w:p>
+            <w:pPr>
+              <w:widowControl w:val="0"/>
+              <w:spacing w:line="240" w:lineRule="auto"/>
+              <w:rPr>
+                <w:rFonts w:ascii="標楷體" w:eastAsia="標楷體" w:hAnsi="標楷體" w:cs="標楷體"/>
+                <w:sz w:val="30"/>
+                <w:szCs w:val="30"/>
+                <w:lang w:val="en-US"/>
+              </w:rPr>
+            </w:pPr>
+            <w:r>
+              <w:rPr>
+                <w:rFonts w:ascii="標楷體" w:eastAsia="標楷體" w:hAnsi="標楷體" w:cs="標楷體"/>
+                <w:sz w:val="30"/>
+                <w:szCs w:val="30"/>
+                <w:lang w:val="en-US"/>
+              </w:rPr>
+              <w:t>Data Management</w:t>
+            </w:r>
+          </w:p>
+          <w:p>
+            <w:pPr>
+              <w:widowControl w:val="0"/>
+              <w:spacing w:line="240" w:lineRule="auto"/>
+              <w:rPr>
+                <w:rFonts w:ascii="標楷體" w:eastAsia="標楷體" w:hAnsi="標楷體" w:cs="標楷體"/>
+                <w:sz w:val="30"/>
+                <w:szCs w:val="30"/>
+              </w:rPr>
+            </w:pPr>
+          </w:p>
+        </w:tc>
+        <w:tc>
+          <w:tcPr>
+            <w:tcW w:w="6585" w:type="dxa"/>
+            <w:shd w:val="clear" w:color="auto" w:fill="auto"/>
+            <w:tcMar>
+              <w:top w:w="100" w:type="dxa"/>
+              <w:left w:w="100" w:type="dxa"/>
+              <w:bottom w:w="100" w:type="dxa"/>
+              <w:right w:w="100" w:type="dxa"/>
+            </w:tcMar>
+          </w:tcPr>
+          <w:p>
+            <w:pPr>
+              <w:widowControl w:val="0"/>
+              <w:spacing w:line="240" w:lineRule="auto"/>
+              <w:rPr>
+                <w:rFonts w:ascii="標楷體" w:eastAsia="標楷體" w:hAnsi="標楷體" w:cs="標楷體"/>
+                <w:sz w:val="28"/>
+                <w:szCs w:val="28"/>
+              </w:rPr>
+            </w:pPr>
+            <w:r>
+              <w:rPr>
+                <w:rFonts w:ascii="標楷體" w:eastAsia="標楷體" w:hAnsi="標楷體" w:cs="標楷體"/>
+                <w:sz w:val="28"/>
+                <w:szCs w:val="28"/>
+              </w:rPr>
+              <w:t xml:space="preserve">2.1 </w:t>
+            </w:r>
+            <w:r>
+              <w:rPr>
+                <w:rFonts w:ascii="標楷體" w:eastAsia="標楷體" w:hAnsi="標楷體" w:cs="標楷體"/>
+                <w:sz w:val="28"/>
+                <w:szCs w:val="28"/>
+              </w:rPr>
+              <w:t>專案儲存庫</w:t>
+            </w:r>
+            <w:r>
+              <w:rPr>
+                <w:rFonts w:ascii="標楷體" w:eastAsia="標楷體" w:hAnsi="標楷體" w:cs="標楷體"/>
+                <w:sz w:val="28"/>
+                <w:szCs w:val="28"/>
+              </w:rPr>
+              <w:t>：</w:t>
+            </w:r>
+            <w:r>
+              <w:rPr>
+                <w:rFonts w:ascii="標楷體" w:eastAsia="標楷體" w:hAnsi="標楷體" w:cs="標楷體"/>
+                <w:sz w:val="28"/>
+                <w:szCs w:val="28"/>
+              </w:rPr>
+              <w:t>集中管理使用者所擁有的所有專案與作品。</w:t>
+            </w:r>
+          </w:p>
+          <w:p>
+            <w:pPr>
+              <w:widowControl w:val="0"/>
+              <w:spacing w:line="240" w:lineRule="auto"/>
+              <w:rPr>
+                <w:rFonts w:ascii="標楷體" w:eastAsia="標楷體" w:hAnsi="標楷體" w:cs="標楷體"/>
+                <w:sz w:val="28"/>
+                <w:szCs w:val="28"/>
+              </w:rPr>
+            </w:pPr>
+            <w:r>
+              <w:rPr>
+                <w:rFonts w:ascii="標楷體" w:eastAsia="標楷體" w:hAnsi="標楷體" w:cs="標楷體" w:hint="eastAsia"/>
+                <w:sz w:val="28"/>
+                <w:szCs w:val="28"/>
+              </w:rPr>
+              <w:t>2.1.1</w:t>
+            </w:r>
+            <w:r>
+              <w:rPr>
+                <w:rFonts w:ascii="標楷體" w:eastAsia="標楷體" w:hAnsi="標楷體" w:cs="標楷體"/>
+                <w:sz w:val="28"/>
+                <w:szCs w:val="28"/>
+              </w:rPr>
+              <w:t>歷史專案</w:t>
+            </w:r>
+            <w:r>
+              <w:rPr>
+                <w:rFonts w:ascii="標楷體" w:eastAsia="標楷體" w:hAnsi="標楷體" w:cs="標楷體" w:hint="eastAsia"/>
+                <w:sz w:val="28"/>
+                <w:szCs w:val="28"/>
+              </w:rPr>
+              <w:t>：</w:t>
+            </w:r>
+            <w:r>
+              <w:rPr>
+                <w:rFonts w:ascii="標楷體" w:eastAsia="標楷體" w:hAnsi="標楷體" w:cs="標楷體"/>
+                <w:sz w:val="28"/>
+                <w:szCs w:val="28"/>
+              </w:rPr>
+              <w:t>提供使用者查看、檢索過去已建立或執行過的歷史專案紀錄。</w:t>
+            </w:r>
+          </w:p>
+          <w:p>
+            <w:pPr>
+              <w:widowControl w:val="0"/>
+              <w:spacing w:line="240" w:lineRule="auto"/>
+              <w:rPr>
+                <w:rFonts w:ascii="標楷體" w:eastAsia="標楷體" w:hAnsi="標楷體" w:cs="標楷體"/>
+                <w:sz w:val="28"/>
+                <w:szCs w:val="28"/>
+              </w:rPr>
+            </w:pPr>
+            <w:r>
+              <w:rPr>
+                <w:rFonts w:ascii="標楷體" w:eastAsia="標楷體" w:hAnsi="標楷體" w:cs="標楷體" w:hint="eastAsia"/>
+                <w:sz w:val="28"/>
+                <w:szCs w:val="28"/>
+              </w:rPr>
+              <w:t>2.1.2</w:t>
+            </w:r>
+            <w:r>
+              <w:rPr>
+                <w:rFonts w:ascii="標楷體" w:eastAsia="標楷體" w:hAnsi="標楷體" w:cs="標楷體"/>
+                <w:sz w:val="28"/>
+                <w:szCs w:val="28"/>
+              </w:rPr>
+              <w:t>專案搜尋</w:t>
+            </w:r>
+            <w:r>
+              <w:rPr>
+                <w:rFonts w:ascii="標楷體" w:eastAsia="標楷體" w:hAnsi="標楷體" w:cs="標楷體" w:hint="eastAsia"/>
+                <w:sz w:val="28"/>
+                <w:szCs w:val="28"/>
+              </w:rPr>
+              <w:t>：</w:t>
+            </w:r>
+            <w:r>
+              <w:rPr>
+                <w:rFonts w:ascii="標楷體" w:eastAsia="標楷體" w:hAnsi="標楷體" w:cs="標楷體"/>
+                <w:sz w:val="28"/>
+                <w:szCs w:val="28"/>
+              </w:rPr>
+              <w:t>支援使用者透過關鍵字或條件篩選，快速尋找特定的專案。</w:t>
+            </w:r>
+          </w:p>
+          <w:p>
+            <w:pPr>
+              <w:widowControl w:val="0"/>
+              <w:spacing w:line="240" w:lineRule="auto"/>
+              <w:rPr>
+                <w:rFonts w:ascii="標楷體" w:eastAsia="標楷體" w:hAnsi="標楷體" w:cs="標楷體" w:hint="eastAsia"/>
+                <w:sz w:val="28"/>
+                <w:szCs w:val="28"/>
+              </w:rPr>
+            </w:pPr>
+            <w:r>
+              <w:rPr>
+                <w:rFonts w:ascii="標楷體" w:eastAsia="標楷體" w:hAnsi="標楷體" w:cs="標楷體" w:hint="eastAsia"/>
+                <w:sz w:val="28"/>
+                <w:szCs w:val="28"/>
+              </w:rPr>
+              <w:t>2.1.3</w:t>
+            </w:r>
+            <w:r>
+              <w:rPr>
+                <w:rFonts w:ascii="標楷體" w:eastAsia="標楷體" w:hAnsi="標楷體" w:cs="標楷體"/>
+                <w:sz w:val="28"/>
+                <w:szCs w:val="28"/>
+              </w:rPr>
+              <w:t>作品集管理</w:t>
+            </w:r>
+            <w:r>
+              <w:rPr>
+                <w:rFonts w:ascii="標楷體" w:eastAsia="標楷體" w:hAnsi="標楷體" w:cs="標楷體" w:hint="eastAsia"/>
+                <w:sz w:val="28"/>
+                <w:szCs w:val="28"/>
+              </w:rPr>
+              <w:t>：</w:t>
+            </w:r>
+            <w:r>
+              <w:rPr>
+                <w:rFonts w:ascii="標楷體" w:eastAsia="標楷體" w:hAnsi="標楷體" w:cs="標楷體"/>
+                <w:sz w:val="28"/>
+                <w:szCs w:val="28"/>
+              </w:rPr>
+              <w:t>允許使用者將多個專案成果進行歸檔、分類與整合展示管理。</w:t>
+            </w:r>
+          </w:p>
+        </w:tc>
+      </w:tr>
+      <w:tr>
+        <w:trPr>
+          <w:trHeight w:val="520"/>
+        </w:trPr>
+        <w:tc>
+          <w:tcPr>
+            <w:tcW w:w="699" w:type="dxa"/>
             <w:vMerge/>
             <w:shd w:val="clear" w:color="auto" w:fill="auto"/>
             <w:tcMar>
@@ -22194,44 +22600,8 @@
         </w:tc>
         <w:tc>
           <w:tcPr>
-            <w:tcW w:w="6585" w:type="dxa"/>
-            <w:shd w:val="clear" w:color="auto" w:fill="auto"/>
-            <w:tcMar>
-              <w:top w:w="100" w:type="dxa"/>
-              <w:left w:w="100" w:type="dxa"/>
-              <w:bottom w:w="100" w:type="dxa"/>
-              <w:right w:w="100" w:type="dxa"/>
-            </w:tcMar>
-          </w:tcPr>
-          <w:p>
-            <w:pPr>
-              <w:widowControl w:val="0"/>
-              <w:spacing w:line="240" w:lineRule="auto"/>
-              <w:rPr>
-                <w:rFonts w:ascii="標楷體" w:eastAsia="標楷體" w:hAnsi="標楷體" w:cs="標楷體"/>
-                <w:sz w:val="28"/>
-                <w:szCs w:val="28"/>
-              </w:rPr>
-            </w:pPr>
-            <w:r>
-              <w:rPr>
-                <w:rFonts w:ascii="標楷體" w:eastAsia="標楷體" w:hAnsi="標楷體" w:cs="標楷體"/>
-                <w:sz w:val="28"/>
-                <w:szCs w:val="28"/>
-              </w:rPr>
-              <w:t>1.4 安全管理：提供用戶管理帳戶安全之功能，包含定期修改登入密碼，並確保所有文字資料在處理過程中符合去識別化的隱私規範 。</w:t>
-            </w:r>
-          </w:p>
-        </w:tc>
-      </w:tr>
-      <w:tr>
-        <w:trPr>
-          <w:trHeight w:val="1080"/>
-        </w:trPr>
-        <w:tc>
-          <w:tcPr>
-            <w:tcW w:w="840" w:type="dxa"/>
-            <w:vMerge w:val="restart"/>
+            <w:tcW w:w="1716" w:type="dxa"/>
+            <w:vMerge/>
             <w:shd w:val="clear" w:color="auto" w:fill="auto"/>
             <w:tcMar>
               <w:top w:w="100" w:type="dxa"/>
@@ -22253,50 +22623,10 @@
               <w:spacing w:line="240" w:lineRule="auto"/>
               <w:rPr>
                 <w:rFonts w:ascii="標楷體" w:eastAsia="標楷體" w:hAnsi="標楷體" w:cs="標楷體"/>
-                <w:sz w:val="30"/>
-                <w:szCs w:val="30"/>
-              </w:rPr>
-            </w:pPr>
-            <w:r>
-              <w:rPr>
-                <w:rFonts w:ascii="標楷體" w:eastAsia="標楷體" w:hAnsi="標楷體" w:cs="標楷體"/>
-                <w:sz w:val="30"/>
-                <w:szCs w:val="30"/>
-              </w:rPr>
-              <w:t>A02</w:t>
-            </w:r>
-          </w:p>
-        </w:tc>
-        <w:tc>
-          <w:tcPr>
-            <w:tcW w:w="1575" w:type="dxa"/>
-            <w:vMerge w:val="restart"/>
-            <w:shd w:val="clear" w:color="auto" w:fill="auto"/>
-            <w:tcMar>
-              <w:top w:w="100" w:type="dxa"/>
-              <w:left w:w="100" w:type="dxa"/>
-              <w:bottom w:w="100" w:type="dxa"/>
-              <w:right w:w="100" w:type="dxa"/>
-            </w:tcMar>
-          </w:tcPr>
-          <w:p>
-            <w:pPr>
-              <w:widowControl w:val="0"/>
-              <w:spacing w:line="240" w:lineRule="auto"/>
-              <w:rPr>
-                <w:rFonts w:ascii="標楷體" w:eastAsia="標楷體" w:hAnsi="標楷體" w:cs="標楷體"/>
-                <w:sz w:val="30"/>
-                <w:szCs w:val="30"/>
-              </w:rPr>
-            </w:pPr>
-            <w:r>
-              <w:rPr>
-                <w:rFonts w:ascii="標楷體" w:eastAsia="標楷體" w:hAnsi="標楷體" w:cs="標楷體"/>
-                <w:sz w:val="30"/>
-                <w:szCs w:val="30"/>
-              </w:rPr>
-              <w:t>Workspace</w:t>
-            </w:r>
+                <w:sz w:val="32"/>
+                <w:szCs w:val="32"/>
+              </w:rPr>
+            </w:pPr>
           </w:p>
         </w:tc>
         <w:tc>
@@ -22326,7 +22656,31 @@
                 <w:sz w:val="28"/>
                 <w:szCs w:val="28"/>
               </w:rPr>
-              <w:t>2.1 建立新專案：使用者可建立新專案並上傳問卷文字資料進行分析 。</w:t>
+              <w:t xml:space="preserve">2.2 </w:t>
+            </w:r>
+            <w:r>
+              <w:rPr>
+                <w:rFonts w:ascii="標楷體" w:eastAsia="標楷體" w:hAnsi="標楷體" w:cs="標楷體"/>
+                <w:sz w:val="28"/>
+                <w:szCs w:val="28"/>
+              </w:rPr>
+              <w:t>新增問卷專案</w:t>
+            </w:r>
+            <w:r>
+              <w:rPr>
+                <w:rFonts w:ascii="標楷體" w:eastAsia="標楷體" w:hAnsi="標楷體" w:cs="標楷體"/>
+                <w:sz w:val="28"/>
+                <w:szCs w:val="28"/>
+              </w:rPr>
+              <w:t>：</w:t>
+            </w:r>
+            <w:r>
+              <w:rPr>
+                <w:rFonts w:ascii="標楷體" w:eastAsia="標楷體" w:hAnsi="標楷體" w:cs="標楷體"/>
+                <w:sz w:val="28"/>
+                <w:szCs w:val="28"/>
+              </w:rPr>
+              <w:t>提供介面與引導工具，供使用者建立全新的問卷調查專案。</w:t>
             </w:r>
           </w:p>
         </w:tc>
@@ -22337,7 +22691,7 @@
         </w:trPr>
         <w:tc>
           <w:tcPr>
-            <w:tcW w:w="840" w:type="dxa"/>
+            <w:tcW w:w="699" w:type="dxa"/>
             <w:vMerge/>
             <w:shd w:val="clear" w:color="auto" w:fill="auto"/>
             <w:tcMar>
@@ -22368,7 +22722,7 @@
         </w:tc>
         <w:tc>
           <w:tcPr>
-            <w:tcW w:w="1575" w:type="dxa"/>
+            <w:tcW w:w="1716" w:type="dxa"/>
             <w:vMerge/>
             <w:shd w:val="clear" w:color="auto" w:fill="auto"/>
             <w:tcMar>
@@ -22424,7 +22778,117 @@
                 <w:sz w:val="28"/>
                 <w:szCs w:val="28"/>
               </w:rPr>
-              <w:t>2.2 歷史專案：使用者可查看並管理過去已完成的分析紀錄與報告 。</w:t>
+              <w:t xml:space="preserve">2.3 </w:t>
+            </w:r>
+            <w:r>
+              <w:rPr>
+                <w:rFonts w:ascii="標楷體" w:eastAsia="標楷體" w:hAnsi="標楷體" w:cs="標楷體"/>
+                <w:sz w:val="28"/>
+                <w:szCs w:val="28"/>
+              </w:rPr>
+              <w:t>分析</w:t>
+            </w:r>
+            <w:r>
+              <w:rPr>
+                <w:rFonts w:ascii="標楷體" w:eastAsia="標楷體" w:hAnsi="標楷體" w:cs="標楷體"/>
+                <w:sz w:val="28"/>
+                <w:szCs w:val="28"/>
+              </w:rPr>
+              <w:t>：</w:t>
+            </w:r>
+            <w:r>
+              <w:rPr>
+                <w:rFonts w:ascii="標楷體" w:eastAsia="標楷體" w:hAnsi="標楷體" w:cs="標楷體"/>
+                <w:sz w:val="28"/>
+                <w:szCs w:val="28"/>
+              </w:rPr>
+              <w:t>針對專案數據進行後續的運算處理與協作。</w:t>
+            </w:r>
+          </w:p>
+          <w:p>
+            <w:pPr>
+              <w:widowControl w:val="0"/>
+              <w:spacing w:line="240" w:lineRule="auto"/>
+              <w:rPr>
+                <w:rFonts w:ascii="標楷體" w:eastAsia="標楷體" w:hAnsi="標楷體" w:cs="標楷體"/>
+                <w:sz w:val="28"/>
+                <w:szCs w:val="28"/>
+              </w:rPr>
+            </w:pPr>
+            <w:r>
+              <w:rPr>
+                <w:rFonts w:ascii="標楷體" w:eastAsia="標楷體" w:hAnsi="標楷體" w:cs="標楷體" w:hint="eastAsia"/>
+                <w:sz w:val="28"/>
+                <w:szCs w:val="28"/>
+              </w:rPr>
+              <w:t>2.3.1</w:t>
+            </w:r>
+            <w:r>
+              <w:rPr>
+                <w:rFonts w:ascii="標楷體" w:eastAsia="標楷體" w:hAnsi="標楷體" w:cs="標楷體"/>
+                <w:sz w:val="28"/>
+                <w:szCs w:val="28"/>
+              </w:rPr>
+              <w:t>數據分析功能</w:t>
+            </w:r>
+            <w:r>
+              <w:rPr>
+                <w:rFonts w:ascii="標楷體" w:eastAsia="標楷體" w:hAnsi="標楷體" w:cs="標楷體" w:hint="eastAsia"/>
+                <w:sz w:val="28"/>
+                <w:szCs w:val="28"/>
+              </w:rPr>
+              <w:t>：</w:t>
+            </w:r>
+            <w:r>
+              <w:rPr>
+                <w:rFonts w:ascii="標楷體" w:eastAsia="標楷體" w:hAnsi="標楷體" w:cs="標楷體"/>
+                <w:sz w:val="28"/>
+                <w:szCs w:val="28"/>
+              </w:rPr>
+              <w:t>對收集到的問卷或專案數據進行統計、計算與圖表化分析。</w:t>
+            </w:r>
+          </w:p>
+          <w:p>
+            <w:pPr>
+              <w:widowControl w:val="0"/>
+              <w:spacing w:line="240" w:lineRule="auto"/>
+              <w:rPr>
+                <w:rFonts w:ascii="標楷體" w:eastAsia="標楷體" w:hAnsi="標楷體" w:cs="標楷體" w:hint="eastAsia"/>
+                <w:sz w:val="28"/>
+                <w:szCs w:val="28"/>
+              </w:rPr>
+            </w:pPr>
+            <w:r>
+              <w:rPr>
+                <w:rFonts w:ascii="標楷體" w:eastAsia="標楷體" w:hAnsi="標楷體" w:cs="標楷體" w:hint="eastAsia"/>
+                <w:sz w:val="28"/>
+                <w:szCs w:val="28"/>
+              </w:rPr>
+              <w:t>2.3.2</w:t>
+            </w:r>
+            <w:r>
+              <w:rPr>
+                <w:rFonts w:ascii="標楷體" w:eastAsia="標楷體" w:hAnsi="標楷體" w:cs="標楷體"/>
+                <w:sz w:val="28"/>
+                <w:szCs w:val="28"/>
+              </w:rPr>
+              <w:t>專案協作分享</w:t>
+            </w:r>
+            <w:r>
+              <w:rPr>
+                <w:rFonts w:ascii="標楷體" w:eastAsia="標楷體" w:hAnsi="標楷體" w:cs="標楷體" w:hint="eastAsia"/>
+                <w:sz w:val="28"/>
+                <w:szCs w:val="28"/>
+              </w:rPr>
+              <w:t>：</w:t>
+            </w:r>
+            <w:r>
+              <w:rPr>
+                <w:rFonts w:ascii="標楷體" w:eastAsia="標楷體" w:hAnsi="標楷體" w:cs="標楷體" w:hint="eastAsia"/>
+                <w:sz w:val="28"/>
+                <w:szCs w:val="28"/>
+              </w:rPr>
+              <w:t>支援將專案權限分享給其他成員，進行共同編輯或數據檢視。</w:t>
             </w:r>
           </w:p>
         </w:tc>
@@ -22435,7 +22899,7 @@
         </w:trPr>
         <w:tc>
           <w:tcPr>
-            <w:tcW w:w="840" w:type="dxa"/>
+            <w:tcW w:w="699" w:type="dxa"/>
             <w:vMerge/>
             <w:shd w:val="clear" w:color="auto" w:fill="auto"/>
             <w:tcMar>
@@ -22466,7 +22930,7 @@
         </w:tc>
         <w:tc>
           <w:tcPr>
-            <w:tcW w:w="1575" w:type="dxa"/>
+            <w:tcW w:w="1716" w:type="dxa"/>
             <w:vMerge/>
             <w:shd w:val="clear" w:color="auto" w:fill="auto"/>
             <w:tcMar>
@@ -22522,7 +22986,41 @@
                 <w:sz w:val="28"/>
                 <w:szCs w:val="28"/>
               </w:rPr>
-              <w:t>2.3 專案搜尋：使用者可透過關鍵字快速檢索特定的專案檔案 。</w:t>
+              <w:t>2.</w:t>
+            </w:r>
+            <w:r>
+              <w:rPr>
+                <w:rFonts w:ascii="標楷體" w:eastAsia="標楷體" w:hAnsi="標楷體" w:cs="標楷體" w:hint="eastAsia"/>
+                <w:sz w:val="28"/>
+                <w:szCs w:val="28"/>
+              </w:rPr>
+              <w:t>4</w:t>
+            </w:r>
+            <w:r>
+              <w:rPr>
+                <w:rFonts w:ascii="標楷體" w:eastAsia="標楷體" w:hAnsi="標楷體" w:cs="標楷體"/>
+                <w:sz w:val="28"/>
+                <w:szCs w:val="28"/>
+              </w:rPr>
+              <w:t xml:space="preserve"> 最近刪除區：提供專案「軟刪除」功能。使用者刪除專案時，資料將移至回收站並保留 30 天，期間支援</w:t>
+            </w:r>
+            <w:proofErr w:type="gramStart"/>
+            <w:r>
+              <w:rPr>
+                <w:rFonts w:ascii="標楷體" w:eastAsia="標楷體" w:hAnsi="標楷體" w:cs="標楷體"/>
+                <w:sz w:val="28"/>
+                <w:szCs w:val="28"/>
+              </w:rPr>
+              <w:t>一</w:t>
+            </w:r>
+            <w:proofErr w:type="gramEnd"/>
+            <w:r>
+              <w:rPr>
+                <w:rFonts w:ascii="標楷體" w:eastAsia="標楷體" w:hAnsi="標楷體" w:cs="標楷體"/>
+                <w:sz w:val="28"/>
+                <w:szCs w:val="28"/>
+              </w:rPr>
+              <w:t>鍵還原或永久刪除。</w:t>
             </w:r>
           </w:p>
         </w:tc>
@@ -22533,7 +23031,107 @@
         </w:trPr>
         <w:tc>
           <w:tcPr>
-            <w:tcW w:w="840" w:type="dxa"/>
+            <w:tcW w:w="699" w:type="dxa"/>
+            <w:vMerge w:val="restart"/>
+            <w:shd w:val="clear" w:color="auto" w:fill="auto"/>
+            <w:tcMar>
+              <w:top w:w="100" w:type="dxa"/>
+              <w:left w:w="100" w:type="dxa"/>
+              <w:bottom w:w="100" w:type="dxa"/>
+              <w:right w:w="100" w:type="dxa"/>
+            </w:tcMar>
+          </w:tcPr>
+          <w:p>
+            <w:pPr>
+              <w:widowControl w:val="0"/>
+              <w:spacing w:line="240" w:lineRule="auto"/>
+              <w:rPr>
+                <w:rFonts w:ascii="標楷體" w:eastAsia="標楷體" w:hAnsi="標楷體" w:cs="標楷體"/>
+                <w:sz w:val="32"/>
+                <w:szCs w:val="32"/>
+              </w:rPr>
+            </w:pPr>
+            <w:r>
+              <w:rPr>
+                <w:rFonts w:ascii="標楷體" w:eastAsia="標楷體" w:hAnsi="標楷體" w:cs="標楷體"/>
+                <w:sz w:val="32"/>
+                <w:szCs w:val="32"/>
+              </w:rPr>
+              <w:t>A03</w:t>
+            </w:r>
+          </w:p>
+        </w:tc>
+        <w:tc>
+          <w:tcPr>
+            <w:tcW w:w="1716" w:type="dxa"/>
+            <w:vMerge w:val="restart"/>
+            <w:shd w:val="clear" w:color="auto" w:fill="auto"/>
+            <w:tcMar>
+              <w:top w:w="100" w:type="dxa"/>
+              <w:left w:w="100" w:type="dxa"/>
+              <w:bottom w:w="100" w:type="dxa"/>
+              <w:right w:w="100" w:type="dxa"/>
+            </w:tcMar>
+          </w:tcPr>
+          <w:p>
+            <w:pPr>
+              <w:widowControl w:val="0"/>
+              <w:spacing w:line="240" w:lineRule="auto"/>
+              <w:rPr>
+                <w:rFonts w:ascii="標楷體" w:eastAsia="標楷體" w:hAnsi="標楷體" w:cs="標楷體"/>
+                <w:sz w:val="32"/>
+                <w:szCs w:val="32"/>
+              </w:rPr>
+            </w:pPr>
+            <w:r>
+              <w:rPr>
+                <w:rFonts w:ascii="標楷體" w:eastAsia="標楷體" w:hAnsi="標楷體" w:cs="標楷體"/>
+                <w:sz w:val="30"/>
+                <w:szCs w:val="30"/>
+              </w:rPr>
+              <w:t>AI Analysis</w:t>
+            </w:r>
+          </w:p>
+        </w:tc>
+        <w:tc>
+          <w:tcPr>
+            <w:tcW w:w="6585" w:type="dxa"/>
+            <w:shd w:val="clear" w:color="auto" w:fill="auto"/>
+            <w:tcMar>
+              <w:top w:w="100" w:type="dxa"/>
+              <w:left w:w="100" w:type="dxa"/>
+              <w:bottom w:w="100" w:type="dxa"/>
+              <w:right w:w="100" w:type="dxa"/>
+            </w:tcMar>
+          </w:tcPr>
+          <w:p>
+            <w:pPr>
+              <w:widowControl w:val="0"/>
+              <w:spacing w:line="240" w:lineRule="auto"/>
+              <w:rPr>
+                <w:rFonts w:ascii="標楷體" w:eastAsia="標楷體" w:hAnsi="標楷體" w:cs="標楷體"/>
+                <w:sz w:val="28"/>
+                <w:szCs w:val="28"/>
+              </w:rPr>
+            </w:pPr>
+            <w:r>
+              <w:rPr>
+                <w:rFonts w:ascii="標楷體" w:eastAsia="標楷體" w:hAnsi="標楷體" w:cs="標楷體"/>
+                <w:sz w:val="28"/>
+                <w:szCs w:val="28"/>
+              </w:rPr>
+              <w:t>3.1 資料上傳：使用者上傳文本，系統透過 AI 讀取，使數據內容可被有效辨識以供後續分析。</w:t>
+            </w:r>
+          </w:p>
+        </w:tc>
+      </w:tr>
+      <w:tr>
+        <w:trPr>
+          <w:trHeight w:val="520"/>
+        </w:trPr>
+        <w:tc>
+          <w:tcPr>
+            <w:tcW w:w="699" w:type="dxa"/>
             <w:vMerge/>
             <w:shd w:val="clear" w:color="auto" w:fill="auto"/>
             <w:tcMar>
@@ -22564,7 +23162,67 @@
         </w:tc>
         <w:tc>
           <w:tcPr>
-            <w:tcW w:w="1575" w:type="dxa"/>
+            <w:tcW w:w="1716" w:type="dxa"/>
+            <w:vMerge/>
+            <w:shd w:val="clear" w:color="auto" w:fill="auto"/>
+            <w:tcMar>
+              <w:top w:w="100" w:type="dxa"/>
+              <w:left w:w="100" w:type="dxa"/>
+              <w:bottom w:w="100" w:type="dxa"/>
+              <w:right w:w="100" w:type="dxa"/>
+            </w:tcMar>
+          </w:tcPr>
+          <w:p>
+            <w:pPr>
+              <w:widowControl w:val="0"/>
+              <w:spacing w:line="240" w:lineRule="auto"/>
+              <w:rPr>
+                <w:rFonts w:ascii="標楷體" w:eastAsia="標楷體" w:hAnsi="標楷體" w:cs="標楷體"/>
+                <w:sz w:val="32"/>
+                <w:szCs w:val="32"/>
+              </w:rPr>
+            </w:pPr>
+          </w:p>
+        </w:tc>
+        <w:tc>
+          <w:tcPr>
+            <w:tcW w:w="6585" w:type="dxa"/>
+            <w:shd w:val="clear" w:color="auto" w:fill="auto"/>
+            <w:tcMar>
+              <w:top w:w="100" w:type="dxa"/>
+              <w:left w:w="100" w:type="dxa"/>
+              <w:bottom w:w="100" w:type="dxa"/>
+              <w:right w:w="100" w:type="dxa"/>
+            </w:tcMar>
+          </w:tcPr>
+          <w:p>
+            <w:pPr>
+              <w:widowControl w:val="0"/>
+              <w:spacing w:line="240" w:lineRule="auto"/>
+              <w:rPr>
+                <w:rFonts w:ascii="標楷體" w:eastAsia="標楷體" w:hAnsi="標楷體" w:cs="標楷體"/>
+                <w:sz w:val="28"/>
+                <w:szCs w:val="28"/>
+              </w:rPr>
+            </w:pPr>
+            <w:r>
+              <w:rPr>
+                <w:rFonts w:ascii="標楷體" w:eastAsia="標楷體" w:hAnsi="標楷體" w:cs="標楷體"/>
+                <w:sz w:val="28"/>
+                <w:szCs w:val="28"/>
+              </w:rPr>
+              <w:t>3.2 自動分類：利用系統對非結構化文字進行自動清洗與歸類 。</w:t>
+            </w:r>
+          </w:p>
+        </w:tc>
+      </w:tr>
+      <w:tr>
+        <w:trPr>
+          <w:trHeight w:val="520"/>
+        </w:trPr>
+        <w:tc>
+          <w:tcPr>
+            <w:tcW w:w="699" w:type="dxa"/>
             <w:vMerge/>
             <w:shd w:val="clear" w:color="auto" w:fill="auto"/>
             <w:tcMar>
@@ -22595,43 +23253,7 @@
         </w:tc>
         <w:tc>
           <w:tcPr>
-            <w:tcW w:w="6585" w:type="dxa"/>
-            <w:shd w:val="clear" w:color="auto" w:fill="auto"/>
-            <w:tcMar>
-              <w:top w:w="100" w:type="dxa"/>
-              <w:left w:w="100" w:type="dxa"/>
-              <w:bottom w:w="100" w:type="dxa"/>
-              <w:right w:w="100" w:type="dxa"/>
-            </w:tcMar>
-          </w:tcPr>
-          <w:p>
-            <w:pPr>
-              <w:widowControl w:val="0"/>
-              <w:spacing w:line="240" w:lineRule="auto"/>
-              <w:rPr>
-                <w:rFonts w:ascii="標楷體" w:eastAsia="標楷體" w:hAnsi="標楷體" w:cs="標楷體"/>
-                <w:sz w:val="28"/>
-                <w:szCs w:val="28"/>
-              </w:rPr>
-            </w:pPr>
-            <w:r>
-              <w:rPr>
-                <w:rFonts w:ascii="標楷體" w:eastAsia="標楷體" w:hAnsi="標楷體" w:cs="標楷體"/>
-                <w:sz w:val="28"/>
-                <w:szCs w:val="28"/>
-              </w:rPr>
-              <w:t>2.4 專案共享：使用者可邀請他人共同檢視專案。</w:t>
-            </w:r>
-          </w:p>
-        </w:tc>
-      </w:tr>
-      <w:tr>
-        <w:trPr>
-          <w:trHeight w:val="520"/>
-        </w:trPr>
-        <w:tc>
-          <w:tcPr>
-            <w:tcW w:w="840" w:type="dxa"/>
+            <w:tcW w:w="1716" w:type="dxa"/>
             <w:vMerge/>
             <w:shd w:val="clear" w:color="auto" w:fill="auto"/>
             <w:tcMar>
@@ -22662,7 +23284,58 @@
         </w:tc>
         <w:tc>
           <w:tcPr>
-            <w:tcW w:w="1575" w:type="dxa"/>
+            <w:tcW w:w="6585" w:type="dxa"/>
+            <w:tcMar>
+              <w:top w:w="100" w:type="dxa"/>
+              <w:left w:w="100" w:type="dxa"/>
+              <w:bottom w:w="100" w:type="dxa"/>
+              <w:right w:w="100" w:type="dxa"/>
+            </w:tcMar>
+          </w:tcPr>
+          <w:p>
+            <w:pPr>
+              <w:widowControl w:val="0"/>
+              <w:spacing w:line="240" w:lineRule="auto"/>
+              <w:rPr>
+                <w:rFonts w:ascii="標楷體" w:eastAsia="標楷體" w:hAnsi="標楷體" w:cs="標楷體"/>
+                <w:sz w:val="28"/>
+                <w:szCs w:val="28"/>
+              </w:rPr>
+            </w:pPr>
+            <w:r>
+              <w:rPr>
+                <w:rFonts w:ascii="標楷體" w:eastAsia="標楷體" w:hAnsi="標楷體" w:cs="標楷體"/>
+                <w:sz w:val="28"/>
+                <w:szCs w:val="28"/>
+              </w:rPr>
+              <w:t>3.3 總結建議：針對分類結果輸出表</w:t>
+            </w:r>
+            <w:r>
+              <w:rPr>
+                <w:rFonts w:ascii="標楷體" w:eastAsia="標楷體" w:hAnsi="標楷體" w:cs="標楷體" w:hint="eastAsia"/>
+                <w:sz w:val="28"/>
+                <w:szCs w:val="28"/>
+              </w:rPr>
+              <w:t>格式</w:t>
+            </w:r>
+            <w:r>
+              <w:rPr>
+                <w:rFonts w:ascii="標楷體" w:eastAsia="標楷體" w:hAnsi="標楷體" w:cs="標楷體"/>
+                <w:sz w:val="28"/>
+                <w:szCs w:val="28"/>
+              </w:rPr>
+              <w:t>和文字的摘要報告與改善建議 。</w:t>
+            </w:r>
+          </w:p>
+        </w:tc>
+      </w:tr>
+      <w:tr>
+        <w:trPr>
+          <w:trHeight w:val="520"/>
+        </w:trPr>
+        <w:tc>
+          <w:tcPr>
+            <w:tcW w:w="699" w:type="dxa"/>
             <w:vMerge/>
             <w:shd w:val="clear" w:color="auto" w:fill="auto"/>
             <w:tcMar>
@@ -22693,161 +23366,7 @@
         </w:tc>
         <w:tc>
           <w:tcPr>
-            <w:tcW w:w="6585" w:type="dxa"/>
-            <w:shd w:val="clear" w:color="auto" w:fill="auto"/>
-            <w:tcMar>
-              <w:top w:w="100" w:type="dxa"/>
-              <w:left w:w="100" w:type="dxa"/>
-              <w:bottom w:w="100" w:type="dxa"/>
-              <w:right w:w="100" w:type="dxa"/>
-            </w:tcMar>
-          </w:tcPr>
-          <w:p>
-            <w:pPr>
-              <w:widowControl w:val="0"/>
-              <w:spacing w:line="240" w:lineRule="auto"/>
-              <w:rPr>
-                <w:rFonts w:ascii="標楷體" w:eastAsia="標楷體" w:hAnsi="標楷體" w:cs="標楷體"/>
-                <w:sz w:val="28"/>
-                <w:szCs w:val="28"/>
-              </w:rPr>
-            </w:pPr>
-            <w:r>
-              <w:rPr>
-                <w:rFonts w:ascii="標楷體" w:eastAsia="標楷體" w:hAnsi="標楷體" w:cs="標楷體"/>
-                <w:sz w:val="28"/>
-                <w:szCs w:val="28"/>
-              </w:rPr>
-              <w:t>2.5 最近刪除區：提供專案「軟刪除」功能。使用者刪除專案時，資料將移至回收站並保留 30 天，期間支援</w:t>
-            </w:r>
-            <w:proofErr w:type="gramStart"/>
-            <w:r>
-              <w:rPr>
-                <w:rFonts w:ascii="標楷體" w:eastAsia="標楷體" w:hAnsi="標楷體" w:cs="標楷體"/>
-                <w:sz w:val="28"/>
-                <w:szCs w:val="28"/>
-              </w:rPr>
-              <w:t>一</w:t>
-            </w:r>
-            <w:proofErr w:type="gramEnd"/>
-            <w:r>
-              <w:rPr>
-                <w:rFonts w:ascii="標楷體" w:eastAsia="標楷體" w:hAnsi="標楷體" w:cs="標楷體"/>
-                <w:sz w:val="28"/>
-                <w:szCs w:val="28"/>
-              </w:rPr>
-              <w:t>鍵還原或永久刪除。</w:t>
-            </w:r>
-          </w:p>
-        </w:tc>
-      </w:tr>
-      <w:tr>
-        <w:trPr>
-          <w:trHeight w:val="520"/>
-        </w:trPr>
-        <w:tc>
-          <w:tcPr>
-            <w:tcW w:w="840" w:type="dxa"/>
-            <w:vMerge w:val="restart"/>
-            <w:shd w:val="clear" w:color="auto" w:fill="auto"/>
-            <w:tcMar>
-              <w:top w:w="100" w:type="dxa"/>
-              <w:left w:w="100" w:type="dxa"/>
-              <w:bottom w:w="100" w:type="dxa"/>
-              <w:right w:w="100" w:type="dxa"/>
-            </w:tcMar>
-          </w:tcPr>
-          <w:p>
-            <w:pPr>
-              <w:widowControl w:val="0"/>
-              <w:spacing w:line="240" w:lineRule="auto"/>
-              <w:rPr>
-                <w:rFonts w:ascii="標楷體" w:eastAsia="標楷體" w:hAnsi="標楷體" w:cs="標楷體"/>
-                <w:sz w:val="32"/>
-                <w:szCs w:val="32"/>
-              </w:rPr>
-            </w:pPr>
-            <w:r>
-              <w:rPr>
-                <w:rFonts w:ascii="標楷體" w:eastAsia="標楷體" w:hAnsi="標楷體" w:cs="標楷體"/>
-                <w:sz w:val="32"/>
-                <w:szCs w:val="32"/>
-              </w:rPr>
-              <w:t>A03</w:t>
-            </w:r>
-          </w:p>
-        </w:tc>
-        <w:tc>
-          <w:tcPr>
-            <w:tcW w:w="1575" w:type="dxa"/>
-            <w:vMerge w:val="restart"/>
-            <w:shd w:val="clear" w:color="auto" w:fill="auto"/>
-            <w:tcMar>
-              <w:top w:w="100" w:type="dxa"/>
-              <w:left w:w="100" w:type="dxa"/>
-              <w:bottom w:w="100" w:type="dxa"/>
-              <w:right w:w="100" w:type="dxa"/>
-            </w:tcMar>
-          </w:tcPr>
-          <w:p>
-            <w:pPr>
-              <w:widowControl w:val="0"/>
-              <w:spacing w:line="240" w:lineRule="auto"/>
-              <w:rPr>
-                <w:rFonts w:ascii="標楷體" w:eastAsia="標楷體" w:hAnsi="標楷體" w:cs="標楷體"/>
-                <w:sz w:val="32"/>
-                <w:szCs w:val="32"/>
-              </w:rPr>
-            </w:pPr>
-            <w:r>
-              <w:rPr>
-                <w:rFonts w:ascii="標楷體" w:eastAsia="標楷體" w:hAnsi="標楷體" w:cs="標楷體"/>
-                <w:sz w:val="30"/>
-                <w:szCs w:val="30"/>
-              </w:rPr>
-              <w:t>AI Analysis</w:t>
-            </w:r>
-          </w:p>
-        </w:tc>
-        <w:tc>
-          <w:tcPr>
-            <w:tcW w:w="6585" w:type="dxa"/>
-            <w:shd w:val="clear" w:color="auto" w:fill="auto"/>
-            <w:tcMar>
-              <w:top w:w="100" w:type="dxa"/>
-              <w:left w:w="100" w:type="dxa"/>
-              <w:bottom w:w="100" w:type="dxa"/>
-              <w:right w:w="100" w:type="dxa"/>
-            </w:tcMar>
-          </w:tcPr>
-          <w:p>
-            <w:pPr>
-              <w:widowControl w:val="0"/>
-              <w:spacing w:line="240" w:lineRule="auto"/>
-              <w:rPr>
-                <w:rFonts w:ascii="標楷體" w:eastAsia="標楷體" w:hAnsi="標楷體" w:cs="標楷體"/>
-                <w:sz w:val="28"/>
-                <w:szCs w:val="28"/>
-              </w:rPr>
-            </w:pPr>
-            <w:r>
-              <w:rPr>
-                <w:rFonts w:ascii="標楷體" w:eastAsia="標楷體" w:hAnsi="標楷體" w:cs="標楷體"/>
-                <w:sz w:val="28"/>
-                <w:szCs w:val="28"/>
-              </w:rPr>
-              <w:t>3.1 資料上傳：使用者上傳文本，系統透過 AI 讀取，使數據內容可被有效辨識以供後續分析。</w:t>
-            </w:r>
-          </w:p>
-        </w:tc>
-      </w:tr>
-      <w:tr>
-        <w:trPr>
-          <w:trHeight w:val="520"/>
-        </w:trPr>
-        <w:tc>
-          <w:tcPr>
-            <w:tcW w:w="840" w:type="dxa"/>
+            <w:tcW w:w="1716" w:type="dxa"/>
             <w:vMerge/>
             <w:shd w:val="clear" w:color="auto" w:fill="auto"/>
             <w:tcMar>
@@ -22878,30 +23397,6 @@
         </w:tc>
         <w:tc>
           <w:tcPr>
-            <w:tcW w:w="1575" w:type="dxa"/>
-            <w:vMerge/>
-            <w:shd w:val="clear" w:color="auto" w:fill="auto"/>
-            <w:tcMar>
-              <w:top w:w="100" w:type="dxa"/>
-              <w:left w:w="100" w:type="dxa"/>
-              <w:bottom w:w="100" w:type="dxa"/>
-              <w:right w:w="100" w:type="dxa"/>
-            </w:tcMar>
-          </w:tcPr>
-          <w:p>
-            <w:pPr>
-              <w:widowControl w:val="0"/>
-              <w:spacing w:line="240" w:lineRule="auto"/>
-              <w:rPr>
-                <w:rFonts w:ascii="標楷體" w:eastAsia="標楷體" w:hAnsi="標楷體" w:cs="標楷體"/>
-                <w:sz w:val="32"/>
-                <w:szCs w:val="32"/>
-              </w:rPr>
-            </w:pPr>
-          </w:p>
-        </w:tc>
-        <w:tc>
-          <w:tcPr>
             <w:tcW w:w="6585" w:type="dxa"/>
             <w:shd w:val="clear" w:color="auto" w:fill="auto"/>
             <w:tcMar>
@@ -22927,7 +23422,7 @@
                 <w:sz w:val="28"/>
                 <w:szCs w:val="28"/>
               </w:rPr>
-              <w:t>3.2 自動分類：利用系統對非結構化文字進行自動清洗與歸類 。</w:t>
+              <w:t>3.4 互動式對話：使用者能以對話方式與 AI 深入探討反饋細節 。</w:t>
             </w:r>
           </w:p>
         </w:tc>
@@ -22938,8 +23433,7 @@
         </w:trPr>
         <w:tc>
           <w:tcPr>
-            <w:tcW w:w="840" w:type="dxa"/>
-            <w:vMerge/>
+            <w:tcW w:w="699" w:type="dxa"/>
             <w:shd w:val="clear" w:color="auto" w:fill="auto"/>
             <w:tcMar>
               <w:top w:w="100" w:type="dxa"/>
@@ -22961,16 +23455,24 @@
               <w:spacing w:line="240" w:lineRule="auto"/>
               <w:rPr>
                 <w:rFonts w:ascii="標楷體" w:eastAsia="標楷體" w:hAnsi="標楷體" w:cs="標楷體"/>
-                <w:sz w:val="32"/>
-                <w:szCs w:val="32"/>
-              </w:rPr>
-            </w:pPr>
-          </w:p>
-        </w:tc>
-        <w:tc>
-          <w:tcPr>
-            <w:tcW w:w="1575" w:type="dxa"/>
-            <w:vMerge/>
+                <w:sz w:val="30"/>
+                <w:szCs w:val="30"/>
+              </w:rPr>
+            </w:pPr>
+            <w:r>
+              <w:rPr>
+                <w:rFonts w:ascii="標楷體" w:eastAsia="標楷體" w:hAnsi="標楷體" w:cs="標楷體"/>
+                <w:sz w:val="30"/>
+                <w:szCs w:val="30"/>
+              </w:rPr>
+              <w:lastRenderedPageBreak/>
+              <w:t>A04</w:t>
+            </w:r>
+          </w:p>
+        </w:tc>
+        <w:tc>
+          <w:tcPr>
+            <w:tcW w:w="1716" w:type="dxa"/>
             <w:shd w:val="clear" w:color="auto" w:fill="auto"/>
             <w:tcMar>
               <w:top w:w="100" w:type="dxa"/>
@@ -22991,52 +23493,24 @@
               </w:pBdr>
               <w:spacing w:line="240" w:lineRule="auto"/>
               <w:rPr>
-                <w:rFonts w:ascii="標楷體" w:eastAsia="標楷體" w:hAnsi="標楷體" w:cs="標楷體"/>
-                <w:sz w:val="32"/>
-                <w:szCs w:val="32"/>
-              </w:rPr>
-            </w:pPr>
+                <w:rFonts w:ascii="標楷體" w:eastAsia="標楷體" w:hAnsi="標楷體" w:cs="標楷體" w:hint="eastAsia"/>
+                <w:sz w:val="30"/>
+                <w:szCs w:val="30"/>
+              </w:rPr>
+            </w:pPr>
+            <w:r>
+              <w:rPr>
+                <w:rFonts w:ascii="標楷體" w:eastAsia="標楷體" w:hAnsi="標楷體" w:cs="標楷體"/>
+                <w:sz w:val="30"/>
+                <w:szCs w:val="30"/>
+              </w:rPr>
+              <w:t>UI/UX Design</w:t>
+            </w:r>
           </w:p>
         </w:tc>
         <w:tc>
           <w:tcPr>
             <w:tcW w:w="6585" w:type="dxa"/>
-            <w:tcMar>
-              <w:top w:w="100" w:type="dxa"/>
-              <w:left w:w="100" w:type="dxa"/>
-              <w:bottom w:w="100" w:type="dxa"/>
-              <w:right w:w="100" w:type="dxa"/>
-            </w:tcMar>
-          </w:tcPr>
-          <w:p>
-            <w:pPr>
-              <w:widowControl w:val="0"/>
-              <w:spacing w:line="240" w:lineRule="auto"/>
-              <w:rPr>
-                <w:rFonts w:ascii="標楷體" w:eastAsia="標楷體" w:hAnsi="標楷體" w:cs="標楷體"/>
-                <w:sz w:val="28"/>
-                <w:szCs w:val="28"/>
-              </w:rPr>
-            </w:pPr>
-            <w:r>
-              <w:rPr>
-                <w:rFonts w:ascii="標楷體" w:eastAsia="標楷體" w:hAnsi="標楷體" w:cs="標楷體"/>
-                <w:sz w:val="28"/>
-                <w:szCs w:val="28"/>
-              </w:rPr>
-              <w:t>3.3 總結建議：針對分類結果輸出圖表和文字的摘要報告與改善建議 。</w:t>
-            </w:r>
-          </w:p>
-        </w:tc>
-      </w:tr>
-      <w:tr>
-        <w:trPr>
-          <w:trHeight w:val="520"/>
-        </w:trPr>
-        <w:tc>
-          <w:tcPr>
-            <w:tcW w:w="840" w:type="dxa"/>
-            <w:vMerge/>
             <w:shd w:val="clear" w:color="auto" w:fill="auto"/>
             <w:tcMar>
               <w:top w:w="100" w:type="dxa"/>
@@ -23058,16 +23532,29 @@
               <w:spacing w:line="240" w:lineRule="auto"/>
               <w:rPr>
                 <w:rFonts w:ascii="標楷體" w:eastAsia="標楷體" w:hAnsi="標楷體" w:cs="標楷體"/>
-                <w:sz w:val="32"/>
-                <w:szCs w:val="32"/>
-              </w:rPr>
-            </w:pPr>
-          </w:p>
-        </w:tc>
-        <w:tc>
-          <w:tcPr>
-            <w:tcW w:w="1575" w:type="dxa"/>
-            <w:vMerge/>
+                <w:sz w:val="28"/>
+                <w:szCs w:val="28"/>
+              </w:rPr>
+            </w:pPr>
+            <w:r>
+              <w:rPr>
+                <w:rFonts w:ascii="標楷體" w:eastAsia="標楷體" w:hAnsi="標楷體" w:cs="標楷體"/>
+                <w:sz w:val="28"/>
+                <w:szCs w:val="28"/>
+              </w:rPr>
+              <w:t>4.1 語言切換：介面支援中/英文雙語切換，提升不同國籍顧問的操作便利性 。</w:t>
+            </w:r>
+          </w:p>
+        </w:tc>
+      </w:tr>
+      <w:tr>
+        <w:trPr>
+          <w:trHeight w:val="520"/>
+        </w:trPr>
+        <w:tc>
+          <w:tcPr>
+            <w:tcW w:w="699" w:type="dxa"/>
+            <w:vMerge w:val="restart"/>
             <w:shd w:val="clear" w:color="auto" w:fill="auto"/>
             <w:tcMar>
               <w:top w:w="100" w:type="dxa"/>
@@ -23089,52 +23576,24 @@
               <w:spacing w:line="240" w:lineRule="auto"/>
               <w:rPr>
                 <w:rFonts w:ascii="標楷體" w:eastAsia="標楷體" w:hAnsi="標楷體" w:cs="標楷體"/>
-                <w:sz w:val="32"/>
-                <w:szCs w:val="32"/>
-              </w:rPr>
-            </w:pPr>
-          </w:p>
-        </w:tc>
-        <w:tc>
-          <w:tcPr>
-            <w:tcW w:w="6585" w:type="dxa"/>
-            <w:shd w:val="clear" w:color="auto" w:fill="auto"/>
-            <w:tcMar>
-              <w:top w:w="100" w:type="dxa"/>
-              <w:left w:w="100" w:type="dxa"/>
-              <w:bottom w:w="100" w:type="dxa"/>
-              <w:right w:w="100" w:type="dxa"/>
-            </w:tcMar>
-          </w:tcPr>
-          <w:p>
-            <w:pPr>
-              <w:widowControl w:val="0"/>
-              <w:spacing w:line="240" w:lineRule="auto"/>
-              <w:rPr>
-                <w:rFonts w:ascii="標楷體" w:eastAsia="標楷體" w:hAnsi="標楷體" w:cs="標楷體"/>
-                <w:sz w:val="28"/>
-                <w:szCs w:val="28"/>
-              </w:rPr>
-            </w:pPr>
-            <w:r>
-              <w:rPr>
-                <w:rFonts w:ascii="標楷體" w:eastAsia="標楷體" w:hAnsi="標楷體" w:cs="標楷體"/>
-                <w:sz w:val="28"/>
-                <w:szCs w:val="28"/>
-              </w:rPr>
-              <w:t>3.4 互動式對話：使用者能以對話方式與 AI 深入探討反饋細節 。</w:t>
-            </w:r>
-          </w:p>
-        </w:tc>
-      </w:tr>
-      <w:tr>
-        <w:trPr>
-          <w:trHeight w:val="520"/>
-        </w:trPr>
-        <w:tc>
-          <w:tcPr>
-            <w:tcW w:w="840" w:type="dxa"/>
-            <w:vMerge/>
+                <w:sz w:val="30"/>
+                <w:szCs w:val="30"/>
+              </w:rPr>
+            </w:pPr>
+            <w:r>
+              <w:rPr>
+                <w:rFonts w:ascii="標楷體" w:eastAsia="標楷體" w:hAnsi="標楷體" w:cs="標楷體"/>
+                <w:sz w:val="30"/>
+                <w:szCs w:val="30"/>
+              </w:rPr>
+              <w:t>A05</w:t>
+            </w:r>
+          </w:p>
+        </w:tc>
+        <w:tc>
+          <w:tcPr>
+            <w:tcW w:w="1716" w:type="dxa"/>
+            <w:vMerge w:val="restart"/>
             <w:shd w:val="clear" w:color="auto" w:fill="auto"/>
             <w:tcMar>
               <w:top w:w="100" w:type="dxa"/>
@@ -23156,16 +23615,23 @@
               <w:spacing w:line="240" w:lineRule="auto"/>
               <w:rPr>
                 <w:rFonts w:ascii="標楷體" w:eastAsia="標楷體" w:hAnsi="標楷體" w:cs="標楷體"/>
-                <w:sz w:val="32"/>
-                <w:szCs w:val="32"/>
-              </w:rPr>
-            </w:pPr>
-          </w:p>
-        </w:tc>
-        <w:tc>
-          <w:tcPr>
-            <w:tcW w:w="1575" w:type="dxa"/>
-            <w:vMerge/>
+                <w:sz w:val="30"/>
+                <w:szCs w:val="30"/>
+              </w:rPr>
+            </w:pPr>
+            <w:r>
+              <w:rPr>
+                <w:rFonts w:ascii="標楷體" w:eastAsia="標楷體" w:hAnsi="標楷體" w:cs="標楷體"/>
+                <w:sz w:val="30"/>
+                <w:szCs w:val="30"/>
+              </w:rPr>
+              <w:t>Admin</w:t>
+            </w:r>
+          </w:p>
+        </w:tc>
+        <w:tc>
+          <w:tcPr>
+            <w:tcW w:w="6585" w:type="dxa"/>
             <w:shd w:val="clear" w:color="auto" w:fill="auto"/>
             <w:tcMar>
               <w:top w:w="100" w:type="dxa"/>
@@ -23187,49 +23653,17 @@
               <w:spacing w:line="240" w:lineRule="auto"/>
               <w:rPr>
                 <w:rFonts w:ascii="標楷體" w:eastAsia="標楷體" w:hAnsi="標楷體" w:cs="標楷體"/>
-                <w:sz w:val="32"/>
-                <w:szCs w:val="32"/>
-              </w:rPr>
-            </w:pPr>
-          </w:p>
-        </w:tc>
-        <w:tc>
-          <w:tcPr>
-            <w:tcW w:w="6585" w:type="dxa"/>
-            <w:shd w:val="clear" w:color="auto" w:fill="auto"/>
-            <w:tcMar>
-              <w:top w:w="100" w:type="dxa"/>
-              <w:left w:w="100" w:type="dxa"/>
-              <w:bottom w:w="100" w:type="dxa"/>
-              <w:right w:w="100" w:type="dxa"/>
-            </w:tcMar>
-          </w:tcPr>
-          <w:p>
-            <w:pPr>
-              <w:widowControl w:val="0"/>
-              <w:spacing w:line="240" w:lineRule="auto"/>
-              <w:rPr>
-                <w:rFonts w:ascii="標楷體" w:eastAsia="標楷體" w:hAnsi="標楷體" w:cs="標楷體"/>
-                <w:sz w:val="28"/>
-                <w:szCs w:val="28"/>
-              </w:rPr>
-            </w:pPr>
-            <w:r>
-              <w:rPr>
-                <w:rFonts w:ascii="標楷體" w:eastAsia="標楷體" w:hAnsi="標楷體" w:cs="標楷體"/>
-                <w:sz w:val="28"/>
-                <w:szCs w:val="28"/>
-              </w:rPr>
-              <w:t>3.5 AI問卷機制：講師匯入 PPT 投影片，系統透過 AI 解析核心知識點並自動產出問卷題目，同步生成</w:t>
-            </w:r>
-            <w:r>
-              <w:rPr>
-                <w:rFonts w:ascii="標楷體" w:eastAsia="標楷體" w:hAnsi="標楷體" w:cs="標楷體"/>
-                <w:sz w:val="28"/>
-                <w:szCs w:val="28"/>
-              </w:rPr>
-              <w:lastRenderedPageBreak/>
-              <w:t>專屬填答連結與驗證碼。</w:t>
+                <w:sz w:val="28"/>
+                <w:szCs w:val="28"/>
+              </w:rPr>
+            </w:pPr>
+            <w:r>
+              <w:rPr>
+                <w:rFonts w:ascii="標楷體" w:eastAsia="標楷體" w:hAnsi="標楷體" w:cs="標楷體"/>
+                <w:sz w:val="28"/>
+                <w:szCs w:val="28"/>
+              </w:rPr>
+              <w:t>5.1 管理員獨立入口：提供高權限管理介面，與一般用戶操作環境區隔 。</w:t>
             </w:r>
           </w:p>
         </w:tc>
@@ -23240,8 +23674,8 @@
         </w:trPr>
         <w:tc>
           <w:tcPr>
-            <w:tcW w:w="840" w:type="dxa"/>
-            <w:vMerge w:val="restart"/>
+            <w:tcW w:w="699" w:type="dxa"/>
+            <w:vMerge/>
             <w:shd w:val="clear" w:color="auto" w:fill="auto"/>
             <w:tcMar>
               <w:top w:w="100" w:type="dxa"/>
@@ -23263,25 +23697,16 @@
               <w:spacing w:line="240" w:lineRule="auto"/>
               <w:rPr>
                 <w:rFonts w:ascii="標楷體" w:eastAsia="標楷體" w:hAnsi="標楷體" w:cs="標楷體"/>
-                <w:sz w:val="30"/>
-                <w:szCs w:val="30"/>
-              </w:rPr>
-            </w:pPr>
-            <w:r>
-              <w:rPr>
-                <w:rFonts w:ascii="標楷體" w:eastAsia="標楷體" w:hAnsi="標楷體" w:cs="標楷體"/>
-                <w:sz w:val="30"/>
-                <w:szCs w:val="30"/>
-              </w:rPr>
-              <w:lastRenderedPageBreak/>
-              <w:t>A04</w:t>
-            </w:r>
-          </w:p>
-        </w:tc>
-        <w:tc>
-          <w:tcPr>
-            <w:tcW w:w="1575" w:type="dxa"/>
-            <w:vMerge w:val="restart"/>
+                <w:sz w:val="32"/>
+                <w:szCs w:val="32"/>
+              </w:rPr>
+            </w:pPr>
+          </w:p>
+        </w:tc>
+        <w:tc>
+          <w:tcPr>
+            <w:tcW w:w="1716" w:type="dxa"/>
+            <w:vMerge/>
             <w:shd w:val="clear" w:color="auto" w:fill="auto"/>
             <w:tcMar>
               <w:top w:w="100" w:type="dxa"/>
@@ -23303,38 +23728,8 @@
               <w:spacing w:line="240" w:lineRule="auto"/>
               <w:rPr>
                 <w:rFonts w:ascii="標楷體" w:eastAsia="標楷體" w:hAnsi="標楷體" w:cs="標楷體"/>
-                <w:sz w:val="30"/>
-                <w:szCs w:val="30"/>
-              </w:rPr>
-            </w:pPr>
-            <w:r>
-              <w:rPr>
-                <w:rFonts w:ascii="標楷體" w:eastAsia="標楷體" w:hAnsi="標楷體" w:cs="標楷體"/>
-                <w:sz w:val="30"/>
-                <w:szCs w:val="30"/>
-              </w:rPr>
-              <w:t>UI/UX Design</w:t>
-            </w:r>
-          </w:p>
-          <w:p>
-            <w:pPr>
-              <w:widowControl w:val="0"/>
-              <w:spacing w:line="240" w:lineRule="auto"/>
-              <w:rPr>
-                <w:rFonts w:ascii="標楷體" w:eastAsia="標楷體" w:hAnsi="標楷體" w:cs="標楷體"/>
-                <w:sz w:val="30"/>
-                <w:szCs w:val="30"/>
-              </w:rPr>
-            </w:pPr>
-          </w:p>
-          <w:p>
-            <w:pPr>
-              <w:widowControl w:val="0"/>
-              <w:spacing w:line="240" w:lineRule="auto"/>
-              <w:rPr>
-                <w:rFonts w:ascii="標楷體" w:eastAsia="標楷體" w:hAnsi="標楷體" w:cs="標楷體"/>
-                <w:sz w:val="30"/>
-                <w:szCs w:val="30"/>
+                <w:sz w:val="32"/>
+                <w:szCs w:val="32"/>
               </w:rPr>
             </w:pPr>
           </w:p>
@@ -23363,17 +23758,35 @@
               <w:spacing w:line="240" w:lineRule="auto"/>
               <w:rPr>
                 <w:rFonts w:ascii="標楷體" w:eastAsia="標楷體" w:hAnsi="標楷體" w:cs="標楷體"/>
-                <w:sz w:val="28"/>
-                <w:szCs w:val="28"/>
-              </w:rPr>
-            </w:pPr>
-            <w:r>
-              <w:rPr>
-                <w:rFonts w:ascii="標楷體" w:eastAsia="標楷體" w:hAnsi="標楷體" w:cs="標楷體"/>
-                <w:sz w:val="28"/>
-                <w:szCs w:val="28"/>
-              </w:rPr>
-              <w:t>4.1 語言切換：介面支援中/英文雙語切換，提升不同國籍顧問的操作便利性 。</w:t>
+                <w:sz w:val="32"/>
+                <w:szCs w:val="32"/>
+              </w:rPr>
+            </w:pPr>
+            <w:r>
+              <w:rPr>
+                <w:rFonts w:ascii="標楷體" w:eastAsia="標楷體" w:hAnsi="標楷體" w:cs="標楷體"/>
+                <w:sz w:val="28"/>
+                <w:szCs w:val="28"/>
+              </w:rPr>
+              <w:t>5.2 模型參數配置：管理員可</w:t>
+            </w:r>
+            <w:proofErr w:type="gramStart"/>
+            <w:r>
+              <w:rPr>
+                <w:rFonts w:ascii="標楷體" w:eastAsia="標楷體" w:hAnsi="標楷體" w:cs="標楷體"/>
+                <w:sz w:val="28"/>
+                <w:szCs w:val="28"/>
+              </w:rPr>
+              <w:t>經由沙盒環境</w:t>
+            </w:r>
+            <w:proofErr w:type="gramEnd"/>
+            <w:r>
+              <w:rPr>
+                <w:rFonts w:ascii="標楷體" w:eastAsia="標楷體" w:hAnsi="標楷體" w:cs="標楷體"/>
+                <w:sz w:val="28"/>
+                <w:szCs w:val="28"/>
+              </w:rPr>
+              <w:t>驗證 Prompt 準確性。確認儲存後即刻生效，大幅提升 AI 模型的優化效率與維護靈活性。</w:t>
             </w:r>
           </w:p>
         </w:tc>
@@ -23384,7 +23797,7 @@
         </w:trPr>
         <w:tc>
           <w:tcPr>
-            <w:tcW w:w="840" w:type="dxa"/>
+            <w:tcW w:w="699" w:type="dxa"/>
             <w:vMerge/>
             <w:shd w:val="clear" w:color="auto" w:fill="auto"/>
             <w:tcMar>
@@ -23415,7 +23828,7 @@
         </w:tc>
         <w:tc>
           <w:tcPr>
-            <w:tcW w:w="1575" w:type="dxa"/>
+            <w:tcW w:w="1716" w:type="dxa"/>
             <w:vMerge/>
             <w:shd w:val="clear" w:color="auto" w:fill="auto"/>
             <w:tcMar>
@@ -23478,7 +23891,7 @@
                 <w:sz w:val="28"/>
                 <w:szCs w:val="28"/>
               </w:rPr>
-              <w:t>4.2 智慧化公司名稱關聯：使用者於註冊或個人檔案設定時輸入所屬公司名稱 ，系統將自動關聯並於登入後的工作面板顯示該企業之名稱。</w:t>
+              <w:t>5.3 系統日誌監控：監控系統運行與格式錯誤，若發生回應格式異常導致網頁錯誤時，可直接從後台進行修復或排除 。</w:t>
             </w:r>
           </w:p>
         </w:tc>
@@ -23489,7 +23902,7 @@
         </w:trPr>
         <w:tc>
           <w:tcPr>
-            <w:tcW w:w="840" w:type="dxa"/>
+            <w:tcW w:w="699" w:type="dxa"/>
             <w:vMerge/>
             <w:shd w:val="clear" w:color="auto" w:fill="auto"/>
             <w:tcMar>
@@ -23520,461 +23933,7 @@
         </w:tc>
         <w:tc>
           <w:tcPr>
-            <w:tcW w:w="1575" w:type="dxa"/>
-            <w:vMerge/>
-            <w:shd w:val="clear" w:color="auto" w:fill="auto"/>
-            <w:tcMar>
-              <w:top w:w="100" w:type="dxa"/>
-              <w:left w:w="100" w:type="dxa"/>
-              <w:bottom w:w="100" w:type="dxa"/>
-              <w:right w:w="100" w:type="dxa"/>
-            </w:tcMar>
-          </w:tcPr>
-          <w:p>
-            <w:pPr>
-              <w:widowControl w:val="0"/>
-              <w:pBdr>
-                <w:top w:val="nil"/>
-                <w:left w:val="nil"/>
-                <w:bottom w:val="nil"/>
-                <w:right w:val="nil"/>
-                <w:between w:val="nil"/>
-              </w:pBdr>
-              <w:spacing w:line="240" w:lineRule="auto"/>
-              <w:rPr>
-                <w:rFonts w:ascii="標楷體" w:eastAsia="標楷體" w:hAnsi="標楷體" w:cs="標楷體"/>
-                <w:sz w:val="32"/>
-                <w:szCs w:val="32"/>
-              </w:rPr>
-            </w:pPr>
-          </w:p>
-        </w:tc>
-        <w:tc>
-          <w:tcPr>
-            <w:tcW w:w="6585" w:type="dxa"/>
-            <w:shd w:val="clear" w:color="auto" w:fill="auto"/>
-            <w:tcMar>
-              <w:top w:w="100" w:type="dxa"/>
-              <w:left w:w="100" w:type="dxa"/>
-              <w:bottom w:w="100" w:type="dxa"/>
-              <w:right w:w="100" w:type="dxa"/>
-            </w:tcMar>
-          </w:tcPr>
-          <w:p>
-            <w:pPr>
-              <w:widowControl w:val="0"/>
-              <w:pBdr>
-                <w:top w:val="nil"/>
-                <w:left w:val="nil"/>
-                <w:bottom w:val="nil"/>
-                <w:right w:val="nil"/>
-                <w:between w:val="nil"/>
-              </w:pBdr>
-              <w:spacing w:line="240" w:lineRule="auto"/>
-              <w:rPr>
-                <w:rFonts w:ascii="標楷體" w:eastAsia="標楷體" w:hAnsi="標楷體" w:cs="標楷體"/>
-                <w:sz w:val="28"/>
-                <w:szCs w:val="28"/>
-              </w:rPr>
-            </w:pPr>
-            <w:r>
-              <w:rPr>
-                <w:rFonts w:ascii="標楷體" w:eastAsia="標楷體" w:hAnsi="標楷體" w:cs="標楷體"/>
-                <w:sz w:val="28"/>
-                <w:szCs w:val="28"/>
-              </w:rPr>
-              <w:t>4.3 匿名填答介面：設計極簡化填答流程，受訓者無需登入即可填寫問卷；系統介面應具備填答狀態提示，引導學員完成提交或進行二次修正。</w:t>
-            </w:r>
-          </w:p>
-        </w:tc>
-      </w:tr>
-      <w:tr>
-        <w:trPr>
-          <w:trHeight w:val="520"/>
-        </w:trPr>
-        <w:tc>
-          <w:tcPr>
-            <w:tcW w:w="840" w:type="dxa"/>
-            <w:vMerge w:val="restart"/>
-            <w:shd w:val="clear" w:color="auto" w:fill="auto"/>
-            <w:tcMar>
-              <w:top w:w="100" w:type="dxa"/>
-              <w:left w:w="100" w:type="dxa"/>
-              <w:bottom w:w="100" w:type="dxa"/>
-              <w:right w:w="100" w:type="dxa"/>
-            </w:tcMar>
-          </w:tcPr>
-          <w:p>
-            <w:pPr>
-              <w:widowControl w:val="0"/>
-              <w:pBdr>
-                <w:top w:val="nil"/>
-                <w:left w:val="nil"/>
-                <w:bottom w:val="nil"/>
-                <w:right w:val="nil"/>
-                <w:between w:val="nil"/>
-              </w:pBdr>
-              <w:spacing w:line="240" w:lineRule="auto"/>
-              <w:rPr>
-                <w:rFonts w:ascii="標楷體" w:eastAsia="標楷體" w:hAnsi="標楷體" w:cs="標楷體"/>
-                <w:sz w:val="30"/>
-                <w:szCs w:val="30"/>
-              </w:rPr>
-            </w:pPr>
-            <w:r>
-              <w:rPr>
-                <w:rFonts w:ascii="標楷體" w:eastAsia="標楷體" w:hAnsi="標楷體" w:cs="標楷體"/>
-                <w:sz w:val="30"/>
-                <w:szCs w:val="30"/>
-              </w:rPr>
-              <w:t>A05</w:t>
-            </w:r>
-          </w:p>
-        </w:tc>
-        <w:tc>
-          <w:tcPr>
-            <w:tcW w:w="1575" w:type="dxa"/>
-            <w:vMerge w:val="restart"/>
-            <w:shd w:val="clear" w:color="auto" w:fill="auto"/>
-            <w:tcMar>
-              <w:top w:w="100" w:type="dxa"/>
-              <w:left w:w="100" w:type="dxa"/>
-              <w:bottom w:w="100" w:type="dxa"/>
-              <w:right w:w="100" w:type="dxa"/>
-            </w:tcMar>
-          </w:tcPr>
-          <w:p>
-            <w:pPr>
-              <w:widowControl w:val="0"/>
-              <w:pBdr>
-                <w:top w:val="nil"/>
-                <w:left w:val="nil"/>
-                <w:bottom w:val="nil"/>
-                <w:right w:val="nil"/>
-                <w:between w:val="nil"/>
-              </w:pBdr>
-              <w:spacing w:line="240" w:lineRule="auto"/>
-              <w:rPr>
-                <w:rFonts w:ascii="標楷體" w:eastAsia="標楷體" w:hAnsi="標楷體" w:cs="標楷體"/>
-                <w:sz w:val="30"/>
-                <w:szCs w:val="30"/>
-              </w:rPr>
-            </w:pPr>
-            <w:r>
-              <w:rPr>
-                <w:rFonts w:ascii="標楷體" w:eastAsia="標楷體" w:hAnsi="標楷體" w:cs="標楷體"/>
-                <w:sz w:val="30"/>
-                <w:szCs w:val="30"/>
-              </w:rPr>
-              <w:t>Admin</w:t>
-            </w:r>
-          </w:p>
-        </w:tc>
-        <w:tc>
-          <w:tcPr>
-            <w:tcW w:w="6585" w:type="dxa"/>
-            <w:shd w:val="clear" w:color="auto" w:fill="auto"/>
-            <w:tcMar>
-              <w:top w:w="100" w:type="dxa"/>
-              <w:left w:w="100" w:type="dxa"/>
-              <w:bottom w:w="100" w:type="dxa"/>
-              <w:right w:w="100" w:type="dxa"/>
-            </w:tcMar>
-          </w:tcPr>
-          <w:p>
-            <w:pPr>
-              <w:widowControl w:val="0"/>
-              <w:pBdr>
-                <w:top w:val="nil"/>
-                <w:left w:val="nil"/>
-                <w:bottom w:val="nil"/>
-                <w:right w:val="nil"/>
-                <w:between w:val="nil"/>
-              </w:pBdr>
-              <w:spacing w:line="240" w:lineRule="auto"/>
-              <w:rPr>
-                <w:rFonts w:ascii="標楷體" w:eastAsia="標楷體" w:hAnsi="標楷體" w:cs="標楷體"/>
-                <w:sz w:val="28"/>
-                <w:szCs w:val="28"/>
-              </w:rPr>
-            </w:pPr>
-            <w:r>
-              <w:rPr>
-                <w:rFonts w:ascii="標楷體" w:eastAsia="標楷體" w:hAnsi="標楷體" w:cs="標楷體"/>
-                <w:sz w:val="28"/>
-                <w:szCs w:val="28"/>
-              </w:rPr>
-              <w:t>5.1 管理員獨立入口：提供高權限管理介面，與一般用戶操作環境區隔 。</w:t>
-            </w:r>
-          </w:p>
-        </w:tc>
-      </w:tr>
-      <w:tr>
-        <w:trPr>
-          <w:trHeight w:val="520"/>
-        </w:trPr>
-        <w:tc>
-          <w:tcPr>
-            <w:tcW w:w="840" w:type="dxa"/>
-            <w:vMerge/>
-            <w:shd w:val="clear" w:color="auto" w:fill="auto"/>
-            <w:tcMar>
-              <w:top w:w="100" w:type="dxa"/>
-              <w:left w:w="100" w:type="dxa"/>
-              <w:bottom w:w="100" w:type="dxa"/>
-              <w:right w:w="100" w:type="dxa"/>
-            </w:tcMar>
-          </w:tcPr>
-          <w:p>
-            <w:pPr>
-              <w:widowControl w:val="0"/>
-              <w:pBdr>
-                <w:top w:val="nil"/>
-                <w:left w:val="nil"/>
-                <w:bottom w:val="nil"/>
-                <w:right w:val="nil"/>
-                <w:between w:val="nil"/>
-              </w:pBdr>
-              <w:spacing w:line="240" w:lineRule="auto"/>
-              <w:rPr>
-                <w:rFonts w:ascii="標楷體" w:eastAsia="標楷體" w:hAnsi="標楷體" w:cs="標楷體"/>
-                <w:sz w:val="32"/>
-                <w:szCs w:val="32"/>
-              </w:rPr>
-            </w:pPr>
-          </w:p>
-        </w:tc>
-        <w:tc>
-          <w:tcPr>
-            <w:tcW w:w="1575" w:type="dxa"/>
-            <w:vMerge/>
-            <w:shd w:val="clear" w:color="auto" w:fill="auto"/>
-            <w:tcMar>
-              <w:top w:w="100" w:type="dxa"/>
-              <w:left w:w="100" w:type="dxa"/>
-              <w:bottom w:w="100" w:type="dxa"/>
-              <w:right w:w="100" w:type="dxa"/>
-            </w:tcMar>
-          </w:tcPr>
-          <w:p>
-            <w:pPr>
-              <w:widowControl w:val="0"/>
-              <w:pBdr>
-                <w:top w:val="nil"/>
-                <w:left w:val="nil"/>
-                <w:bottom w:val="nil"/>
-                <w:right w:val="nil"/>
-                <w:between w:val="nil"/>
-              </w:pBdr>
-              <w:spacing w:line="240" w:lineRule="auto"/>
-              <w:rPr>
-                <w:rFonts w:ascii="標楷體" w:eastAsia="標楷體" w:hAnsi="標楷體" w:cs="標楷體"/>
-                <w:sz w:val="32"/>
-                <w:szCs w:val="32"/>
-              </w:rPr>
-            </w:pPr>
-          </w:p>
-        </w:tc>
-        <w:tc>
-          <w:tcPr>
-            <w:tcW w:w="6585" w:type="dxa"/>
-            <w:shd w:val="clear" w:color="auto" w:fill="auto"/>
-            <w:tcMar>
-              <w:top w:w="100" w:type="dxa"/>
-              <w:left w:w="100" w:type="dxa"/>
-              <w:bottom w:w="100" w:type="dxa"/>
-              <w:right w:w="100" w:type="dxa"/>
-            </w:tcMar>
-          </w:tcPr>
-          <w:p>
-            <w:pPr>
-              <w:widowControl w:val="0"/>
-              <w:pBdr>
-                <w:top w:val="nil"/>
-                <w:left w:val="nil"/>
-                <w:bottom w:val="nil"/>
-                <w:right w:val="nil"/>
-                <w:between w:val="nil"/>
-              </w:pBdr>
-              <w:spacing w:line="240" w:lineRule="auto"/>
-              <w:rPr>
-                <w:rFonts w:ascii="標楷體" w:eastAsia="標楷體" w:hAnsi="標楷體" w:cs="標楷體"/>
-                <w:sz w:val="32"/>
-                <w:szCs w:val="32"/>
-              </w:rPr>
-            </w:pPr>
-            <w:r>
-              <w:rPr>
-                <w:rFonts w:ascii="標楷體" w:eastAsia="標楷體" w:hAnsi="標楷體" w:cs="標楷體"/>
-                <w:sz w:val="28"/>
-                <w:szCs w:val="28"/>
-              </w:rPr>
-              <w:t>5.2 模型參數配置：管理員可</w:t>
-            </w:r>
-            <w:proofErr w:type="gramStart"/>
-            <w:r>
-              <w:rPr>
-                <w:rFonts w:ascii="標楷體" w:eastAsia="標楷體" w:hAnsi="標楷體" w:cs="標楷體"/>
-                <w:sz w:val="28"/>
-                <w:szCs w:val="28"/>
-              </w:rPr>
-              <w:t>經由沙盒環境</w:t>
-            </w:r>
-            <w:proofErr w:type="gramEnd"/>
-            <w:r>
-              <w:rPr>
-                <w:rFonts w:ascii="標楷體" w:eastAsia="標楷體" w:hAnsi="標楷體" w:cs="標楷體"/>
-                <w:sz w:val="28"/>
-                <w:szCs w:val="28"/>
-              </w:rPr>
-              <w:t>驗證 Prompt 準確性。確認儲存後即刻生效，大幅提升 AI 模型的優化效率與維護靈活性。</w:t>
-            </w:r>
-          </w:p>
-        </w:tc>
-      </w:tr>
-      <w:tr>
-        <w:trPr>
-          <w:trHeight w:val="520"/>
-        </w:trPr>
-        <w:tc>
-          <w:tcPr>
-            <w:tcW w:w="840" w:type="dxa"/>
-            <w:vMerge/>
-            <w:shd w:val="clear" w:color="auto" w:fill="auto"/>
-            <w:tcMar>
-              <w:top w:w="100" w:type="dxa"/>
-              <w:left w:w="100" w:type="dxa"/>
-              <w:bottom w:w="100" w:type="dxa"/>
-              <w:right w:w="100" w:type="dxa"/>
-            </w:tcMar>
-          </w:tcPr>
-          <w:p>
-            <w:pPr>
-              <w:widowControl w:val="0"/>
-              <w:pBdr>
-                <w:top w:val="nil"/>
-                <w:left w:val="nil"/>
-                <w:bottom w:val="nil"/>
-                <w:right w:val="nil"/>
-                <w:between w:val="nil"/>
-              </w:pBdr>
-              <w:spacing w:line="240" w:lineRule="auto"/>
-              <w:rPr>
-                <w:rFonts w:ascii="標楷體" w:eastAsia="標楷體" w:hAnsi="標楷體" w:cs="標楷體"/>
-                <w:sz w:val="32"/>
-                <w:szCs w:val="32"/>
-              </w:rPr>
-            </w:pPr>
-          </w:p>
-        </w:tc>
-        <w:tc>
-          <w:tcPr>
-            <w:tcW w:w="1575" w:type="dxa"/>
-            <w:vMerge/>
-            <w:shd w:val="clear" w:color="auto" w:fill="auto"/>
-            <w:tcMar>
-              <w:top w:w="100" w:type="dxa"/>
-              <w:left w:w="100" w:type="dxa"/>
-              <w:bottom w:w="100" w:type="dxa"/>
-              <w:right w:w="100" w:type="dxa"/>
-            </w:tcMar>
-          </w:tcPr>
-          <w:p>
-            <w:pPr>
-              <w:widowControl w:val="0"/>
-              <w:pBdr>
-                <w:top w:val="nil"/>
-                <w:left w:val="nil"/>
-                <w:bottom w:val="nil"/>
-                <w:right w:val="nil"/>
-                <w:between w:val="nil"/>
-              </w:pBdr>
-              <w:spacing w:line="240" w:lineRule="auto"/>
-              <w:rPr>
-                <w:rFonts w:ascii="標楷體" w:eastAsia="標楷體" w:hAnsi="標楷體" w:cs="標楷體"/>
-                <w:sz w:val="32"/>
-                <w:szCs w:val="32"/>
-              </w:rPr>
-            </w:pPr>
-          </w:p>
-        </w:tc>
-        <w:tc>
-          <w:tcPr>
-            <w:tcW w:w="6585" w:type="dxa"/>
-            <w:shd w:val="clear" w:color="auto" w:fill="auto"/>
-            <w:tcMar>
-              <w:top w:w="100" w:type="dxa"/>
-              <w:left w:w="100" w:type="dxa"/>
-              <w:bottom w:w="100" w:type="dxa"/>
-              <w:right w:w="100" w:type="dxa"/>
-            </w:tcMar>
-          </w:tcPr>
-          <w:p>
-            <w:pPr>
-              <w:widowControl w:val="0"/>
-              <w:pBdr>
-                <w:top w:val="nil"/>
-                <w:left w:val="nil"/>
-                <w:bottom w:val="nil"/>
-                <w:right w:val="nil"/>
-                <w:between w:val="nil"/>
-              </w:pBdr>
-              <w:spacing w:line="240" w:lineRule="auto"/>
-              <w:rPr>
-                <w:rFonts w:ascii="標楷體" w:eastAsia="標楷體" w:hAnsi="標楷體" w:cs="標楷體"/>
-                <w:sz w:val="28"/>
-                <w:szCs w:val="28"/>
-              </w:rPr>
-            </w:pPr>
-            <w:r>
-              <w:rPr>
-                <w:rFonts w:ascii="標楷體" w:eastAsia="標楷體" w:hAnsi="標楷體" w:cs="標楷體"/>
-                <w:sz w:val="28"/>
-                <w:szCs w:val="28"/>
-              </w:rPr>
-              <w:t>5.3 系統日誌監控：監控系統運行與格式錯誤，若發生回應格式異常導致網頁錯誤時，可直接從後台進行修復或排除 。</w:t>
-            </w:r>
-          </w:p>
-        </w:tc>
-      </w:tr>
-      <w:tr>
-        <w:trPr>
-          <w:trHeight w:val="520"/>
-        </w:trPr>
-        <w:tc>
-          <w:tcPr>
-            <w:tcW w:w="840" w:type="dxa"/>
-            <w:vMerge/>
-            <w:shd w:val="clear" w:color="auto" w:fill="auto"/>
-            <w:tcMar>
-              <w:top w:w="100" w:type="dxa"/>
-              <w:left w:w="100" w:type="dxa"/>
-              <w:bottom w:w="100" w:type="dxa"/>
-              <w:right w:w="100" w:type="dxa"/>
-            </w:tcMar>
-          </w:tcPr>
-          <w:p>
-            <w:pPr>
-              <w:widowControl w:val="0"/>
-              <w:pBdr>
-                <w:top w:val="nil"/>
-                <w:left w:val="nil"/>
-                <w:bottom w:val="nil"/>
-                <w:right w:val="nil"/>
-                <w:between w:val="nil"/>
-              </w:pBdr>
-              <w:spacing w:line="240" w:lineRule="auto"/>
-              <w:rPr>
-                <w:rFonts w:ascii="標楷體" w:eastAsia="標楷體" w:hAnsi="標楷體" w:cs="標楷體"/>
-                <w:sz w:val="32"/>
-                <w:szCs w:val="32"/>
-              </w:rPr>
-            </w:pPr>
-          </w:p>
-        </w:tc>
-        <w:tc>
-          <w:tcPr>
-            <w:tcW w:w="1575" w:type="dxa"/>
+            <w:tcW w:w="1716" w:type="dxa"/>
             <w:vMerge/>
             <w:shd w:val="clear" w:color="auto" w:fill="auto"/>
             <w:tcMar>
@@ -24475,6 +24434,46 @@
     <w:p>
       <w:pPr>
         <w:spacing w:line="240" w:lineRule="auto"/>
+        <w:rPr>
+          <w:rFonts w:ascii="標楷體" w:eastAsia="標楷體" w:hAnsi="標楷體" w:cs="標楷體"/>
+          <w:sz w:val="32"/>
+          <w:szCs w:val="32"/>
+        </w:rPr>
+      </w:pPr>
+    </w:p>
+    <w:p>
+      <w:pPr>
+        <w:spacing w:line="240" w:lineRule="auto"/>
+        <w:rPr>
+          <w:rFonts w:ascii="標楷體" w:eastAsia="標楷體" w:hAnsi="標楷體" w:cs="標楷體"/>
+          <w:sz w:val="32"/>
+          <w:szCs w:val="32"/>
+        </w:rPr>
+      </w:pPr>
+    </w:p>
+    <w:p>
+      <w:pPr>
+        <w:spacing w:line="240" w:lineRule="auto"/>
+        <w:rPr>
+          <w:rFonts w:ascii="標楷體" w:eastAsia="標楷體" w:hAnsi="標楷體" w:cs="標楷體"/>
+          <w:sz w:val="32"/>
+          <w:szCs w:val="32"/>
+        </w:rPr>
+      </w:pPr>
+    </w:p>
+    <w:p>
+      <w:pPr>
+        <w:spacing w:line="240" w:lineRule="auto"/>
+        <w:rPr>
+          <w:rFonts w:ascii="標楷體" w:eastAsia="標楷體" w:hAnsi="標楷體" w:cs="標楷體" w:hint="eastAsia"/>
+          <w:sz w:val="32"/>
+          <w:szCs w:val="32"/>
+        </w:rPr>
+      </w:pPr>
+    </w:p>
+    <w:p>
+      <w:pPr>
+        <w:spacing w:line="240" w:lineRule="auto"/>
         <w:jc w:val="center"/>
         <w:rPr>
           <w:rFonts w:ascii="標楷體" w:eastAsia="標楷體" w:hAnsi="標楷體" w:cs="標楷體"/>
@@ -24512,6 +24511,7 @@
           <w:sz w:val="32"/>
           <w:szCs w:val="32"/>
         </w:rPr>
+        <w:lastRenderedPageBreak/>
         <w:t>6-1 資料流程圖(Data flow diagram)</w:t>
       </w:r>
     </w:p>
@@ -46923,7 +46923,6 @@
         <w:docPartUnique/>
       </w:docPartObj>
     </w:sdtPr>
-    <w:sdtEndPr/>
     <w:sdtContent>
       <w:p>
         <w:pPr>
@@ -47216,6 +47215,119 @@
     </w:lvl>
   </w:abstractNum>
   <w:abstractNum w:abstractNumId="2" w15:restartNumberingAfterBreak="0">
+    <w:nsid w:val="0AB579E1"/>
+    <w:multiLevelType w:val="multilevel"/>
+    <w:tmpl w:val="DEF032C2"/>
+    <w:lvl w:ilvl="0">
+      <w:start w:val="1"/>
+      <w:numFmt w:val="decimal"/>
+      <w:lvlText w:val="%1"/>
+      <w:lvlJc w:val="left"/>
+      <w:pPr>
+        <w:ind w:left="560" w:hanging="560"/>
+      </w:pPr>
+      <w:rPr>
+        <w:rFonts w:hint="default"/>
+      </w:rPr>
+    </w:lvl>
+    <w:lvl w:ilvl="1">
+      <w:start w:val="1"/>
+      <w:numFmt w:val="decimal"/>
+      <w:lvlText w:val="%1.%2"/>
+      <w:lvlJc w:val="left"/>
+      <w:pPr>
+        <w:ind w:left="560" w:hanging="560"/>
+      </w:pPr>
+      <w:rPr>
+        <w:rFonts w:hint="default"/>
+      </w:rPr>
+    </w:lvl>
+    <w:lvl w:ilvl="2">
+      <w:start w:val="1"/>
+      <w:numFmt w:val="decimal"/>
+      <w:lvlText w:val="%1.%2.%3"/>
+      <w:lvlJc w:val="left"/>
+      <w:pPr>
+        <w:ind w:left="560" w:hanging="560"/>
+      </w:pPr>
+      <w:rPr>
+        <w:rFonts w:hint="default"/>
+      </w:rPr>
+    </w:lvl>
+    <w:lvl w:ilvl="3">
+      <w:start w:val="1"/>
+      <w:numFmt w:val="decimal"/>
+      <w:lvlText w:val="%1.%2.%3.%4"/>
+      <w:lvlJc w:val="left"/>
+      <w:pPr>
+        <w:ind w:left="560" w:hanging="560"/>
+      </w:pPr>
+      <w:rPr>
+        <w:rFonts w:hint="default"/>
+      </w:rPr>
+    </w:lvl>
+    <w:lvl w:ilvl="4">
+      <w:start w:val="1"/>
+      <w:numFmt w:val="decimal"/>
+      <w:lvlText w:val="%1.%2.%3.%4.%5"/>
+      <w:lvlJc w:val="left"/>
+      <w:pPr>
+        <w:ind w:left="560" w:hanging="560"/>
+      </w:pPr>
+      <w:rPr>
+        <w:rFonts w:hint="default"/>
+      </w:rPr>
+    </w:lvl>
+    <w:lvl w:ilvl="5">
+      <w:start w:val="1"/>
+      <w:numFmt w:val="decimal"/>
+      <w:lvlText w:val="%1.%2.%3.%4.%5.%6"/>
+      <w:lvlJc w:val="left"/>
+      <w:pPr>
+        <w:ind w:left="560" w:hanging="560"/>
+      </w:pPr>
+      <w:rPr>
+        <w:rFonts w:hint="default"/>
+      </w:rPr>
+    </w:lvl>
+    <w:lvl w:ilvl="6">
+      <w:start w:val="1"/>
+      <w:numFmt w:val="decimal"/>
+      <w:lvlText w:val="%1.%2.%3.%4.%5.%6.%7"/>
+      <w:lvlJc w:val="left"/>
+      <w:pPr>
+        <w:ind w:left="560" w:hanging="560"/>
+      </w:pPr>
+      <w:rPr>
+        <w:rFonts w:hint="default"/>
+      </w:rPr>
+    </w:lvl>
+    <w:lvl w:ilvl="7">
+      <w:start w:val="1"/>
+      <w:numFmt w:val="decimal"/>
+      <w:lvlText w:val="%1.%2.%3.%4.%5.%6.%7.%8"/>
+      <w:lvlJc w:val="left"/>
+      <w:pPr>
+        <w:ind w:left="560" w:hanging="560"/>
+      </w:pPr>
+      <w:rPr>
+        <w:rFonts w:hint="default"/>
+      </w:rPr>
+    </w:lvl>
+    <w:lvl w:ilvl="8">
+      <w:start w:val="1"/>
+      <w:numFmt w:val="decimal"/>
+      <w:lvlText w:val="%1.%2.%3.%4.%5.%6.%7.%8.%9"/>
+      <w:lvlJc w:val="left"/>
+      <w:pPr>
+        <w:ind w:left="560" w:hanging="560"/>
+      </w:pPr>
+      <w:rPr>
+        <w:rFonts w:hint="default"/>
+      </w:rPr>
+    </w:lvl>
+  </w:abstractNum>
+  <w:abstractNum w:abstractNumId="3" w15:restartNumberingAfterBreak="0">
     <w:nsid w:val="0E574A63"/>
     <w:multiLevelType w:val="multilevel"/>
     <w:tmpl w:val="16C878F4"/>
@@ -47328,7 +47440,7 @@
       </w:rPr>
     </w:lvl>
   </w:abstractNum>
-  <w:abstractNum w:abstractNumId="3" w15:restartNumberingAfterBreak="0">
+  <w:abstractNum w:abstractNumId="4" w15:restartNumberingAfterBreak="0">
     <w:nsid w:val="10BA711A"/>
     <w:multiLevelType w:val="hybridMultilevel"/>
     <w:tmpl w:val="9438BA02"/>
@@ -47417,7 +47529,7 @@
       </w:pPr>
     </w:lvl>
   </w:abstractNum>
-  <w:abstractNum w:abstractNumId="4" w15:restartNumberingAfterBreak="0">
+  <w:abstractNum w:abstractNumId="5" w15:restartNumberingAfterBreak="0">
     <w:nsid w:val="10CF0833"/>
     <w:multiLevelType w:val="multilevel"/>
     <w:tmpl w:val="57C6AA6C"/>
@@ -47530,7 +47642,7 @@
       </w:rPr>
     </w:lvl>
   </w:abstractNum>
-  <w:abstractNum w:abstractNumId="5" w15:restartNumberingAfterBreak="0">
+  <w:abstractNum w:abstractNumId="6" w15:restartNumberingAfterBreak="0">
     <w:nsid w:val="12A4519C"/>
     <w:multiLevelType w:val="multilevel"/>
     <w:tmpl w:val="06A2AEE2"/>
@@ -47643,7 +47755,7 @@
       </w:rPr>
     </w:lvl>
   </w:abstractNum>
-  <w:abstractNum w:abstractNumId="6" w15:restartNumberingAfterBreak="0">
+  <w:abstractNum w:abstractNumId="7" w15:restartNumberingAfterBreak="0">
     <w:nsid w:val="17067A01"/>
     <w:multiLevelType w:val="multilevel"/>
     <w:tmpl w:val="8DEAE094"/>
@@ -47756,7 +47868,7 @@
       </w:rPr>
     </w:lvl>
   </w:abstractNum>
-  <w:abstractNum w:abstractNumId="7" w15:restartNumberingAfterBreak="0">
+  <w:abstractNum w:abstractNumId="8" w15:restartNumberingAfterBreak="0">
     <w:nsid w:val="1DEF23F3"/>
     <w:multiLevelType w:val="multilevel"/>
     <w:tmpl w:val="ABAA419C"/>
@@ -47869,7 +47981,7 @@
       </w:pPr>
     </w:lvl>
   </w:abstractNum>
-  <w:abstractNum w:abstractNumId="8" w15:restartNumberingAfterBreak="0">
+  <w:abstractNum w:abstractNumId="9" w15:restartNumberingAfterBreak="0">
     <w:nsid w:val="1EBD0015"/>
     <w:multiLevelType w:val="multilevel"/>
     <w:tmpl w:val="CBB6A380"/>
@@ -47982,7 +48094,7 @@
       </w:pPr>
     </w:lvl>
   </w:abstractNum>
-  <w:abstractNum w:abstractNumId="9" w15:restartNumberingAfterBreak="0">
+  <w:abstractNum w:abstractNumId="10" w15:restartNumberingAfterBreak="0">
     <w:nsid w:val="1F5547A8"/>
     <w:multiLevelType w:val="multilevel"/>
     <w:tmpl w:val="53008038"/>
@@ -48095,7 +48207,7 @@
       </w:rPr>
     </w:lvl>
   </w:abstractNum>
-  <w:abstractNum w:abstractNumId="10" w15:restartNumberingAfterBreak="0">
+  <w:abstractNum w:abstractNumId="11" w15:restartNumberingAfterBreak="0">
     <w:nsid w:val="33FA35DA"/>
     <w:multiLevelType w:val="multilevel"/>
     <w:tmpl w:val="65C4A574"/>
@@ -48208,7 +48320,7 @@
       </w:pPr>
     </w:lvl>
   </w:abstractNum>
-  <w:abstractNum w:abstractNumId="11" w15:restartNumberingAfterBreak="0">
+  <w:abstractNum w:abstractNumId="12" w15:restartNumberingAfterBreak="0">
     <w:nsid w:val="351404E9"/>
     <w:multiLevelType w:val="hybridMultilevel"/>
     <w:tmpl w:val="04A8201C"/>
@@ -48321,7 +48433,7 @@
       </w:rPr>
     </w:lvl>
   </w:abstractNum>
-  <w:abstractNum w:abstractNumId="12" w15:restartNumberingAfterBreak="0">
+  <w:abstractNum w:abstractNumId="13" w15:restartNumberingAfterBreak="0">
     <w:nsid w:val="45E11248"/>
     <w:multiLevelType w:val="multilevel"/>
     <w:tmpl w:val="FC7A9B6E"/>
@@ -48434,7 +48546,7 @@
       </w:rPr>
     </w:lvl>
   </w:abstractNum>
-  <w:abstractNum w:abstractNumId="13" w15:restartNumberingAfterBreak="0">
+  <w:abstractNum w:abstractNumId="14" w15:restartNumberingAfterBreak="0">
     <w:nsid w:val="6C420037"/>
     <w:multiLevelType w:val="hybridMultilevel"/>
     <w:tmpl w:val="B94AF4C2"/>
@@ -48547,7 +48659,7 @@
       </w:rPr>
     </w:lvl>
   </w:abstractNum>
-  <w:abstractNum w:abstractNumId="14" w15:restartNumberingAfterBreak="0">
+  <w:abstractNum w:abstractNumId="15" w15:restartNumberingAfterBreak="0">
     <w:nsid w:val="6E6B47BC"/>
     <w:multiLevelType w:val="multilevel"/>
     <w:tmpl w:val="8670FE9A"/>
@@ -48664,7 +48776,7 @@
       </w:pPr>
     </w:lvl>
   </w:abstractNum>
-  <w:abstractNum w:abstractNumId="15" w15:restartNumberingAfterBreak="0">
+  <w:abstractNum w:abstractNumId="16" w15:restartNumberingAfterBreak="0">
     <w:nsid w:val="745830C5"/>
     <w:multiLevelType w:val="hybridMultilevel"/>
     <w:tmpl w:val="6430EDB0"/>
@@ -48777,7 +48889,7 @@
       </w:rPr>
     </w:lvl>
   </w:abstractNum>
-  <w:abstractNum w:abstractNumId="16" w15:restartNumberingAfterBreak="0">
+  <w:abstractNum w:abstractNumId="17" w15:restartNumberingAfterBreak="0">
     <w:nsid w:val="76502B8A"/>
     <w:multiLevelType w:val="multilevel"/>
     <w:tmpl w:val="FB9AE87A"/>
@@ -48891,55 +49003,58 @@
     </w:lvl>
   </w:abstractNum>
   <w:num w:numId="1" w16cid:durableId="893273955">
+    <w:abstractNumId w:val="7"/>
+  </w:num>
+  <w:num w:numId="2" w16cid:durableId="590159856">
+    <w:abstractNumId w:val="17"/>
+  </w:num>
+  <w:num w:numId="3" w16cid:durableId="567112263">
+    <w:abstractNumId w:val="13"/>
+  </w:num>
+  <w:num w:numId="4" w16cid:durableId="1152911883">
     <w:abstractNumId w:val="6"/>
   </w:num>
-  <w:num w:numId="2" w16cid:durableId="590159856">
-    <w:abstractNumId w:val="16"/>
-  </w:num>
-  <w:num w:numId="3" w16cid:durableId="567112263">
-    <w:abstractNumId w:val="12"/>
-  </w:num>
-  <w:num w:numId="4" w16cid:durableId="1152911883">
+  <w:num w:numId="5" w16cid:durableId="2120948646">
     <w:abstractNumId w:val="5"/>
   </w:num>
-  <w:num w:numId="5" w16cid:durableId="2120948646">
-    <w:abstractNumId w:val="4"/>
-  </w:num>
   <w:num w:numId="6" w16cid:durableId="240412331">
-    <w:abstractNumId w:val="2"/>
+    <w:abstractNumId w:val="3"/>
   </w:num>
   <w:num w:numId="7" w16cid:durableId="2130272159">
-    <w:abstractNumId w:val="9"/>
+    <w:abstractNumId w:val="10"/>
   </w:num>
   <w:num w:numId="8" w16cid:durableId="1953635166">
     <w:abstractNumId w:val="1"/>
   </w:num>
   <w:num w:numId="9" w16cid:durableId="1670596371">
-    <w:abstractNumId w:val="3"/>
+    <w:abstractNumId w:val="4"/>
   </w:num>
   <w:num w:numId="10" w16cid:durableId="1007487576">
-    <w:abstractNumId w:val="15"/>
+    <w:abstractNumId w:val="16"/>
   </w:num>
   <w:num w:numId="11" w16cid:durableId="1579632321">
-    <w:abstractNumId w:val="13"/>
+    <w:abstractNumId w:val="14"/>
   </w:num>
   <w:num w:numId="12" w16cid:durableId="1552231423">
-    <w:abstractNumId w:val="14"/>
+    <w:abstractNumId w:val="15"/>
   </w:num>
   <w:num w:numId="13" w16cid:durableId="340738882">
     <w:abstractNumId w:val="0"/>
   </w:num>
   <w:num w:numId="14" w16cid:durableId="1857301881">
-    <w:abstractNumId w:val="10"/>
+    <w:abstractNumId w:val="11"/>
   </w:num>
   <w:num w:numId="15" w16cid:durableId="2001763975">
-    <w:abstractNumId w:val="7"/>
+    <w:abstractNumId w:val="8"/>
   </w:num>
   <w:num w:numId="16" w16cid:durableId="1426420335">
-    <w:abstractNumId w:val="11"/>
+    <w:abstractNumId w:val="12"/>
   </w:num>
   <w:num w:numId="17" w16cid:durableId="183911373">
-    <w:abstractNumId w:val="8"/>
+    <w:abstractNumId w:val="9"/>
+  </w:num>
+  <w:num w:numId="18" w16cid:durableId="1238125901">
+    <w:abstractNumId w:val="2"/>
   </w:num>
 </w:numbering>
 </file>
@@ -49457,7 +49572,6 @@
   <w:style w:type="character" w:default="1" w:styleId="a0">
     <w:name w:val="Default Paragraph Font"/>
     <w:uiPriority w:val="1"/>
-    <w:semiHidden/>
     <w:unhideWhenUsed/>
   </w:style>
   <w:style w:type="table" w:default="1" w:styleId="a1">

--- a/專題手冊草稿0517.docx
+++ b/專題手冊草稿0517.docx
@@ -23,31 +23,7 @@
           <w:szCs w:val="48"/>
           <w:lang w:val="en-US"/>
         </w:rPr>
-        <w:t>國立</w:t>
-      </w:r>
-      <w:proofErr w:type="gramStart"/>
-      <w:r>
-        <w:rPr>
-          <w:rFonts w:ascii="標楷體" w:eastAsia="標楷體" w:hAnsi="標楷體" w:cs="Kai"/>
-          <w:b/>
-          <w:bCs/>
-          <w:sz w:val="48"/>
-          <w:szCs w:val="48"/>
-          <w:lang w:val="en-US"/>
-        </w:rPr>
-        <w:t>臺</w:t>
-      </w:r>
-      <w:proofErr w:type="gramEnd"/>
-      <w:r>
-        <w:rPr>
-          <w:rFonts w:ascii="標楷體" w:eastAsia="標楷體" w:hAnsi="標楷體" w:cs="Kai"/>
-          <w:b/>
-          <w:bCs/>
-          <w:sz w:val="48"/>
-          <w:szCs w:val="48"/>
-          <w:lang w:val="en-US"/>
-        </w:rPr>
-        <w:t>北商業大學</w:t>
+        <w:t>國立臺北商業大學</w:t>
       </w:r>
     </w:p>
     <w:p>
@@ -505,21 +481,8 @@
           <w:szCs w:val="36"/>
           <w:lang w:val="en-US"/>
         </w:rPr>
-        <w:t>11156014 賈</w:t>
-      </w:r>
-      <w:proofErr w:type="gramStart"/>
-      <w:r>
-        <w:rPr>
-          <w:rFonts w:ascii="標楷體" w:eastAsia="標楷體" w:hAnsi="標楷體" w:cs="Kai" w:hint="eastAsia"/>
-          <w:b/>
-          <w:bCs/>
-          <w:sz w:val="36"/>
-          <w:szCs w:val="36"/>
-          <w:lang w:val="en-US"/>
-        </w:rPr>
-        <w:t>乂凱</w:t>
-      </w:r>
-      <w:proofErr w:type="gramEnd"/>
+        <w:t>11156014 賈乂凱</w:t>
+      </w:r>
     </w:p>
     <w:p>
       <w:pPr>
@@ -7979,25 +7942,39 @@
           <w:sz w:val="28"/>
           <w:szCs w:val="28"/>
         </w:rPr>
-        <w:t>在企業人才培訓與管理諮詢領域，訓後問卷回饋是衡量教學成效與實務應用價值的核心數據。顧問公司在長期執行的各類培訓專案中，持續蒐集</w:t>
-      </w:r>
-      <w:proofErr w:type="gramStart"/>
-      <w:r>
-        <w:rPr>
-          <w:rFonts w:ascii="標楷體" w:eastAsia="標楷體" w:hAnsi="標楷體" w:cs="標楷體"/>
-          <w:sz w:val="28"/>
-          <w:szCs w:val="28"/>
-        </w:rPr>
-        <w:t>受訓者訓後</w:t>
-      </w:r>
-      <w:proofErr w:type="gramEnd"/>
-      <w:r>
-        <w:rPr>
-          <w:rFonts w:ascii="標楷體" w:eastAsia="標楷體" w:hAnsi="標楷體" w:cs="標楷體"/>
-          <w:sz w:val="28"/>
-          <w:szCs w:val="28"/>
-        </w:rPr>
-        <w:t>的回饋問卷。這些資料並非</w:t>
+        <w:t>在企業人才培訓與管理諮詢領域，</w:t>
+      </w:r>
+      <w:r>
+        <w:rPr>
+          <w:rFonts w:ascii="標楷體" w:eastAsia="標楷體" w:hAnsi="標楷體" w:cs="標楷體" w:hint="eastAsia"/>
+          <w:sz w:val="28"/>
+          <w:szCs w:val="28"/>
+        </w:rPr>
+        <w:t>課</w:t>
+      </w:r>
+      <w:r>
+        <w:rPr>
+          <w:rFonts w:ascii="標楷體" w:eastAsia="標楷體" w:hAnsi="標楷體" w:cs="標楷體"/>
+          <w:sz w:val="28"/>
+          <w:szCs w:val="28"/>
+        </w:rPr>
+        <w:t>後問卷回饋是衡量教學成效與實務應用價值的核心數據。顧問公司在長期執行的各類培訓專案中，持續蒐集</w:t>
+      </w:r>
+      <w:r>
+        <w:rPr>
+          <w:rFonts w:ascii="標楷體" w:eastAsia="標楷體" w:hAnsi="標楷體" w:cs="標楷體" w:hint="eastAsia"/>
+          <w:sz w:val="28"/>
+          <w:szCs w:val="28"/>
+        </w:rPr>
+        <w:t>聽講者客</w:t>
+      </w:r>
+      <w:r>
+        <w:rPr>
+          <w:rFonts w:ascii="標楷體" w:eastAsia="標楷體" w:hAnsi="標楷體" w:cs="標楷體"/>
+          <w:sz w:val="28"/>
+          <w:szCs w:val="28"/>
+        </w:rPr>
+        <w:t>後的回饋問卷。這些資料並非</w:t>
       </w:r>
       <w:r>
         <w:rPr>
@@ -8053,25 +8030,7 @@
           <w:sz w:val="28"/>
           <w:szCs w:val="28"/>
         </w:rPr>
-        <w:t>然而，在數位轉型的浪潮下，數據的價值不再僅止於蒐集，更在於如何快速、精</w:t>
-      </w:r>
-      <w:proofErr w:type="gramStart"/>
-      <w:r>
-        <w:rPr>
-          <w:rFonts w:ascii="標楷體" w:eastAsia="標楷體" w:hAnsi="標楷體" w:cs="標楷體"/>
-          <w:sz w:val="28"/>
-          <w:szCs w:val="28"/>
-        </w:rPr>
-        <w:t>準</w:t>
-      </w:r>
-      <w:proofErr w:type="gramEnd"/>
-      <w:r>
-        <w:rPr>
-          <w:rFonts w:ascii="標楷體" w:eastAsia="標楷體" w:hAnsi="標楷體" w:cs="標楷體"/>
-          <w:sz w:val="28"/>
-          <w:szCs w:val="28"/>
-        </w:rPr>
-        <w:t>地分析。面對每一場訓後產出的海量文字回饋，若能建立一套標準化的數位分析框架，將能讓這些散亂的非結構化文字轉變為具高參考價值的結構化數據，進而為企業提供更具實證基礎與客觀數據支持的人才發展方案。</w:t>
+        <w:t>然而，在數位轉型的浪潮下，數據的價值不再僅止於蒐集，更在於如何快速、精準地分析。面對每一場訓後產出的海量文字回饋，若能建立一套標準化的數位分析框架，將能讓這些散亂的非結構化文字轉變為具高參考價值的結構化數據，進而為企業提供更具實證基礎與客觀數據支持的人才發展方案。</w:t>
       </w:r>
     </w:p>
     <w:p>
@@ -8129,29 +8088,7 @@
           <w:szCs w:val="28"/>
           <w:highlight w:val="white"/>
         </w:rPr>
-        <w:t>本專案的設計動機，源於解決大數據趨勢下文字資料處理的實務挑戰，並試圖透過技術手段建立一套</w:t>
-      </w:r>
-      <w:proofErr w:type="gramStart"/>
-      <w:r>
-        <w:rPr>
-          <w:rFonts w:ascii="標楷體" w:eastAsia="標楷體" w:hAnsi="標楷體" w:cs="標楷體"/>
-          <w:color w:val="1F1F1F"/>
-          <w:sz w:val="28"/>
-          <w:szCs w:val="28"/>
-          <w:highlight w:val="white"/>
-        </w:rPr>
-        <w:t>高效且客觀</w:t>
-      </w:r>
-      <w:proofErr w:type="gramEnd"/>
-      <w:r>
-        <w:rPr>
-          <w:rFonts w:ascii="標楷體" w:eastAsia="標楷體" w:hAnsi="標楷體" w:cs="標楷體"/>
-          <w:color w:val="1F1F1F"/>
-          <w:sz w:val="28"/>
-          <w:szCs w:val="28"/>
-          <w:highlight w:val="white"/>
-        </w:rPr>
-        <w:t>的分析系統</w:t>
+        <w:t>本專案的設計動機，源於解決大數據趨勢下文字資料處理的實務挑戰，並試圖透過技術手段建立一套高效且客觀的分析系統</w:t>
       </w:r>
     </w:p>
     <w:p>
@@ -8198,7 +8135,7 @@
           <w:szCs w:val="28"/>
           <w:highlight w:val="white"/>
         </w:rPr>
-        <w:t>傳統人工分析高度依賴分析師當下的主觀判斷。人工分析極易因時隔多月、經手專案繁雜，或是經手人不同導致兩次報告的分析觀念與權重產生偏差。系統化分析能確保</w:t>
+        <w:t>傳統人工分析高度依賴分析師當下的主觀判斷。人工分析極易因時隔多月、經手專案繁雜，或是經手人不同導致兩次報告的分析</w:t>
       </w:r>
       <w:r>
         <w:rPr>
@@ -8208,7 +8145,7 @@
           <w:szCs w:val="28"/>
           <w:highlight w:val="white"/>
         </w:rPr>
-        <w:t>每次分析觀念相同</w:t>
+        <w:t>邏輯</w:t>
       </w:r>
       <w:r>
         <w:rPr>
@@ -8218,7 +8155,67 @@
           <w:szCs w:val="28"/>
           <w:highlight w:val="white"/>
         </w:rPr>
-        <w:t xml:space="preserve">，使企業能真正具備科學基準來判斷是否有實質改善，而非受分析師個人觀念漂移的影響。 </w:t>
+        <w:t>與權重產生偏差。系統化分析能確保</w:t>
+      </w:r>
+      <w:r>
+        <w:rPr>
+          <w:rFonts w:ascii="標楷體" w:eastAsia="標楷體" w:hAnsi="標楷體" w:cs="標楷體" w:hint="eastAsia"/>
+          <w:color w:val="1F1F1F"/>
+          <w:sz w:val="28"/>
+          <w:szCs w:val="28"/>
+          <w:highlight w:val="white"/>
+        </w:rPr>
+        <w:t>每次分析</w:t>
+      </w:r>
+      <w:r>
+        <w:rPr>
+          <w:rFonts w:ascii="標楷體" w:eastAsia="標楷體" w:hAnsi="標楷體" w:cs="標楷體" w:hint="eastAsia"/>
+          <w:color w:val="1F1F1F"/>
+          <w:sz w:val="28"/>
+          <w:szCs w:val="28"/>
+          <w:highlight w:val="white"/>
+        </w:rPr>
+        <w:t>邏輯</w:t>
+      </w:r>
+      <w:r>
+        <w:rPr>
+          <w:rFonts w:ascii="標楷體" w:eastAsia="標楷體" w:hAnsi="標楷體" w:cs="標楷體" w:hint="eastAsia"/>
+          <w:color w:val="1F1F1F"/>
+          <w:sz w:val="28"/>
+          <w:szCs w:val="28"/>
+          <w:highlight w:val="white"/>
+        </w:rPr>
+        <w:t>相同</w:t>
+      </w:r>
+      <w:r>
+        <w:rPr>
+          <w:rFonts w:ascii="標楷體" w:eastAsia="標楷體" w:hAnsi="標楷體" w:cs="標楷體"/>
+          <w:color w:val="1F1F1F"/>
+          <w:sz w:val="28"/>
+          <w:szCs w:val="28"/>
+          <w:highlight w:val="white"/>
+        </w:rPr>
+        <w:t>，使企業能真正具備科學基準來判斷是否有實質改善，而非受分析師</w:t>
+      </w:r>
+      <w:r>
+        <w:rPr>
+          <w:rFonts w:ascii="標楷體" w:eastAsia="標楷體" w:hAnsi="標楷體" w:cs="標楷體" w:hint="eastAsia"/>
+          <w:color w:val="1F1F1F"/>
+          <w:sz w:val="28"/>
+          <w:szCs w:val="28"/>
+          <w:highlight w:val="white"/>
+        </w:rPr>
+        <w:t>主觀</w:t>
+      </w:r>
+      <w:r>
+        <w:rPr>
+          <w:rFonts w:ascii="標楷體" w:eastAsia="標楷體" w:hAnsi="標楷體" w:cs="標楷體"/>
+          <w:color w:val="1F1F1F"/>
+          <w:sz w:val="28"/>
+          <w:szCs w:val="28"/>
+          <w:highlight w:val="white"/>
+        </w:rPr>
+        <w:t xml:space="preserve">漂移的影響。 </w:t>
       </w:r>
     </w:p>
     <w:p>
@@ -8265,51 +8262,7 @@
           <w:szCs w:val="28"/>
           <w:highlight w:val="white"/>
         </w:rPr>
-        <w:t>隨著自然語言處理（NLP）與大數據整理技術的躍進，文字探</w:t>
-      </w:r>
-      <w:proofErr w:type="gramStart"/>
-      <w:r>
-        <w:rPr>
-          <w:rFonts w:ascii="標楷體" w:eastAsia="標楷體" w:hAnsi="標楷體" w:cs="標楷體"/>
-          <w:color w:val="1F1F1F"/>
-          <w:sz w:val="28"/>
-          <w:szCs w:val="28"/>
-          <w:highlight w:val="white"/>
-        </w:rPr>
-        <w:t>勘</w:t>
-      </w:r>
-      <w:proofErr w:type="gramEnd"/>
-      <w:r>
-        <w:rPr>
-          <w:rFonts w:ascii="標楷體" w:eastAsia="標楷體" w:hAnsi="標楷體" w:cs="標楷體"/>
-          <w:color w:val="1F1F1F"/>
-          <w:sz w:val="28"/>
-          <w:szCs w:val="28"/>
-          <w:highlight w:val="white"/>
-        </w:rPr>
-        <w:t>（Text Mining）已能針對海量文本進行深度解析。透過 TF-IDF（一種自動過濾常見廢詞並抓出核心關鍵字的統計技術） 等演算法，系統可精</w:t>
-      </w:r>
-      <w:proofErr w:type="gramStart"/>
-      <w:r>
-        <w:rPr>
-          <w:rFonts w:ascii="標楷體" w:eastAsia="標楷體" w:hAnsi="標楷體" w:cs="標楷體"/>
-          <w:color w:val="1F1F1F"/>
-          <w:sz w:val="28"/>
-          <w:szCs w:val="28"/>
-          <w:highlight w:val="white"/>
-        </w:rPr>
-        <w:t>準</w:t>
-      </w:r>
-      <w:proofErr w:type="gramEnd"/>
-      <w:r>
-        <w:rPr>
-          <w:rFonts w:ascii="標楷體" w:eastAsia="標楷體" w:hAnsi="標楷體" w:cs="標楷體"/>
-          <w:color w:val="1F1F1F"/>
-          <w:sz w:val="28"/>
-          <w:szCs w:val="28"/>
-          <w:highlight w:val="white"/>
-        </w:rPr>
-        <w:t>識別出各類回饋中的關鍵資訊。利用這些成熟技術來取代傳統人力，是現階段數位轉型的關鍵契機。</w:t>
+        <w:t>隨著自然語言處理（NLP）與大數據整理技術的躍進，文字探勘（Text Mining）已能針對海量文本進行深度解析。透過 TF-IDF（一種自動過濾常見廢詞並抓出核心關鍵字的統計技術） 等演算法，系統可精準識別出各類回饋中的關鍵資訊。利用這些成熟技術來取代傳統人力，是現階段數位轉型的關鍵契機。</w:t>
       </w:r>
     </w:p>
     <w:p>
@@ -8367,20 +8320,18 @@
           <w:highlight w:val="white"/>
         </w:rPr>
         <w:lastRenderedPageBreak/>
-        <w:t>化資訊。這不僅能協助授課者快速掌握參與者的學習成效，更能透過系統化的整理與累積，發掘受訓者長期存在的共同需求與痛點，進而作為未來優化課程內容、提升培訓服務精</w:t>
-      </w:r>
-      <w:proofErr w:type="gramStart"/>
-      <w:r>
-        <w:rPr>
-          <w:rFonts w:ascii="標楷體" w:eastAsia="標楷體" w:hAnsi="標楷體" w:cs="標楷體"/>
+        <w:t>化資訊。這不僅能協助授課者快速掌握參與者的學習成效，更能透過系統化的整理與累積，發掘</w:t>
+      </w:r>
+      <w:r>
+        <w:rPr>
+          <w:rFonts w:ascii="標楷體" w:eastAsia="標楷體" w:hAnsi="標楷體" w:cs="標楷體" w:hint="eastAsia"/>
           <w:color w:val="1F1F1F"/>
           <w:sz w:val="28"/>
           <w:szCs w:val="28"/>
           <w:highlight w:val="white"/>
         </w:rPr>
-        <w:t>準</w:t>
-      </w:r>
-      <w:proofErr w:type="gramEnd"/>
+        <w:t>聽講</w:t>
+      </w:r>
       <w:r>
         <w:rPr>
           <w:rFonts w:ascii="標楷體" w:eastAsia="標楷體" w:hAnsi="標楷體" w:cs="標楷體"/>
@@ -8389,7 +8340,27 @@
           <w:szCs w:val="28"/>
           <w:highlight w:val="white"/>
         </w:rPr>
-        <w:t>度的重要依據。</w:t>
+        <w:t>者長期存在的共同需求與</w:t>
+      </w:r>
+      <w:r>
+        <w:rPr>
+          <w:rFonts w:ascii="標楷體" w:eastAsia="標楷體" w:hAnsi="標楷體" w:cs="標楷體" w:hint="eastAsia"/>
+          <w:color w:val="1F1F1F"/>
+          <w:sz w:val="28"/>
+          <w:szCs w:val="28"/>
+          <w:highlight w:val="white"/>
+        </w:rPr>
+        <w:t>瓶頸</w:t>
+      </w:r>
+      <w:r>
+        <w:rPr>
+          <w:rFonts w:ascii="標楷體" w:eastAsia="標楷體" w:hAnsi="標楷體" w:cs="標楷體"/>
+          <w:color w:val="1F1F1F"/>
+          <w:sz w:val="28"/>
+          <w:szCs w:val="28"/>
+          <w:highlight w:val="white"/>
+        </w:rPr>
+        <w:t>，進而作為未來優化課程內容、提升培訓服務精準度的重要依據。</w:t>
       </w:r>
     </w:p>
     <w:p>
@@ -8460,25 +8431,23 @@
           <w:sz w:val="28"/>
           <w:szCs w:val="28"/>
         </w:rPr>
-        <w:t>本專題旨在協助顧問公司數位化其中高階主管訓練講座的反饋處理流程。過去顧問公司需耗費大量人力手動分類與歸納講座後的質性回饋，本系統透過 Text Mining (文字探</w:t>
-      </w:r>
-      <w:proofErr w:type="gramStart"/>
-      <w:r>
-        <w:rPr>
-          <w:rFonts w:ascii="標楷體" w:eastAsia="標楷體" w:hAnsi="標楷體" w:cs="標楷體"/>
-          <w:sz w:val="28"/>
-          <w:szCs w:val="28"/>
-        </w:rPr>
-        <w:t>勘</w:t>
-      </w:r>
-      <w:proofErr w:type="gramEnd"/>
-      <w:r>
-        <w:rPr>
-          <w:rFonts w:ascii="標楷體" w:eastAsia="標楷體" w:hAnsi="標楷體" w:cs="標楷體"/>
-          <w:sz w:val="28"/>
-          <w:szCs w:val="28"/>
-        </w:rPr>
-        <w:t>) 與 AI 技術，將非結構化的文字資料轉化為結構化的分類資訊，以提升顧問分析報告的產出速度與客觀性。</w:t>
+        <w:t>本專題旨在協助顧問公司數位化其中高階主管訓練講座的反饋處理流程。過去顧問公司需耗費大量人力手動分類與歸納講座後的</w:t>
+      </w:r>
+      <w:r>
+        <w:rPr>
+          <w:rFonts w:ascii="標楷體" w:eastAsia="標楷體" w:hAnsi="標楷體" w:cs="標楷體" w:hint="eastAsia"/>
+          <w:sz w:val="28"/>
+          <w:szCs w:val="28"/>
+        </w:rPr>
+        <w:t>具體反饋</w:t>
+      </w:r>
+      <w:r>
+        <w:rPr>
+          <w:rFonts w:ascii="標楷體" w:eastAsia="標楷體" w:hAnsi="標楷體" w:cs="標楷體"/>
+          <w:sz w:val="28"/>
+          <w:szCs w:val="28"/>
+        </w:rPr>
+        <w:t>，本系統透過 Text Mining (文字探勘) 與 AI 技術，將非結構化的文字資料轉化為結構化的分類資訊，以提升顧問分析報告的產出速度與客觀性。</w:t>
       </w:r>
     </w:p>
     <w:p>
@@ -8541,18 +8510,34 @@
         <w:widowControl w:val="0"/>
         <w:spacing w:line="240" w:lineRule="auto"/>
         <w:rPr>
-          <w:rFonts w:ascii="標楷體" w:eastAsia="標楷體" w:hAnsi="標楷體" w:cs="標楷體"/>
-          <w:sz w:val="28"/>
-          <w:szCs w:val="28"/>
-        </w:rPr>
-      </w:pPr>
-      <w:r>
-        <w:rPr>
-          <w:rFonts w:ascii="標楷體" w:eastAsia="標楷體" w:hAnsi="標楷體" w:cs="標楷體"/>
-          <w:sz w:val="28"/>
-          <w:szCs w:val="28"/>
-        </w:rPr>
-        <w:t>2.邏輯客觀化：根據顧問公司既有的分類習慣與邏輯，建立一套標準化的分類標籤體系。</w:t>
+          <w:rFonts w:ascii="標楷體" w:eastAsia="標楷體" w:hAnsi="標楷體" w:cs="標楷體" w:hint="eastAsia"/>
+          <w:sz w:val="28"/>
+          <w:szCs w:val="28"/>
+        </w:rPr>
+      </w:pPr>
+      <w:r>
+        <w:rPr>
+          <w:rFonts w:ascii="標楷體" w:eastAsia="標楷體" w:hAnsi="標楷體" w:cs="標楷體"/>
+          <w:sz w:val="28"/>
+          <w:szCs w:val="28"/>
+        </w:rPr>
+        <w:t>2.邏輯客觀化：</w:t>
+      </w:r>
+      <w:r>
+        <w:rPr>
+          <w:rFonts w:ascii="標楷體" w:eastAsia="標楷體" w:hAnsi="標楷體" w:cs="標楷體"/>
+          <w:sz w:val="28"/>
+          <w:szCs w:val="28"/>
+        </w:rPr>
+        <w:t>整合既有的分類</w:t>
+      </w:r>
+      <w:r>
+        <w:rPr>
+          <w:rFonts w:ascii="標楷體" w:eastAsia="標楷體" w:hAnsi="標楷體" w:cs="標楷體"/>
+          <w:sz w:val="28"/>
+          <w:szCs w:val="28"/>
+        </w:rPr>
+        <w:t>邏輯，建立一套標準化的分類標籤體系。</w:t>
       </w:r>
     </w:p>
     <w:p>
@@ -8662,43 +8647,7 @@
           <w:sz w:val="28"/>
           <w:szCs w:val="28"/>
         </w:rPr>
-        <w:t>1.AI文字探</w:t>
-      </w:r>
-      <w:proofErr w:type="gramStart"/>
-      <w:r>
-        <w:rPr>
-          <w:rFonts w:ascii="標楷體" w:eastAsia="標楷體" w:hAnsi="標楷體" w:cs="標楷體"/>
-          <w:sz w:val="28"/>
-          <w:szCs w:val="28"/>
-        </w:rPr>
-        <w:t>勘</w:t>
-      </w:r>
-      <w:proofErr w:type="gramEnd"/>
-      <w:r>
-        <w:rPr>
-          <w:rFonts w:ascii="標楷體" w:eastAsia="標楷體" w:hAnsi="標楷體" w:cs="標楷體"/>
-          <w:sz w:val="28"/>
-          <w:szCs w:val="28"/>
-        </w:rPr>
-        <w:t>引擎：一套具備TF-IDF權重分析與AI初審功能</w:t>
-      </w:r>
-      <w:proofErr w:type="gramStart"/>
-      <w:r>
-        <w:rPr>
-          <w:rFonts w:ascii="標楷體" w:eastAsia="標楷體" w:hAnsi="標楷體" w:cs="標楷體"/>
-          <w:sz w:val="28"/>
-          <w:szCs w:val="28"/>
-        </w:rPr>
-        <w:t>的分選系統</w:t>
-      </w:r>
-      <w:proofErr w:type="gramEnd"/>
-      <w:r>
-        <w:rPr>
-          <w:rFonts w:ascii="標楷體" w:eastAsia="標楷體" w:hAnsi="標楷體" w:cs="標楷體"/>
-          <w:sz w:val="28"/>
-          <w:szCs w:val="28"/>
-        </w:rPr>
-        <w:t>。</w:t>
+        <w:t>1.AI文字探勘引擎：一套具備TF-IDF權重分析與AI初審功能的分選系統。</w:t>
       </w:r>
     </w:p>
     <w:p>
@@ -8758,25 +8707,23 @@
           <w:sz w:val="28"/>
           <w:szCs w:val="28"/>
         </w:rPr>
-        <w:t>4.系統原型/介面：提供一條龍數據處理方案，從製作</w:t>
-      </w:r>
-      <w:proofErr w:type="gramStart"/>
-      <w:r>
-        <w:rPr>
-          <w:rFonts w:ascii="標楷體" w:eastAsia="標楷體" w:hAnsi="標楷體" w:cs="標楷體"/>
-          <w:sz w:val="28"/>
-          <w:szCs w:val="28"/>
-        </w:rPr>
-        <w:t>問卷問卷</w:t>
-      </w:r>
-      <w:proofErr w:type="gramEnd"/>
-      <w:r>
-        <w:rPr>
-          <w:rFonts w:ascii="標楷體" w:eastAsia="標楷體" w:hAnsi="標楷體" w:cs="標楷體"/>
-          <w:sz w:val="28"/>
-          <w:szCs w:val="28"/>
-        </w:rPr>
-        <w:t>匯入到分類分析的系統化整合。</w:t>
+        <w:t>4.系統原型/介面：提供</w:t>
+      </w:r>
+      <w:r>
+        <w:rPr>
+          <w:rFonts w:ascii="標楷體" w:eastAsia="標楷體" w:hAnsi="標楷體" w:cs="標楷體" w:hint="eastAsia"/>
+          <w:sz w:val="28"/>
+          <w:szCs w:val="28"/>
+        </w:rPr>
+        <w:t>全方位</w:t>
+      </w:r>
+      <w:r>
+        <w:rPr>
+          <w:rFonts w:ascii="標楷體" w:eastAsia="標楷體" w:hAnsi="標楷體" w:cs="標楷體"/>
+          <w:sz w:val="28"/>
+          <w:szCs w:val="28"/>
+        </w:rPr>
+        <w:t>數據處理方案，從製作問卷問卷匯入到分類分析的系統化整合。</w:t>
       </w:r>
     </w:p>
     <w:p>
@@ -8804,25 +8751,7 @@
           <w:sz w:val="28"/>
           <w:szCs w:val="28"/>
         </w:rPr>
-        <w:t xml:space="preserve">. </w:t>
-      </w:r>
-      <w:proofErr w:type="gramStart"/>
-      <w:r>
-        <w:rPr>
-          <w:rFonts w:ascii="標楷體" w:eastAsia="標楷體" w:hAnsi="標楷體" w:cs="標楷體"/>
-          <w:sz w:val="28"/>
-          <w:szCs w:val="28"/>
-        </w:rPr>
-        <w:t>線上問卷調查</w:t>
-      </w:r>
-      <w:proofErr w:type="gramEnd"/>
-      <w:r>
-        <w:rPr>
-          <w:rFonts w:ascii="標楷體" w:eastAsia="標楷體" w:hAnsi="標楷體" w:cs="標楷體"/>
-          <w:sz w:val="28"/>
-          <w:szCs w:val="28"/>
-        </w:rPr>
-        <w:t>與數據採集介面：</w:t>
+        <w:t>. 線上問卷調查與數據採集介面：</w:t>
       </w:r>
     </w:p>
     <w:p>
@@ -8842,25 +8771,7 @@
           <w:sz w:val="28"/>
           <w:szCs w:val="28"/>
         </w:rPr>
-        <w:t>系統支援問卷的建立、發佈、</w:t>
-      </w:r>
-      <w:proofErr w:type="gramStart"/>
-      <w:r>
-        <w:rPr>
-          <w:rFonts w:ascii="標楷體" w:eastAsia="標楷體" w:hAnsi="標楷體" w:cs="標楷體"/>
-          <w:sz w:val="28"/>
-          <w:szCs w:val="28"/>
-        </w:rPr>
-        <w:t>線上即時</w:t>
-      </w:r>
-      <w:proofErr w:type="gramEnd"/>
-      <w:r>
-        <w:rPr>
-          <w:rFonts w:ascii="標楷體" w:eastAsia="標楷體" w:hAnsi="標楷體" w:cs="標楷體"/>
-          <w:sz w:val="28"/>
-          <w:szCs w:val="28"/>
-        </w:rPr>
-        <w:t>填寫與自動回傳</w:t>
+        <w:t>系統支援問卷的建立、發佈、線上即時填寫與自動回傳</w:t>
       </w:r>
     </w:p>
     <w:p>
@@ -8968,25 +8879,7 @@
           <w:sz w:val="28"/>
           <w:szCs w:val="28"/>
         </w:rPr>
-        <w:t>成熟的文本處理架構： 本專案採用 Python 作為核心開發環境，整合具備高度穩定性的自然語言處理套件（如 Jieba 結巴分詞）。該技術框架在處理</w:t>
-      </w:r>
-      <w:proofErr w:type="gramStart"/>
-      <w:r>
-        <w:rPr>
-          <w:rFonts w:ascii="標楷體" w:eastAsia="標楷體" w:hAnsi="標楷體" w:cs="標楷體"/>
-          <w:sz w:val="28"/>
-          <w:szCs w:val="28"/>
-        </w:rPr>
-        <w:t>中文斷詞與</w:t>
-      </w:r>
-      <w:proofErr w:type="gramEnd"/>
-      <w:r>
-        <w:rPr>
-          <w:rFonts w:ascii="標楷體" w:eastAsia="標楷體" w:hAnsi="標楷體" w:cs="標楷體"/>
-          <w:sz w:val="28"/>
-          <w:szCs w:val="28"/>
-        </w:rPr>
-        <w:t xml:space="preserve"> TF-IDF 特徵提取上已有大量成熟的應用案例，能有效確保原始數據清洗與關鍵字過濾的準確性，並降低系統開發初期的技術風險。</w:t>
+        <w:t>成熟的文本處理架構： 本專案採用 Python 作為核心開發環境，整合具備高度穩定性的自然語言處理套件（如 Jieba 結巴分詞）。該技術框架在處理中文斷詞與 TF-IDF 特徵提取上已有大量成熟的應用案例，能有效確保原始數據清洗與關鍵字過濾的準確性，並降低系統開發初期的技術風險。</w:t>
       </w:r>
     </w:p>
     <w:p>
@@ -9008,7 +8901,7 @@
           <w:sz w:val="28"/>
           <w:szCs w:val="28"/>
         </w:rPr>
-        <w:t>主流 AI API 串接簡便：系統的語意歸類邏輯主要透過調用 Google       Gemini API 達成。由於該技術具備詳盡的技術指南與現成的開發套件，團隊可將核心研發心力聚焦於提示詞（Prompt）優化與分類邏輯對標，無需自建複雜的運算模型，大幅提升了系統原型的開發效率與成功率。</w:t>
+        <w:t>主流 AI API 串接簡便：該技術具備詳盡的技術指南與現成的開發套件，團隊可將核心研發心力聚焦於提示詞（Prompt）優化與分類邏輯對標，無需自建複雜的運算模型，大幅提升了系統原型的開發效率與成功率。</w:t>
       </w:r>
     </w:p>
     <w:p>
@@ -9052,43 +8945,7 @@
           <w:sz w:val="28"/>
           <w:szCs w:val="28"/>
         </w:rPr>
-        <w:t>系統整合了</w:t>
-      </w:r>
-      <w:proofErr w:type="gramStart"/>
-      <w:r>
-        <w:rPr>
-          <w:rFonts w:ascii="標楷體" w:eastAsia="標楷體" w:hAnsi="標楷體" w:cs="標楷體"/>
-          <w:sz w:val="28"/>
-          <w:szCs w:val="28"/>
-        </w:rPr>
-        <w:t>直覺式的檔案</w:t>
-      </w:r>
-      <w:proofErr w:type="gramEnd"/>
-      <w:r>
-        <w:rPr>
-          <w:rFonts w:ascii="標楷體" w:eastAsia="標楷體" w:hAnsi="標楷體" w:cs="標楷體"/>
-          <w:sz w:val="28"/>
-          <w:szCs w:val="28"/>
-        </w:rPr>
-        <w:t>導入與 AI 語意辨識技術，用戶</w:t>
-      </w:r>
-      <w:proofErr w:type="gramStart"/>
-      <w:r>
-        <w:rPr>
-          <w:rFonts w:ascii="標楷體" w:eastAsia="標楷體" w:hAnsi="標楷體" w:cs="標楷體"/>
-          <w:sz w:val="28"/>
-          <w:szCs w:val="28"/>
-        </w:rPr>
-        <w:t>僅需上傳</w:t>
-      </w:r>
-      <w:proofErr w:type="gramEnd"/>
-      <w:r>
-        <w:rPr>
-          <w:rFonts w:ascii="標楷體" w:eastAsia="標楷體" w:hAnsi="標楷體" w:cs="標楷體"/>
-          <w:sz w:val="28"/>
-          <w:szCs w:val="28"/>
-        </w:rPr>
-        <w:t>原始問卷檔案，系統即可自動完成資料清洗、關鍵字提取及預設邏輯歸類，並即時產出結構化的分析結果，大幅降低人工整理的技術門檻與時間成本。</w:t>
+        <w:t>系統整合了直覺式的檔案導入與 AI 語意辨識技術，用戶僅需上傳原始問卷檔案，系統即可自動完成資料清洗、關鍵字提取及預設邏輯歸類，並即時產出結構化的分析結果，大幅降低人工整理的技術門檻與時間成本。</w:t>
       </w:r>
     </w:p>
     <w:p>
@@ -9135,7 +8992,7 @@
           <w:sz w:val="28"/>
           <w:szCs w:val="28"/>
         </w:rPr>
-        <w:t>人力成本大幅降低： 傳統人工處理海量問卷需耗費大量高薪顧問的時間。系統導入後，預計可大幅縮減初步清洗與歸類時間，讓顧問能將心力轉向更高價值的策略解讀與客戶諮詢，顯著提升營運毛利。</w:t>
+        <w:t>人力成本大幅降低： 傳統人工處理海量問卷需耗費大量顧問的時間。系統導入後，預計可大幅縮減初步清洗與歸類時間，讓顧問能將心力轉向更高價值的策略解讀與客戶諮詢，顯著提升營運毛利。</w:t>
       </w:r>
     </w:p>
     <w:p>
@@ -9157,25 +9014,7 @@
           <w:sz w:val="28"/>
           <w:szCs w:val="28"/>
         </w:rPr>
-        <w:t>開發成本可控： 本專案利用既有的 AI API 與開源技術進行開發，無需自建昂貴</w:t>
-      </w:r>
-      <w:proofErr w:type="gramStart"/>
-      <w:r>
-        <w:rPr>
-          <w:rFonts w:ascii="標楷體" w:eastAsia="標楷體" w:hAnsi="標楷體" w:cs="標楷體"/>
-          <w:sz w:val="28"/>
-          <w:szCs w:val="28"/>
-        </w:rPr>
-        <w:t>的算力中心</w:t>
-      </w:r>
-      <w:proofErr w:type="gramEnd"/>
-      <w:r>
-        <w:rPr>
-          <w:rFonts w:ascii="標楷體" w:eastAsia="標楷體" w:hAnsi="標楷體" w:cs="標楷體"/>
-          <w:sz w:val="28"/>
-          <w:szCs w:val="28"/>
-        </w:rPr>
-        <w:t>，初期投入成本較低，具備高度的成本效益比。</w:t>
+        <w:t>開發成本可控： 本專案利用既有的 AI API 與開源技術進行開發，無需自建昂貴的算力中心，初期投入成本較低，具備高度的成本效益比。</w:t>
       </w:r>
     </w:p>
     <w:p>
@@ -9359,7 +9198,6 @@
                 <w:rFonts w:ascii="標楷體" w:eastAsia="標楷體" w:hAnsi="標楷體" w:cs="標楷體"/>
               </w:rPr>
             </w:pPr>
-            <w:proofErr w:type="gramStart"/>
             <w:r>
               <w:rPr>
                 <w:rFonts w:ascii="標楷體" w:eastAsia="標楷體" w:hAnsi="標楷體" w:cs="標楷體"/>
@@ -9368,9 +9206,23 @@
                 <w:szCs w:val="21"/>
                 <w:highlight w:val="white"/>
               </w:rPr>
-              <w:t>•</w:t>
-            </w:r>
-            <w:proofErr w:type="gramEnd"/>
+              <w:t xml:space="preserve">• </w:t>
+            </w:r>
+            <w:r>
+              <w:rPr>
+                <w:rFonts w:ascii="標楷體" w:eastAsia="標楷體" w:hAnsi="標楷體" w:cs="標楷體"/>
+              </w:rPr>
+              <w:t>企業管理顧問機構</w:t>
+            </w:r>
+          </w:p>
+          <w:p>
+            <w:pPr>
+              <w:widowControl w:val="0"/>
+              <w:spacing w:before="240" w:after="240" w:line="240" w:lineRule="auto"/>
+              <w:rPr>
+                <w:rFonts w:ascii="標楷體" w:eastAsia="標楷體" w:hAnsi="標楷體" w:cs="標楷體"/>
+              </w:rPr>
+            </w:pPr>
             <w:r>
               <w:rPr>
                 <w:rFonts w:ascii="標楷體" w:eastAsia="標楷體" w:hAnsi="標楷體" w:cs="標楷體"/>
@@ -9379,13 +9231,13 @@
                 <w:szCs w:val="21"/>
                 <w:highlight w:val="white"/>
               </w:rPr>
-              <w:t xml:space="preserve"> </w:t>
-            </w:r>
-            <w:r>
-              <w:rPr>
-                <w:rFonts w:ascii="標楷體" w:eastAsia="標楷體" w:hAnsi="標楷體" w:cs="標楷體"/>
-              </w:rPr>
-              <w:t>企業管理顧問機構</w:t>
+              <w:t xml:space="preserve">• </w:t>
+            </w:r>
+            <w:r>
+              <w:rPr>
+                <w:rFonts w:ascii="標楷體" w:eastAsia="標楷體" w:hAnsi="標楷體" w:cs="標楷體"/>
+              </w:rPr>
+              <w:t>雲端服務供應商</w:t>
             </w:r>
           </w:p>
           <w:p>
@@ -9396,7 +9248,6 @@
                 <w:rFonts w:ascii="標楷體" w:eastAsia="標楷體" w:hAnsi="標楷體" w:cs="標楷體"/>
               </w:rPr>
             </w:pPr>
-            <w:proofErr w:type="gramStart"/>
             <w:r>
               <w:rPr>
                 <w:rFonts w:ascii="標楷體" w:eastAsia="標楷體" w:hAnsi="標楷體" w:cs="標楷體"/>
@@ -9405,9 +9256,94 @@
                 <w:szCs w:val="21"/>
                 <w:highlight w:val="white"/>
               </w:rPr>
-              <w:t>•</w:t>
-            </w:r>
-            <w:proofErr w:type="gramEnd"/>
+              <w:t xml:space="preserve">• </w:t>
+            </w:r>
+            <w:r>
+              <w:rPr>
+                <w:rFonts w:ascii="標楷體" w:eastAsia="標楷體" w:hAnsi="標楷體" w:cs="標楷體"/>
+              </w:rPr>
+              <w:t>問卷與人資系統平台</w:t>
+            </w:r>
+          </w:p>
+        </w:tc>
+        <w:tc>
+          <w:tcPr>
+            <w:tcW w:w="2025" w:type="dxa"/>
+            <w:shd w:val="clear" w:color="auto" w:fill="auto"/>
+            <w:tcMar>
+              <w:top w:w="100" w:type="dxa"/>
+              <w:left w:w="100" w:type="dxa"/>
+              <w:bottom w:w="100" w:type="dxa"/>
+              <w:right w:w="100" w:type="dxa"/>
+            </w:tcMar>
+          </w:tcPr>
+          <w:p>
+            <w:pPr>
+              <w:widowControl w:val="0"/>
+              <w:spacing w:line="240" w:lineRule="auto"/>
+              <w:rPr>
+                <w:rFonts w:ascii="標楷體" w:eastAsia="標楷體" w:hAnsi="標楷體" w:cs="標楷體"/>
+                <w:b/>
+                <w:bCs/>
+                <w:sz w:val="24"/>
+                <w:szCs w:val="24"/>
+              </w:rPr>
+            </w:pPr>
+            <w:r>
+              <w:rPr>
+                <w:rFonts w:ascii="標楷體" w:eastAsia="標楷體" w:hAnsi="標楷體" w:cs="標楷體"/>
+                <w:b/>
+                <w:bCs/>
+                <w:sz w:val="24"/>
+                <w:szCs w:val="24"/>
+              </w:rPr>
+              <w:t xml:space="preserve">Key Activities </w:t>
+            </w:r>
+          </w:p>
+          <w:p>
+            <w:pPr>
+              <w:widowControl w:val="0"/>
+              <w:spacing w:line="240" w:lineRule="auto"/>
+              <w:rPr>
+                <w:rFonts w:ascii="標楷體" w:eastAsia="標楷體" w:hAnsi="標楷體" w:cs="標楷體"/>
+                <w:b/>
+                <w:bCs/>
+                <w:sz w:val="24"/>
+                <w:szCs w:val="24"/>
+              </w:rPr>
+            </w:pPr>
+            <w:r>
+              <w:rPr>
+                <w:rFonts w:ascii="標楷體" w:eastAsia="標楷體" w:hAnsi="標楷體" w:cs="標楷體"/>
+                <w:b/>
+                <w:bCs/>
+                <w:sz w:val="24"/>
+                <w:szCs w:val="24"/>
+              </w:rPr>
+              <w:t>關鍵活動</w:t>
+            </w:r>
+          </w:p>
+          <w:p>
+            <w:pPr>
+              <w:widowControl w:val="0"/>
+              <w:spacing w:line="240" w:lineRule="auto"/>
+              <w:rPr>
+                <w:rFonts w:ascii="標楷體" w:eastAsia="標楷體" w:hAnsi="標楷體" w:cs="標楷體"/>
+                <w:b/>
+                <w:bCs/>
+                <w:sz w:val="24"/>
+                <w:szCs w:val="24"/>
+              </w:rPr>
+            </w:pPr>
+          </w:p>
+          <w:p>
+            <w:pPr>
+              <w:widowControl w:val="0"/>
+              <w:spacing w:before="240" w:after="240" w:line="240" w:lineRule="auto"/>
+              <w:rPr>
+                <w:rFonts w:ascii="標楷體" w:eastAsia="標楷體" w:hAnsi="標楷體" w:cs="標楷體"/>
+              </w:rPr>
+            </w:pPr>
             <w:r>
               <w:rPr>
                 <w:rFonts w:ascii="標楷體" w:eastAsia="標楷體" w:hAnsi="標楷體" w:cs="標楷體"/>
@@ -9416,13 +9352,13 @@
                 <w:szCs w:val="21"/>
                 <w:highlight w:val="white"/>
               </w:rPr>
-              <w:t xml:space="preserve"> </w:t>
-            </w:r>
-            <w:r>
-              <w:rPr>
-                <w:rFonts w:ascii="標楷體" w:eastAsia="標楷體" w:hAnsi="標楷體" w:cs="標楷體"/>
-              </w:rPr>
-              <w:t>雲端服務供應商</w:t>
+              <w:t>•</w:t>
+            </w:r>
+            <w:r>
+              <w:rPr>
+                <w:rFonts w:ascii="標楷體" w:eastAsia="標楷體" w:hAnsi="標楷體" w:cs="標楷體"/>
+              </w:rPr>
+              <w:t xml:space="preserve"> AI 語意與情緒分析模型開發</w:t>
             </w:r>
           </w:p>
           <w:p>
@@ -9433,7 +9369,6 @@
                 <w:rFonts w:ascii="標楷體" w:eastAsia="標楷體" w:hAnsi="標楷體" w:cs="標楷體"/>
               </w:rPr>
             </w:pPr>
-            <w:proofErr w:type="gramStart"/>
             <w:r>
               <w:rPr>
                 <w:rFonts w:ascii="標楷體" w:eastAsia="標楷體" w:hAnsi="標楷體" w:cs="標楷體"/>
@@ -9442,9 +9377,96 @@
                 <w:szCs w:val="21"/>
                 <w:highlight w:val="white"/>
               </w:rPr>
-              <w:t>•</w:t>
-            </w:r>
-            <w:proofErr w:type="gramEnd"/>
+              <w:t xml:space="preserve">• </w:t>
+            </w:r>
+            <w:r>
+              <w:rPr>
+                <w:rFonts w:ascii="標楷體" w:eastAsia="標楷體" w:hAnsi="標楷體" w:cs="標楷體"/>
+              </w:rPr>
+              <w:t xml:space="preserve">結構化建議摘要產出 </w:t>
+            </w:r>
+          </w:p>
+        </w:tc>
+        <w:tc>
+          <w:tcPr>
+            <w:tcW w:w="2400" w:type="dxa"/>
+            <w:gridSpan w:val="2"/>
+            <w:vMerge w:val="restart"/>
+            <w:shd w:val="clear" w:color="auto" w:fill="auto"/>
+            <w:tcMar>
+              <w:top w:w="100" w:type="dxa"/>
+              <w:left w:w="100" w:type="dxa"/>
+              <w:bottom w:w="100" w:type="dxa"/>
+              <w:right w:w="100" w:type="dxa"/>
+            </w:tcMar>
+          </w:tcPr>
+          <w:p>
+            <w:pPr>
+              <w:widowControl w:val="0"/>
+              <w:spacing w:line="240" w:lineRule="auto"/>
+              <w:rPr>
+                <w:rFonts w:ascii="標楷體" w:eastAsia="標楷體" w:hAnsi="標楷體" w:cs="標楷體"/>
+                <w:b/>
+                <w:bCs/>
+                <w:sz w:val="24"/>
+                <w:szCs w:val="24"/>
+              </w:rPr>
+            </w:pPr>
+            <w:r>
+              <w:rPr>
+                <w:rFonts w:ascii="標楷體" w:eastAsia="標楷體" w:hAnsi="標楷體" w:cs="標楷體"/>
+                <w:b/>
+                <w:bCs/>
+                <w:sz w:val="24"/>
+                <w:szCs w:val="24"/>
+              </w:rPr>
+              <w:t xml:space="preserve">Value Provided </w:t>
+            </w:r>
+          </w:p>
+          <w:p>
+            <w:pPr>
+              <w:widowControl w:val="0"/>
+              <w:spacing w:line="240" w:lineRule="auto"/>
+              <w:rPr>
+                <w:rFonts w:ascii="標楷體" w:eastAsia="標楷體" w:hAnsi="標楷體" w:cs="標楷體"/>
+                <w:b/>
+                <w:bCs/>
+                <w:sz w:val="24"/>
+                <w:szCs w:val="24"/>
+              </w:rPr>
+            </w:pPr>
+            <w:r>
+              <w:rPr>
+                <w:rFonts w:ascii="標楷體" w:eastAsia="標楷體" w:hAnsi="標楷體" w:cs="標楷體"/>
+                <w:b/>
+                <w:bCs/>
+                <w:sz w:val="24"/>
+                <w:szCs w:val="24"/>
+              </w:rPr>
+              <w:t>價值主張</w:t>
+            </w:r>
+          </w:p>
+          <w:p>
+            <w:pPr>
+              <w:widowControl w:val="0"/>
+              <w:spacing w:line="240" w:lineRule="auto"/>
+              <w:rPr>
+                <w:rFonts w:ascii="標楷體" w:eastAsia="標楷體" w:hAnsi="標楷體" w:cs="標楷體"/>
+                <w:b/>
+                <w:bCs/>
+                <w:sz w:val="24"/>
+                <w:szCs w:val="24"/>
+              </w:rPr>
+            </w:pPr>
+          </w:p>
+          <w:p>
+            <w:pPr>
+              <w:widowControl w:val="0"/>
+              <w:spacing w:before="240" w:after="240" w:line="240" w:lineRule="auto"/>
+              <w:rPr>
+                <w:rFonts w:ascii="標楷體" w:eastAsia="標楷體" w:hAnsi="標楷體" w:cs="標楷體"/>
+              </w:rPr>
+            </w:pPr>
             <w:r>
               <w:rPr>
                 <w:rFonts w:ascii="標楷體" w:eastAsia="標楷體" w:hAnsi="標楷體" w:cs="標楷體"/>
@@ -9453,13 +9475,63 @@
                 <w:szCs w:val="21"/>
                 <w:highlight w:val="white"/>
               </w:rPr>
-              <w:t xml:space="preserve"> </w:t>
-            </w:r>
-            <w:r>
-              <w:rPr>
-                <w:rFonts w:ascii="標楷體" w:eastAsia="標楷體" w:hAnsi="標楷體" w:cs="標楷體"/>
-              </w:rPr>
-              <w:t>問卷與人資系統平台</w:t>
+              <w:t>•</w:t>
+            </w:r>
+            <w:r>
+              <w:rPr>
+                <w:rFonts w:ascii="標楷體" w:eastAsia="標楷體" w:hAnsi="標楷體" w:cs="標楷體"/>
+              </w:rPr>
+              <w:t xml:space="preserve"> 提供決策參考數據</w:t>
+            </w:r>
+          </w:p>
+          <w:p>
+            <w:pPr>
+              <w:widowControl w:val="0"/>
+              <w:spacing w:before="240" w:after="240" w:line="240" w:lineRule="auto"/>
+              <w:rPr>
+                <w:rFonts w:ascii="標楷體" w:eastAsia="標楷體" w:hAnsi="標楷體" w:cs="標楷體"/>
+              </w:rPr>
+            </w:pPr>
+            <w:r>
+              <w:rPr>
+                <w:rFonts w:ascii="標楷體" w:eastAsia="標楷體" w:hAnsi="標楷體" w:cs="標楷體"/>
+                <w:color w:val="474747"/>
+                <w:sz w:val="21"/>
+                <w:szCs w:val="21"/>
+                <w:highlight w:val="white"/>
+              </w:rPr>
+              <w:t>•</w:t>
+            </w:r>
+            <w:r>
+              <w:rPr>
+                <w:rFonts w:ascii="標楷體" w:eastAsia="標楷體" w:hAnsi="標楷體" w:cs="標楷體"/>
+              </w:rPr>
+              <w:t xml:space="preserve"> 降低跨部門協作損耗 </w:t>
+            </w:r>
+          </w:p>
+          <w:p>
+            <w:pPr>
+              <w:widowControl w:val="0"/>
+              <w:spacing w:before="240" w:after="240" w:line="240" w:lineRule="auto"/>
+              <w:rPr>
+                <w:rFonts w:ascii="標楷體" w:eastAsia="標楷體" w:hAnsi="標楷體" w:cs="標楷體"/>
+              </w:rPr>
+            </w:pPr>
+            <w:r>
+              <w:rPr>
+                <w:rFonts w:ascii="標楷體" w:eastAsia="標楷體" w:hAnsi="標楷體" w:cs="標楷體"/>
+                <w:color w:val="474747"/>
+                <w:sz w:val="21"/>
+                <w:szCs w:val="21"/>
+                <w:highlight w:val="white"/>
+              </w:rPr>
+              <w:t xml:space="preserve">• </w:t>
+            </w:r>
+            <w:r>
+              <w:rPr>
+                <w:rFonts w:ascii="標楷體" w:eastAsia="標楷體" w:hAnsi="標楷體" w:cs="標楷體"/>
+              </w:rPr>
+              <w:t xml:space="preserve"> 快速產出分析摘要</w:t>
             </w:r>
           </w:p>
         </w:tc>
@@ -9494,7 +9566,7 @@
                 <w:sz w:val="24"/>
                 <w:szCs w:val="24"/>
               </w:rPr>
-              <w:t xml:space="preserve">Key Activities </w:t>
+              <w:t xml:space="preserve">Customer Relationships </w:t>
             </w:r>
           </w:p>
           <w:p>
@@ -9517,9 +9589,72 @@
                 <w:sz w:val="24"/>
                 <w:szCs w:val="24"/>
               </w:rPr>
-              <w:t>關鍵活動</w:t>
-            </w:r>
-          </w:p>
+              <w:t>顧客關係</w:t>
+            </w:r>
+          </w:p>
+          <w:p>
+            <w:pPr>
+              <w:widowControl w:val="0"/>
+              <w:spacing w:before="240" w:after="240" w:line="240" w:lineRule="auto"/>
+              <w:rPr>
+                <w:rFonts w:ascii="標楷體" w:eastAsia="標楷體" w:hAnsi="標楷體" w:cs="標楷體"/>
+              </w:rPr>
+            </w:pPr>
+            <w:r>
+              <w:rPr>
+                <w:rFonts w:ascii="標楷體" w:eastAsia="標楷體" w:hAnsi="標楷體" w:cs="標楷體"/>
+                <w:color w:val="474747"/>
+                <w:sz w:val="21"/>
+                <w:szCs w:val="21"/>
+                <w:highlight w:val="white"/>
+              </w:rPr>
+              <w:t xml:space="preserve">•  </w:t>
+            </w:r>
+            <w:r>
+              <w:rPr>
+                <w:rFonts w:ascii="標楷體" w:eastAsia="標楷體" w:hAnsi="標楷體" w:cs="標楷體"/>
+              </w:rPr>
+              <w:t>彈性化分析權重設定</w:t>
+            </w:r>
+          </w:p>
+          <w:p>
+            <w:pPr>
+              <w:widowControl w:val="0"/>
+              <w:spacing w:before="240" w:after="240" w:line="240" w:lineRule="auto"/>
+              <w:rPr>
+                <w:rFonts w:ascii="標楷體" w:eastAsia="標楷體" w:hAnsi="標楷體" w:cs="標楷體"/>
+              </w:rPr>
+            </w:pPr>
+            <w:r>
+              <w:rPr>
+                <w:rFonts w:ascii="標楷體" w:eastAsia="標楷體" w:hAnsi="標楷體" w:cs="標楷體"/>
+                <w:color w:val="474747"/>
+                <w:sz w:val="21"/>
+                <w:szCs w:val="21"/>
+                <w:highlight w:val="white"/>
+              </w:rPr>
+              <w:t>•</w:t>
+            </w:r>
+            <w:r>
+              <w:rPr>
+                <w:rFonts w:ascii="標楷體" w:eastAsia="標楷體" w:hAnsi="標楷體" w:cs="標楷體"/>
+              </w:rPr>
+              <w:t xml:space="preserve"> 定期效能追蹤</w:t>
+            </w:r>
+          </w:p>
+        </w:tc>
+        <w:tc>
+          <w:tcPr>
+            <w:tcW w:w="2265" w:type="dxa"/>
+            <w:vMerge w:val="restart"/>
+            <w:shd w:val="clear" w:color="auto" w:fill="auto"/>
+            <w:tcMar>
+              <w:top w:w="100" w:type="dxa"/>
+              <w:left w:w="100" w:type="dxa"/>
+              <w:bottom w:w="100" w:type="dxa"/>
+              <w:right w:w="100" w:type="dxa"/>
+            </w:tcMar>
+          </w:tcPr>
           <w:p>
             <w:pPr>
               <w:widowControl w:val="0"/>
@@ -9532,6 +9667,52 @@
                 <w:szCs w:val="24"/>
               </w:rPr>
             </w:pPr>
+            <w:r>
+              <w:rPr>
+                <w:rFonts w:ascii="標楷體" w:eastAsia="標楷體" w:hAnsi="標楷體" w:cs="標楷體"/>
+                <w:b/>
+                <w:bCs/>
+                <w:sz w:val="24"/>
+                <w:szCs w:val="24"/>
+              </w:rPr>
+              <w:t xml:space="preserve">Customers </w:t>
+            </w:r>
+          </w:p>
+          <w:p>
+            <w:pPr>
+              <w:widowControl w:val="0"/>
+              <w:spacing w:line="240" w:lineRule="auto"/>
+              <w:rPr>
+                <w:rFonts w:ascii="標楷體" w:eastAsia="標楷體" w:hAnsi="標楷體" w:cs="標楷體"/>
+                <w:b/>
+                <w:bCs/>
+                <w:sz w:val="24"/>
+                <w:szCs w:val="24"/>
+              </w:rPr>
+            </w:pPr>
+            <w:r>
+              <w:rPr>
+                <w:rFonts w:ascii="標楷體" w:eastAsia="標楷體" w:hAnsi="標楷體" w:cs="標楷體"/>
+                <w:b/>
+                <w:bCs/>
+                <w:sz w:val="24"/>
+                <w:szCs w:val="24"/>
+              </w:rPr>
+              <w:t>目標客層</w:t>
+            </w:r>
+          </w:p>
+          <w:p>
+            <w:pPr>
+              <w:widowControl w:val="0"/>
+              <w:spacing w:line="240" w:lineRule="auto"/>
+              <w:rPr>
+                <w:rFonts w:ascii="標楷體" w:eastAsia="標楷體" w:hAnsi="標楷體" w:cs="標楷體"/>
+                <w:b/>
+                <w:bCs/>
+                <w:sz w:val="24"/>
+                <w:szCs w:val="24"/>
+              </w:rPr>
+            </w:pPr>
           </w:p>
           <w:p>
             <w:pPr>
@@ -9541,7 +9722,6 @@
                 <w:rFonts w:ascii="標楷體" w:eastAsia="標楷體" w:hAnsi="標楷體" w:cs="標楷體"/>
               </w:rPr>
             </w:pPr>
-            <w:proofErr w:type="gramStart"/>
             <w:r>
               <w:rPr>
                 <w:rFonts w:ascii="標楷體" w:eastAsia="標楷體" w:hAnsi="標楷體" w:cs="標楷體"/>
@@ -9550,14 +9730,13 @@
                 <w:szCs w:val="21"/>
                 <w:highlight w:val="white"/>
               </w:rPr>
-              <w:t>•</w:t>
-            </w:r>
-            <w:proofErr w:type="gramEnd"/>
-            <w:r>
-              <w:rPr>
-                <w:rFonts w:ascii="標楷體" w:eastAsia="標楷體" w:hAnsi="標楷體" w:cs="標楷體"/>
-              </w:rPr>
-              <w:t xml:space="preserve"> AI 語意與情緒分析模型開發</w:t>
+              <w:t xml:space="preserve">• </w:t>
+            </w:r>
+            <w:r>
+              <w:rPr>
+                <w:rFonts w:ascii="標楷體" w:eastAsia="標楷體" w:hAnsi="標楷體" w:cs="標楷體"/>
+              </w:rPr>
+              <w:t xml:space="preserve"> 重視數位轉型之企業</w:t>
             </w:r>
           </w:p>
           <w:p>
@@ -9568,7 +9747,6 @@
                 <w:rFonts w:ascii="標楷體" w:eastAsia="標楷體" w:hAnsi="標楷體" w:cs="標楷體"/>
               </w:rPr>
             </w:pPr>
-            <w:proofErr w:type="gramStart"/>
             <w:r>
               <w:rPr>
                 <w:rFonts w:ascii="標楷體" w:eastAsia="標楷體" w:hAnsi="標楷體" w:cs="標楷體"/>
@@ -9577,9 +9755,23 @@
                 <w:szCs w:val="21"/>
                 <w:highlight w:val="white"/>
               </w:rPr>
-              <w:t>•</w:t>
-            </w:r>
-            <w:proofErr w:type="gramEnd"/>
+              <w:t xml:space="preserve">• </w:t>
+            </w:r>
+            <w:r>
+              <w:rPr>
+                <w:rFonts w:ascii="標楷體" w:eastAsia="標楷體" w:hAnsi="標楷體" w:cs="標楷體"/>
+              </w:rPr>
+              <w:t xml:space="preserve"> 追求 ESG/CSR 永續發展之公司 </w:t>
+            </w:r>
+          </w:p>
+          <w:p>
+            <w:pPr>
+              <w:widowControl w:val="0"/>
+              <w:spacing w:before="240" w:after="240" w:line="240" w:lineRule="auto"/>
+              <w:rPr>
+                <w:rFonts w:ascii="標楷體" w:eastAsia="標楷體" w:hAnsi="標楷體" w:cs="標楷體"/>
+              </w:rPr>
+            </w:pPr>
             <w:r>
               <w:rPr>
                 <w:rFonts w:ascii="標楷體" w:eastAsia="標楷體" w:hAnsi="標楷體" w:cs="標楷體"/>
@@ -9588,476 +9780,7 @@
                 <w:szCs w:val="21"/>
                 <w:highlight w:val="white"/>
               </w:rPr>
-              <w:t xml:space="preserve"> </w:t>
-            </w:r>
-            <w:r>
-              <w:rPr>
-                <w:rFonts w:ascii="標楷體" w:eastAsia="標楷體" w:hAnsi="標楷體" w:cs="標楷體"/>
-              </w:rPr>
-              <w:t xml:space="preserve">結構化建議摘要產出 </w:t>
-            </w:r>
-          </w:p>
-        </w:tc>
-        <w:tc>
-          <w:tcPr>
-            <w:tcW w:w="2400" w:type="dxa"/>
-            <w:gridSpan w:val="2"/>
-            <w:vMerge w:val="restart"/>
-            <w:shd w:val="clear" w:color="auto" w:fill="auto"/>
-            <w:tcMar>
-              <w:top w:w="100" w:type="dxa"/>
-              <w:left w:w="100" w:type="dxa"/>
-              <w:bottom w:w="100" w:type="dxa"/>
-              <w:right w:w="100" w:type="dxa"/>
-            </w:tcMar>
-          </w:tcPr>
-          <w:p>
-            <w:pPr>
-              <w:widowControl w:val="0"/>
-              <w:spacing w:line="240" w:lineRule="auto"/>
-              <w:rPr>
-                <w:rFonts w:ascii="標楷體" w:eastAsia="標楷體" w:hAnsi="標楷體" w:cs="標楷體"/>
-                <w:b/>
-                <w:bCs/>
-                <w:sz w:val="24"/>
-                <w:szCs w:val="24"/>
-              </w:rPr>
-            </w:pPr>
-            <w:r>
-              <w:rPr>
-                <w:rFonts w:ascii="標楷體" w:eastAsia="標楷體" w:hAnsi="標楷體" w:cs="標楷體"/>
-                <w:b/>
-                <w:bCs/>
-                <w:sz w:val="24"/>
-                <w:szCs w:val="24"/>
-              </w:rPr>
-              <w:t xml:space="preserve">Value Provided </w:t>
-            </w:r>
-          </w:p>
-          <w:p>
-            <w:pPr>
-              <w:widowControl w:val="0"/>
-              <w:spacing w:line="240" w:lineRule="auto"/>
-              <w:rPr>
-                <w:rFonts w:ascii="標楷體" w:eastAsia="標楷體" w:hAnsi="標楷體" w:cs="標楷體"/>
-                <w:b/>
-                <w:bCs/>
-                <w:sz w:val="24"/>
-                <w:szCs w:val="24"/>
-              </w:rPr>
-            </w:pPr>
-            <w:r>
-              <w:rPr>
-                <w:rFonts w:ascii="標楷體" w:eastAsia="標楷體" w:hAnsi="標楷體" w:cs="標楷體"/>
-                <w:b/>
-                <w:bCs/>
-                <w:sz w:val="24"/>
-                <w:szCs w:val="24"/>
-              </w:rPr>
-              <w:t>價值主張</w:t>
-            </w:r>
-          </w:p>
-          <w:p>
-            <w:pPr>
-              <w:widowControl w:val="0"/>
-              <w:spacing w:line="240" w:lineRule="auto"/>
-              <w:rPr>
-                <w:rFonts w:ascii="標楷體" w:eastAsia="標楷體" w:hAnsi="標楷體" w:cs="標楷體"/>
-                <w:b/>
-                <w:bCs/>
-                <w:sz w:val="24"/>
-                <w:szCs w:val="24"/>
-              </w:rPr>
-            </w:pPr>
-          </w:p>
-          <w:p>
-            <w:pPr>
-              <w:widowControl w:val="0"/>
-              <w:spacing w:before="240" w:after="240" w:line="240" w:lineRule="auto"/>
-              <w:rPr>
-                <w:rFonts w:ascii="標楷體" w:eastAsia="標楷體" w:hAnsi="標楷體" w:cs="標楷體"/>
-              </w:rPr>
-            </w:pPr>
-            <w:proofErr w:type="gramStart"/>
-            <w:r>
-              <w:rPr>
-                <w:rFonts w:ascii="標楷體" w:eastAsia="標楷體" w:hAnsi="標楷體" w:cs="標楷體"/>
-                <w:color w:val="474747"/>
-                <w:sz w:val="21"/>
-                <w:szCs w:val="21"/>
-                <w:highlight w:val="white"/>
-              </w:rPr>
-              <w:t>•</w:t>
-            </w:r>
-            <w:proofErr w:type="gramEnd"/>
-            <w:r>
-              <w:rPr>
-                <w:rFonts w:ascii="標楷體" w:eastAsia="標楷體" w:hAnsi="標楷體" w:cs="標楷體"/>
-              </w:rPr>
-              <w:t xml:space="preserve"> 提供決策參考數據</w:t>
-            </w:r>
-          </w:p>
-          <w:p>
-            <w:pPr>
-              <w:widowControl w:val="0"/>
-              <w:spacing w:before="240" w:after="240" w:line="240" w:lineRule="auto"/>
-              <w:rPr>
-                <w:rFonts w:ascii="標楷體" w:eastAsia="標楷體" w:hAnsi="標楷體" w:cs="標楷體"/>
-              </w:rPr>
-            </w:pPr>
-            <w:proofErr w:type="gramStart"/>
-            <w:r>
-              <w:rPr>
-                <w:rFonts w:ascii="標楷體" w:eastAsia="標楷體" w:hAnsi="標楷體" w:cs="標楷體"/>
-                <w:color w:val="474747"/>
-                <w:sz w:val="21"/>
-                <w:szCs w:val="21"/>
-                <w:highlight w:val="white"/>
-              </w:rPr>
-              <w:t>•</w:t>
-            </w:r>
-            <w:proofErr w:type="gramEnd"/>
-            <w:r>
-              <w:rPr>
-                <w:rFonts w:ascii="標楷體" w:eastAsia="標楷體" w:hAnsi="標楷體" w:cs="標楷體"/>
-              </w:rPr>
-              <w:t xml:space="preserve"> 降低跨部門協作損耗 </w:t>
-            </w:r>
-          </w:p>
-          <w:p>
-            <w:pPr>
-              <w:widowControl w:val="0"/>
-              <w:spacing w:before="240" w:after="240" w:line="240" w:lineRule="auto"/>
-              <w:rPr>
-                <w:rFonts w:ascii="標楷體" w:eastAsia="標楷體" w:hAnsi="標楷體" w:cs="標楷體"/>
-              </w:rPr>
-            </w:pPr>
-            <w:proofErr w:type="gramStart"/>
-            <w:r>
-              <w:rPr>
-                <w:rFonts w:ascii="標楷體" w:eastAsia="標楷體" w:hAnsi="標楷體" w:cs="標楷體"/>
-                <w:color w:val="474747"/>
-                <w:sz w:val="21"/>
-                <w:szCs w:val="21"/>
-                <w:highlight w:val="white"/>
-              </w:rPr>
-              <w:t>•</w:t>
-            </w:r>
-            <w:proofErr w:type="gramEnd"/>
-            <w:r>
-              <w:rPr>
-                <w:rFonts w:ascii="標楷體" w:eastAsia="標楷體" w:hAnsi="標楷體" w:cs="標楷體"/>
-                <w:color w:val="474747"/>
-                <w:sz w:val="21"/>
-                <w:szCs w:val="21"/>
-                <w:highlight w:val="white"/>
-              </w:rPr>
-              <w:t xml:space="preserve"> </w:t>
-            </w:r>
-            <w:r>
-              <w:rPr>
-                <w:rFonts w:ascii="標楷體" w:eastAsia="標楷體" w:hAnsi="標楷體" w:cs="標楷體"/>
-              </w:rPr>
-              <w:t xml:space="preserve"> 快速產出分析摘要</w:t>
-            </w:r>
-          </w:p>
-        </w:tc>
-        <w:tc>
-          <w:tcPr>
-            <w:tcW w:w="2025" w:type="dxa"/>
-            <w:shd w:val="clear" w:color="auto" w:fill="auto"/>
-            <w:tcMar>
-              <w:top w:w="100" w:type="dxa"/>
-              <w:left w:w="100" w:type="dxa"/>
-              <w:bottom w:w="100" w:type="dxa"/>
-              <w:right w:w="100" w:type="dxa"/>
-            </w:tcMar>
-          </w:tcPr>
-          <w:p>
-            <w:pPr>
-              <w:widowControl w:val="0"/>
-              <w:spacing w:line="240" w:lineRule="auto"/>
-              <w:rPr>
-                <w:rFonts w:ascii="標楷體" w:eastAsia="標楷體" w:hAnsi="標楷體" w:cs="標楷體"/>
-                <w:b/>
-                <w:bCs/>
-                <w:sz w:val="24"/>
-                <w:szCs w:val="24"/>
-              </w:rPr>
-            </w:pPr>
-            <w:r>
-              <w:rPr>
-                <w:rFonts w:ascii="標楷體" w:eastAsia="標楷體" w:hAnsi="標楷體" w:cs="標楷體"/>
-                <w:b/>
-                <w:bCs/>
-                <w:sz w:val="24"/>
-                <w:szCs w:val="24"/>
-              </w:rPr>
-              <w:t xml:space="preserve">Customer Relationships </w:t>
-            </w:r>
-          </w:p>
-          <w:p>
-            <w:pPr>
-              <w:widowControl w:val="0"/>
-              <w:spacing w:line="240" w:lineRule="auto"/>
-              <w:rPr>
-                <w:rFonts w:ascii="標楷體" w:eastAsia="標楷體" w:hAnsi="標楷體" w:cs="標楷體"/>
-                <w:b/>
-                <w:bCs/>
-                <w:sz w:val="24"/>
-                <w:szCs w:val="24"/>
-              </w:rPr>
-            </w:pPr>
-            <w:r>
-              <w:rPr>
-                <w:rFonts w:ascii="標楷體" w:eastAsia="標楷體" w:hAnsi="標楷體" w:cs="標楷體"/>
-                <w:b/>
-                <w:bCs/>
-                <w:sz w:val="24"/>
-                <w:szCs w:val="24"/>
-              </w:rPr>
-              <w:t>顧客關係</w:t>
-            </w:r>
-          </w:p>
-          <w:p>
-            <w:pPr>
-              <w:widowControl w:val="0"/>
-              <w:spacing w:before="240" w:after="240" w:line="240" w:lineRule="auto"/>
-              <w:rPr>
-                <w:rFonts w:ascii="標楷體" w:eastAsia="標楷體" w:hAnsi="標楷體" w:cs="標楷體"/>
-              </w:rPr>
-            </w:pPr>
-            <w:proofErr w:type="gramStart"/>
-            <w:r>
-              <w:rPr>
-                <w:rFonts w:ascii="標楷體" w:eastAsia="標楷體" w:hAnsi="標楷體" w:cs="標楷體"/>
-                <w:color w:val="474747"/>
-                <w:sz w:val="21"/>
-                <w:szCs w:val="21"/>
-                <w:highlight w:val="white"/>
-              </w:rPr>
-              <w:t>•</w:t>
-            </w:r>
-            <w:proofErr w:type="gramEnd"/>
-            <w:r>
-              <w:rPr>
-                <w:rFonts w:ascii="標楷體" w:eastAsia="標楷體" w:hAnsi="標楷體" w:cs="標楷體"/>
-                <w:color w:val="474747"/>
-                <w:sz w:val="21"/>
-                <w:szCs w:val="21"/>
-                <w:highlight w:val="white"/>
-              </w:rPr>
-              <w:t xml:space="preserve">  </w:t>
-            </w:r>
-            <w:r>
-              <w:rPr>
-                <w:rFonts w:ascii="標楷體" w:eastAsia="標楷體" w:hAnsi="標楷體" w:cs="標楷體"/>
-              </w:rPr>
-              <w:t>彈性化分析權重設定</w:t>
-            </w:r>
-          </w:p>
-          <w:p>
-            <w:pPr>
-              <w:widowControl w:val="0"/>
-              <w:spacing w:before="240" w:after="240" w:line="240" w:lineRule="auto"/>
-              <w:rPr>
-                <w:rFonts w:ascii="標楷體" w:eastAsia="標楷體" w:hAnsi="標楷體" w:cs="標楷體"/>
-              </w:rPr>
-            </w:pPr>
-            <w:proofErr w:type="gramStart"/>
-            <w:r>
-              <w:rPr>
-                <w:rFonts w:ascii="標楷體" w:eastAsia="標楷體" w:hAnsi="標楷體" w:cs="標楷體"/>
-                <w:color w:val="474747"/>
-                <w:sz w:val="21"/>
-                <w:szCs w:val="21"/>
-                <w:highlight w:val="white"/>
-              </w:rPr>
-              <w:t>•</w:t>
-            </w:r>
-            <w:proofErr w:type="gramEnd"/>
-            <w:r>
-              <w:rPr>
-                <w:rFonts w:ascii="標楷體" w:eastAsia="標楷體" w:hAnsi="標楷體" w:cs="標楷體"/>
-              </w:rPr>
-              <w:t xml:space="preserve"> 定期效能追蹤</w:t>
-            </w:r>
-          </w:p>
-        </w:tc>
-        <w:tc>
-          <w:tcPr>
-            <w:tcW w:w="2265" w:type="dxa"/>
-            <w:vMerge w:val="restart"/>
-            <w:shd w:val="clear" w:color="auto" w:fill="auto"/>
-            <w:tcMar>
-              <w:top w:w="100" w:type="dxa"/>
-              <w:left w:w="100" w:type="dxa"/>
-              <w:bottom w:w="100" w:type="dxa"/>
-              <w:right w:w="100" w:type="dxa"/>
-            </w:tcMar>
-          </w:tcPr>
-          <w:p>
-            <w:pPr>
-              <w:widowControl w:val="0"/>
-              <w:spacing w:line="240" w:lineRule="auto"/>
-              <w:rPr>
-                <w:rFonts w:ascii="標楷體" w:eastAsia="標楷體" w:hAnsi="標楷體" w:cs="標楷體"/>
-                <w:b/>
-                <w:bCs/>
-                <w:sz w:val="24"/>
-                <w:szCs w:val="24"/>
-              </w:rPr>
-            </w:pPr>
-            <w:r>
-              <w:rPr>
-                <w:rFonts w:ascii="標楷體" w:eastAsia="標楷體" w:hAnsi="標楷體" w:cs="標楷體"/>
-                <w:b/>
-                <w:bCs/>
-                <w:sz w:val="24"/>
-                <w:szCs w:val="24"/>
-              </w:rPr>
-              <w:t xml:space="preserve">Customers </w:t>
-            </w:r>
-          </w:p>
-          <w:p>
-            <w:pPr>
-              <w:widowControl w:val="0"/>
-              <w:spacing w:line="240" w:lineRule="auto"/>
-              <w:rPr>
-                <w:rFonts w:ascii="標楷體" w:eastAsia="標楷體" w:hAnsi="標楷體" w:cs="標楷體"/>
-                <w:b/>
-                <w:bCs/>
-                <w:sz w:val="24"/>
-                <w:szCs w:val="24"/>
-              </w:rPr>
-            </w:pPr>
-            <w:r>
-              <w:rPr>
-                <w:rFonts w:ascii="標楷體" w:eastAsia="標楷體" w:hAnsi="標楷體" w:cs="標楷體"/>
-                <w:b/>
-                <w:bCs/>
-                <w:sz w:val="24"/>
-                <w:szCs w:val="24"/>
-              </w:rPr>
-              <w:t>目標客層</w:t>
-            </w:r>
-          </w:p>
-          <w:p>
-            <w:pPr>
-              <w:widowControl w:val="0"/>
-              <w:spacing w:line="240" w:lineRule="auto"/>
-              <w:rPr>
-                <w:rFonts w:ascii="標楷體" w:eastAsia="標楷體" w:hAnsi="標楷體" w:cs="標楷體"/>
-                <w:b/>
-                <w:bCs/>
-                <w:sz w:val="24"/>
-                <w:szCs w:val="24"/>
-              </w:rPr>
-            </w:pPr>
-          </w:p>
-          <w:p>
-            <w:pPr>
-              <w:widowControl w:val="0"/>
-              <w:spacing w:before="240" w:after="240" w:line="240" w:lineRule="auto"/>
-              <w:rPr>
-                <w:rFonts w:ascii="標楷體" w:eastAsia="標楷體" w:hAnsi="標楷體" w:cs="標楷體"/>
-              </w:rPr>
-            </w:pPr>
-            <w:proofErr w:type="gramStart"/>
-            <w:r>
-              <w:rPr>
-                <w:rFonts w:ascii="標楷體" w:eastAsia="標楷體" w:hAnsi="標楷體" w:cs="標楷體"/>
-                <w:color w:val="474747"/>
-                <w:sz w:val="21"/>
-                <w:szCs w:val="21"/>
-                <w:highlight w:val="white"/>
-              </w:rPr>
-              <w:t>•</w:t>
-            </w:r>
-            <w:proofErr w:type="gramEnd"/>
-            <w:r>
-              <w:rPr>
-                <w:rFonts w:ascii="標楷體" w:eastAsia="標楷體" w:hAnsi="標楷體" w:cs="標楷體"/>
-                <w:color w:val="474747"/>
-                <w:sz w:val="21"/>
-                <w:szCs w:val="21"/>
-                <w:highlight w:val="white"/>
-              </w:rPr>
-              <w:t xml:space="preserve"> </w:t>
-            </w:r>
-            <w:r>
-              <w:rPr>
-                <w:rFonts w:ascii="標楷體" w:eastAsia="標楷體" w:hAnsi="標楷體" w:cs="標楷體"/>
-              </w:rPr>
-              <w:t xml:space="preserve"> 重視數位轉型之企業</w:t>
-            </w:r>
-          </w:p>
-          <w:p>
-            <w:pPr>
-              <w:widowControl w:val="0"/>
-              <w:spacing w:before="240" w:after="240" w:line="240" w:lineRule="auto"/>
-              <w:rPr>
-                <w:rFonts w:ascii="標楷體" w:eastAsia="標楷體" w:hAnsi="標楷體" w:cs="標楷體"/>
-              </w:rPr>
-            </w:pPr>
-            <w:proofErr w:type="gramStart"/>
-            <w:r>
-              <w:rPr>
-                <w:rFonts w:ascii="標楷體" w:eastAsia="標楷體" w:hAnsi="標楷體" w:cs="標楷體"/>
-                <w:color w:val="474747"/>
-                <w:sz w:val="21"/>
-                <w:szCs w:val="21"/>
-                <w:highlight w:val="white"/>
-              </w:rPr>
-              <w:t>•</w:t>
-            </w:r>
-            <w:proofErr w:type="gramEnd"/>
-            <w:r>
-              <w:rPr>
-                <w:rFonts w:ascii="標楷體" w:eastAsia="標楷體" w:hAnsi="標楷體" w:cs="標楷體"/>
-                <w:color w:val="474747"/>
-                <w:sz w:val="21"/>
-                <w:szCs w:val="21"/>
-                <w:highlight w:val="white"/>
-              </w:rPr>
-              <w:t xml:space="preserve"> </w:t>
-            </w:r>
-            <w:r>
-              <w:rPr>
-                <w:rFonts w:ascii="標楷體" w:eastAsia="標楷體" w:hAnsi="標楷體" w:cs="標楷體"/>
-              </w:rPr>
-              <w:t xml:space="preserve"> 追求 ESG/CSR 永續發展之公司 </w:t>
-            </w:r>
-          </w:p>
-          <w:p>
-            <w:pPr>
-              <w:widowControl w:val="0"/>
-              <w:spacing w:before="240" w:after="240" w:line="240" w:lineRule="auto"/>
-              <w:rPr>
-                <w:rFonts w:ascii="標楷體" w:eastAsia="標楷體" w:hAnsi="標楷體" w:cs="標楷體"/>
-              </w:rPr>
-            </w:pPr>
-            <w:proofErr w:type="gramStart"/>
-            <w:r>
-              <w:rPr>
-                <w:rFonts w:ascii="標楷體" w:eastAsia="標楷體" w:hAnsi="標楷體" w:cs="標楷體"/>
-                <w:color w:val="474747"/>
-                <w:sz w:val="21"/>
-                <w:szCs w:val="21"/>
-                <w:highlight w:val="white"/>
-              </w:rPr>
-              <w:t>•</w:t>
-            </w:r>
-            <w:proofErr w:type="gramEnd"/>
-            <w:r>
-              <w:rPr>
-                <w:rFonts w:ascii="標楷體" w:eastAsia="標楷體" w:hAnsi="標楷體" w:cs="標楷體"/>
-                <w:color w:val="474747"/>
-                <w:sz w:val="21"/>
-                <w:szCs w:val="21"/>
-                <w:highlight w:val="white"/>
-              </w:rPr>
-              <w:t xml:space="preserve"> </w:t>
+              <w:t xml:space="preserve">• </w:t>
             </w:r>
             <w:r>
               <w:rPr>
@@ -10161,7 +9884,6 @@
                 <w:rFonts w:ascii="標楷體" w:eastAsia="標楷體" w:hAnsi="標楷體" w:cs="標楷體"/>
               </w:rPr>
             </w:pPr>
-            <w:proofErr w:type="gramStart"/>
             <w:r>
               <w:rPr>
                 <w:rFonts w:ascii="標楷體" w:eastAsia="標楷體" w:hAnsi="標楷體" w:cs="標楷體"/>
@@ -10170,9 +9892,23 @@
                 <w:szCs w:val="21"/>
                 <w:highlight w:val="white"/>
               </w:rPr>
-              <w:t>•</w:t>
-            </w:r>
-            <w:proofErr w:type="gramEnd"/>
+              <w:t xml:space="preserve">• </w:t>
+            </w:r>
+            <w:r>
+              <w:rPr>
+                <w:rFonts w:ascii="標楷體" w:eastAsia="標楷體" w:hAnsi="標楷體" w:cs="標楷體"/>
+              </w:rPr>
+              <w:t xml:space="preserve"> NLP 情緒分析技術 </w:t>
+            </w:r>
+          </w:p>
+          <w:p>
+            <w:pPr>
+              <w:widowControl w:val="0"/>
+              <w:spacing w:before="240" w:after="240" w:line="240" w:lineRule="auto"/>
+              <w:rPr>
+                <w:rFonts w:ascii="標楷體" w:eastAsia="標楷體" w:hAnsi="標楷體" w:cs="標楷體"/>
+              </w:rPr>
+            </w:pPr>
             <w:r>
               <w:rPr>
                 <w:rFonts w:ascii="標楷體" w:eastAsia="標楷體" w:hAnsi="標楷體" w:cs="標楷體"/>
@@ -10181,24 +9917,23 @@
                 <w:szCs w:val="21"/>
                 <w:highlight w:val="white"/>
               </w:rPr>
-              <w:t xml:space="preserve"> </w:t>
-            </w:r>
-            <w:r>
-              <w:rPr>
-                <w:rFonts w:ascii="標楷體" w:eastAsia="標楷體" w:hAnsi="標楷體" w:cs="標楷體"/>
-              </w:rPr>
-              <w:t xml:space="preserve"> NLP 情緒分析技術 </w:t>
-            </w:r>
-          </w:p>
-          <w:p>
-            <w:pPr>
-              <w:widowControl w:val="0"/>
-              <w:spacing w:before="240" w:after="240" w:line="240" w:lineRule="auto"/>
-              <w:rPr>
-                <w:rFonts w:ascii="標楷體" w:eastAsia="標楷體" w:hAnsi="標楷體" w:cs="標楷體"/>
-              </w:rPr>
-            </w:pPr>
-            <w:proofErr w:type="gramStart"/>
+              <w:t xml:space="preserve">• </w:t>
+            </w:r>
+            <w:r>
+              <w:rPr>
+                <w:rFonts w:ascii="標楷體" w:eastAsia="標楷體" w:hAnsi="標楷體" w:cs="標楷體"/>
+              </w:rPr>
+              <w:t xml:space="preserve"> 十大管理方法論知識庫 </w:t>
+            </w:r>
+          </w:p>
+          <w:p>
+            <w:pPr>
+              <w:widowControl w:val="0"/>
+              <w:spacing w:before="240" w:line="240" w:lineRule="auto"/>
+              <w:rPr>
+                <w:rFonts w:ascii="標楷體" w:eastAsia="標楷體" w:hAnsi="標楷體" w:cs="標楷體"/>
+              </w:rPr>
+            </w:pPr>
             <w:r>
               <w:rPr>
                 <w:rFonts w:ascii="標楷體" w:eastAsia="標楷體" w:hAnsi="標楷體" w:cs="標楷體"/>
@@ -10207,9 +9942,106 @@
                 <w:szCs w:val="21"/>
                 <w:highlight w:val="white"/>
               </w:rPr>
-              <w:t>•</w:t>
-            </w:r>
-            <w:proofErr w:type="gramEnd"/>
+              <w:t xml:space="preserve">• </w:t>
+            </w:r>
+            <w:r>
+              <w:rPr>
+                <w:rFonts w:ascii="標楷體" w:eastAsia="標楷體" w:hAnsi="標楷體" w:cs="標楷體"/>
+              </w:rPr>
+              <w:t xml:space="preserve"> 多維度問卷分析樣本</w:t>
+            </w:r>
+          </w:p>
+        </w:tc>
+        <w:tc>
+          <w:tcPr>
+            <w:tcW w:w="2400" w:type="dxa"/>
+            <w:gridSpan w:val="2"/>
+            <w:vMerge/>
+            <w:shd w:val="clear" w:color="auto" w:fill="auto"/>
+            <w:tcMar>
+              <w:top w:w="100" w:type="dxa"/>
+              <w:left w:w="100" w:type="dxa"/>
+              <w:bottom w:w="100" w:type="dxa"/>
+              <w:right w:w="100" w:type="dxa"/>
+            </w:tcMar>
+          </w:tcPr>
+          <w:p>
+            <w:pPr>
+              <w:widowControl w:val="0"/>
+              <w:spacing w:line="240" w:lineRule="auto"/>
+              <w:rPr>
+                <w:rFonts w:ascii="標楷體" w:eastAsia="標楷體" w:hAnsi="標楷體" w:cs="標楷體"/>
+                <w:sz w:val="28"/>
+                <w:szCs w:val="28"/>
+              </w:rPr>
+            </w:pPr>
+          </w:p>
+        </w:tc>
+        <w:tc>
+          <w:tcPr>
+            <w:tcW w:w="2025" w:type="dxa"/>
+            <w:shd w:val="clear" w:color="auto" w:fill="auto"/>
+            <w:tcMar>
+              <w:top w:w="100" w:type="dxa"/>
+              <w:left w:w="100" w:type="dxa"/>
+              <w:bottom w:w="100" w:type="dxa"/>
+              <w:right w:w="100" w:type="dxa"/>
+            </w:tcMar>
+          </w:tcPr>
+          <w:p>
+            <w:pPr>
+              <w:widowControl w:val="0"/>
+              <w:spacing w:line="240" w:lineRule="auto"/>
+              <w:rPr>
+                <w:rFonts w:ascii="標楷體" w:eastAsia="標楷體" w:hAnsi="標楷體" w:cs="標楷體"/>
+                <w:b/>
+                <w:bCs/>
+                <w:sz w:val="24"/>
+                <w:szCs w:val="24"/>
+              </w:rPr>
+            </w:pPr>
+            <w:r>
+              <w:rPr>
+                <w:rFonts w:ascii="標楷體" w:eastAsia="標楷體" w:hAnsi="標楷體" w:cs="標楷體"/>
+                <w:b/>
+                <w:bCs/>
+                <w:sz w:val="24"/>
+                <w:szCs w:val="24"/>
+              </w:rPr>
+              <w:t xml:space="preserve">Channels </w:t>
+            </w:r>
+          </w:p>
+          <w:p>
+            <w:pPr>
+              <w:widowControl w:val="0"/>
+              <w:spacing w:line="240" w:lineRule="auto"/>
+              <w:rPr>
+                <w:rFonts w:ascii="標楷體" w:eastAsia="標楷體" w:hAnsi="標楷體" w:cs="標楷體"/>
+                <w:b/>
+                <w:bCs/>
+                <w:sz w:val="24"/>
+                <w:szCs w:val="24"/>
+              </w:rPr>
+            </w:pPr>
+            <w:r>
+              <w:rPr>
+                <w:rFonts w:ascii="標楷體" w:eastAsia="標楷體" w:hAnsi="標楷體" w:cs="標楷體"/>
+                <w:b/>
+                <w:bCs/>
+                <w:sz w:val="24"/>
+                <w:szCs w:val="24"/>
+              </w:rPr>
+              <w:t>通路</w:t>
+            </w:r>
+          </w:p>
+          <w:p>
+            <w:pPr>
+              <w:widowControl w:val="0"/>
+              <w:spacing w:before="240" w:after="240" w:line="240" w:lineRule="auto"/>
+              <w:rPr>
+                <w:rFonts w:ascii="標楷體" w:eastAsia="標楷體" w:hAnsi="標楷體" w:cs="標楷體"/>
+              </w:rPr>
+            </w:pPr>
             <w:r>
               <w:rPr>
                 <w:rFonts w:ascii="標楷體" w:eastAsia="標楷體" w:hAnsi="標楷體" w:cs="標楷體"/>
@@ -10218,24 +10050,23 @@
                 <w:szCs w:val="21"/>
                 <w:highlight w:val="white"/>
               </w:rPr>
-              <w:t xml:space="preserve"> </w:t>
-            </w:r>
-            <w:r>
-              <w:rPr>
-                <w:rFonts w:ascii="標楷體" w:eastAsia="標楷體" w:hAnsi="標楷體" w:cs="標楷體"/>
-              </w:rPr>
-              <w:t xml:space="preserve"> 十大管理方法論知識庫 </w:t>
-            </w:r>
-          </w:p>
-          <w:p>
-            <w:pPr>
-              <w:widowControl w:val="0"/>
-              <w:spacing w:before="240" w:line="240" w:lineRule="auto"/>
-              <w:rPr>
-                <w:rFonts w:ascii="標楷體" w:eastAsia="標楷體" w:hAnsi="標楷體" w:cs="標楷體"/>
-              </w:rPr>
-            </w:pPr>
-            <w:proofErr w:type="gramStart"/>
+              <w:t xml:space="preserve">• </w:t>
+            </w:r>
+            <w:r>
+              <w:rPr>
+                <w:rFonts w:ascii="標楷體" w:eastAsia="標楷體" w:hAnsi="標楷體" w:cs="標楷體"/>
+              </w:rPr>
+              <w:t xml:space="preserve"> 企業內部網頁看板 (Dashboard)</w:t>
+            </w:r>
+          </w:p>
+          <w:p>
+            <w:pPr>
+              <w:widowControl w:val="0"/>
+              <w:spacing w:before="240" w:after="240" w:line="240" w:lineRule="auto"/>
+              <w:rPr>
+                <w:rFonts w:ascii="標楷體" w:eastAsia="標楷體" w:hAnsi="標楷體" w:cs="標楷體"/>
+              </w:rPr>
+            </w:pPr>
             <w:r>
               <w:rPr>
                 <w:rFonts w:ascii="標楷體" w:eastAsia="標楷體" w:hAnsi="標楷體" w:cs="標楷體"/>
@@ -10244,175 +10075,7 @@
                 <w:szCs w:val="21"/>
                 <w:highlight w:val="white"/>
               </w:rPr>
-              <w:t>•</w:t>
-            </w:r>
-            <w:proofErr w:type="gramEnd"/>
-            <w:r>
-              <w:rPr>
-                <w:rFonts w:ascii="標楷體" w:eastAsia="標楷體" w:hAnsi="標楷體" w:cs="標楷體"/>
-                <w:color w:val="474747"/>
-                <w:sz w:val="21"/>
-                <w:szCs w:val="21"/>
-                <w:highlight w:val="white"/>
-              </w:rPr>
-              <w:t xml:space="preserve"> </w:t>
-            </w:r>
-            <w:r>
-              <w:rPr>
-                <w:rFonts w:ascii="標楷體" w:eastAsia="標楷體" w:hAnsi="標楷體" w:cs="標楷體"/>
-              </w:rPr>
-              <w:t xml:space="preserve"> 多維度問卷分析樣本</w:t>
-            </w:r>
-          </w:p>
-        </w:tc>
-        <w:tc>
-          <w:tcPr>
-            <w:tcW w:w="2400" w:type="dxa"/>
-            <w:gridSpan w:val="2"/>
-            <w:vMerge/>
-            <w:shd w:val="clear" w:color="auto" w:fill="auto"/>
-            <w:tcMar>
-              <w:top w:w="100" w:type="dxa"/>
-              <w:left w:w="100" w:type="dxa"/>
-              <w:bottom w:w="100" w:type="dxa"/>
-              <w:right w:w="100" w:type="dxa"/>
-            </w:tcMar>
-          </w:tcPr>
-          <w:p>
-            <w:pPr>
-              <w:widowControl w:val="0"/>
-              <w:spacing w:line="240" w:lineRule="auto"/>
-              <w:rPr>
-                <w:rFonts w:ascii="標楷體" w:eastAsia="標楷體" w:hAnsi="標楷體" w:cs="標楷體"/>
-                <w:sz w:val="28"/>
-                <w:szCs w:val="28"/>
-              </w:rPr>
-            </w:pPr>
-          </w:p>
-        </w:tc>
-        <w:tc>
-          <w:tcPr>
-            <w:tcW w:w="2025" w:type="dxa"/>
-            <w:shd w:val="clear" w:color="auto" w:fill="auto"/>
-            <w:tcMar>
-              <w:top w:w="100" w:type="dxa"/>
-              <w:left w:w="100" w:type="dxa"/>
-              <w:bottom w:w="100" w:type="dxa"/>
-              <w:right w:w="100" w:type="dxa"/>
-            </w:tcMar>
-          </w:tcPr>
-          <w:p>
-            <w:pPr>
-              <w:widowControl w:val="0"/>
-              <w:spacing w:line="240" w:lineRule="auto"/>
-              <w:rPr>
-                <w:rFonts w:ascii="標楷體" w:eastAsia="標楷體" w:hAnsi="標楷體" w:cs="標楷體"/>
-                <w:b/>
-                <w:bCs/>
-                <w:sz w:val="24"/>
-                <w:szCs w:val="24"/>
-              </w:rPr>
-            </w:pPr>
-            <w:r>
-              <w:rPr>
-                <w:rFonts w:ascii="標楷體" w:eastAsia="標楷體" w:hAnsi="標楷體" w:cs="標楷體"/>
-                <w:b/>
-                <w:bCs/>
-                <w:sz w:val="24"/>
-                <w:szCs w:val="24"/>
-              </w:rPr>
-              <w:t xml:space="preserve">Channels </w:t>
-            </w:r>
-          </w:p>
-          <w:p>
-            <w:pPr>
-              <w:widowControl w:val="0"/>
-              <w:spacing w:line="240" w:lineRule="auto"/>
-              <w:rPr>
-                <w:rFonts w:ascii="標楷體" w:eastAsia="標楷體" w:hAnsi="標楷體" w:cs="標楷體"/>
-                <w:b/>
-                <w:bCs/>
-                <w:sz w:val="24"/>
-                <w:szCs w:val="24"/>
-              </w:rPr>
-            </w:pPr>
-            <w:r>
-              <w:rPr>
-                <w:rFonts w:ascii="標楷體" w:eastAsia="標楷體" w:hAnsi="標楷體" w:cs="標楷體"/>
-                <w:b/>
-                <w:bCs/>
-                <w:sz w:val="24"/>
-                <w:szCs w:val="24"/>
-              </w:rPr>
-              <w:t>通路</w:t>
-            </w:r>
-          </w:p>
-          <w:p>
-            <w:pPr>
-              <w:widowControl w:val="0"/>
-              <w:spacing w:before="240" w:after="240" w:line="240" w:lineRule="auto"/>
-              <w:rPr>
-                <w:rFonts w:ascii="標楷體" w:eastAsia="標楷體" w:hAnsi="標楷體" w:cs="標楷體"/>
-              </w:rPr>
-            </w:pPr>
-            <w:proofErr w:type="gramStart"/>
-            <w:r>
-              <w:rPr>
-                <w:rFonts w:ascii="標楷體" w:eastAsia="標楷體" w:hAnsi="標楷體" w:cs="標楷體"/>
-                <w:color w:val="474747"/>
-                <w:sz w:val="21"/>
-                <w:szCs w:val="21"/>
-                <w:highlight w:val="white"/>
-              </w:rPr>
-              <w:t>•</w:t>
-            </w:r>
-            <w:proofErr w:type="gramEnd"/>
-            <w:r>
-              <w:rPr>
-                <w:rFonts w:ascii="標楷體" w:eastAsia="標楷體" w:hAnsi="標楷體" w:cs="標楷體"/>
-                <w:color w:val="474747"/>
-                <w:sz w:val="21"/>
-                <w:szCs w:val="21"/>
-                <w:highlight w:val="white"/>
-              </w:rPr>
-              <w:t xml:space="preserve"> </w:t>
-            </w:r>
-            <w:r>
-              <w:rPr>
-                <w:rFonts w:ascii="標楷體" w:eastAsia="標楷體" w:hAnsi="標楷體" w:cs="標楷體"/>
-              </w:rPr>
-              <w:t xml:space="preserve"> 企業內部網頁看板 (Dashboard)</w:t>
-            </w:r>
-          </w:p>
-          <w:p>
-            <w:pPr>
-              <w:widowControl w:val="0"/>
-              <w:spacing w:before="240" w:after="240" w:line="240" w:lineRule="auto"/>
-              <w:rPr>
-                <w:rFonts w:ascii="標楷體" w:eastAsia="標楷體" w:hAnsi="標楷體" w:cs="標楷體"/>
-              </w:rPr>
-            </w:pPr>
-            <w:proofErr w:type="gramStart"/>
-            <w:r>
-              <w:rPr>
-                <w:rFonts w:ascii="標楷體" w:eastAsia="標楷體" w:hAnsi="標楷體" w:cs="標楷體"/>
-                <w:color w:val="474747"/>
-                <w:sz w:val="21"/>
-                <w:szCs w:val="21"/>
-                <w:highlight w:val="white"/>
-              </w:rPr>
-              <w:t>•</w:t>
-            </w:r>
-            <w:proofErr w:type="gramEnd"/>
-            <w:r>
-              <w:rPr>
-                <w:rFonts w:ascii="標楷體" w:eastAsia="標楷體" w:hAnsi="標楷體" w:cs="標楷體"/>
-                <w:color w:val="474747"/>
-                <w:sz w:val="21"/>
-                <w:szCs w:val="21"/>
-                <w:highlight w:val="white"/>
-              </w:rPr>
-              <w:t xml:space="preserve"> </w:t>
+              <w:t xml:space="preserve">• </w:t>
             </w:r>
             <w:r>
               <w:rPr>
@@ -10494,7 +10157,6 @@
                 <w:rFonts w:ascii="標楷體" w:eastAsia="標楷體" w:hAnsi="標楷體" w:cs="標楷體"/>
               </w:rPr>
             </w:pPr>
-            <w:proofErr w:type="gramStart"/>
             <w:r>
               <w:rPr>
                 <w:rFonts w:ascii="標楷體" w:eastAsia="標楷體" w:hAnsi="標楷體" w:cs="標楷體"/>
@@ -10503,9 +10165,31 @@
                 <w:szCs w:val="21"/>
                 <w:highlight w:val="white"/>
               </w:rPr>
-              <w:t>•</w:t>
-            </w:r>
-            <w:proofErr w:type="gramEnd"/>
+              <w:t xml:space="preserve">• </w:t>
+            </w:r>
+            <w:r>
+              <w:rPr>
+                <w:rFonts w:ascii="標楷體" w:eastAsia="標楷體" w:hAnsi="標楷體" w:cs="標楷體"/>
+                <w:b/>
+                <w:bCs/>
+              </w:rPr>
+              <w:t xml:space="preserve"> </w:t>
+            </w:r>
+            <w:r>
+              <w:rPr>
+                <w:rFonts w:ascii="標楷體" w:eastAsia="標楷體" w:hAnsi="標楷體" w:cs="標楷體"/>
+              </w:rPr>
+              <w:t xml:space="preserve">AI 模型運算與雲端維護成本 </w:t>
+            </w:r>
+          </w:p>
+          <w:p>
+            <w:pPr>
+              <w:widowControl w:val="0"/>
+              <w:spacing w:before="240" w:after="240" w:line="240" w:lineRule="auto"/>
+              <w:rPr>
+                <w:rFonts w:ascii="標楷體" w:eastAsia="標楷體" w:hAnsi="標楷體" w:cs="標楷體"/>
+              </w:rPr>
+            </w:pPr>
             <w:r>
               <w:rPr>
                 <w:rFonts w:ascii="標楷體" w:eastAsia="標楷體" w:hAnsi="標楷體" w:cs="標楷體"/>
@@ -10514,21 +10198,13 @@
                 <w:szCs w:val="21"/>
                 <w:highlight w:val="white"/>
               </w:rPr>
-              <w:t xml:space="preserve"> </w:t>
-            </w:r>
-            <w:r>
-              <w:rPr>
-                <w:rFonts w:ascii="標楷體" w:eastAsia="標楷體" w:hAnsi="標楷體" w:cs="標楷體"/>
-                <w:b/>
-                <w:bCs/>
-              </w:rPr>
-              <w:t xml:space="preserve"> </w:t>
-            </w:r>
-            <w:r>
-              <w:rPr>
-                <w:rFonts w:ascii="標楷體" w:eastAsia="標楷體" w:hAnsi="標楷體" w:cs="標楷體"/>
-              </w:rPr>
-              <w:t xml:space="preserve">AI 模型運算與雲端維護成本 </w:t>
+              <w:t xml:space="preserve">• </w:t>
+            </w:r>
+            <w:r>
+              <w:rPr>
+                <w:rFonts w:ascii="標楷體" w:eastAsia="標楷體" w:hAnsi="標楷體" w:cs="標楷體"/>
+              </w:rPr>
+              <w:t xml:space="preserve"> 系統開發與功能升級人力</w:t>
             </w:r>
           </w:p>
           <w:p>
@@ -10539,7 +10215,6 @@
                 <w:rFonts w:ascii="標楷體" w:eastAsia="標楷體" w:hAnsi="標楷體" w:cs="標楷體"/>
               </w:rPr>
             </w:pPr>
-            <w:proofErr w:type="gramStart"/>
             <w:r>
               <w:rPr>
                 <w:rFonts w:ascii="標楷體" w:eastAsia="標楷體" w:hAnsi="標楷體" w:cs="標楷體"/>
@@ -10548,55 +10223,7 @@
                 <w:szCs w:val="21"/>
                 <w:highlight w:val="white"/>
               </w:rPr>
-              <w:t>•</w:t>
-            </w:r>
-            <w:proofErr w:type="gramEnd"/>
-            <w:r>
-              <w:rPr>
-                <w:rFonts w:ascii="標楷體" w:eastAsia="標楷體" w:hAnsi="標楷體" w:cs="標楷體"/>
-                <w:color w:val="474747"/>
-                <w:sz w:val="21"/>
-                <w:szCs w:val="21"/>
-                <w:highlight w:val="white"/>
-              </w:rPr>
-              <w:t xml:space="preserve"> </w:t>
-            </w:r>
-            <w:r>
-              <w:rPr>
-                <w:rFonts w:ascii="標楷體" w:eastAsia="標楷體" w:hAnsi="標楷體" w:cs="標楷體"/>
-              </w:rPr>
-              <w:t xml:space="preserve"> 系統開發與功能升級人力</w:t>
-            </w:r>
-          </w:p>
-          <w:p>
-            <w:pPr>
-              <w:widowControl w:val="0"/>
-              <w:spacing w:before="240" w:after="240" w:line="240" w:lineRule="auto"/>
-              <w:rPr>
-                <w:rFonts w:ascii="標楷體" w:eastAsia="標楷體" w:hAnsi="標楷體" w:cs="標楷體"/>
-              </w:rPr>
-            </w:pPr>
-            <w:proofErr w:type="gramStart"/>
-            <w:r>
-              <w:rPr>
-                <w:rFonts w:ascii="標楷體" w:eastAsia="標楷體" w:hAnsi="標楷體" w:cs="標楷體"/>
-                <w:color w:val="474747"/>
-                <w:sz w:val="21"/>
-                <w:szCs w:val="21"/>
-                <w:highlight w:val="white"/>
-              </w:rPr>
-              <w:t>•</w:t>
-            </w:r>
-            <w:proofErr w:type="gramEnd"/>
-            <w:r>
-              <w:rPr>
-                <w:rFonts w:ascii="標楷體" w:eastAsia="標楷體" w:hAnsi="標楷體" w:cs="標楷體"/>
-                <w:color w:val="474747"/>
-                <w:sz w:val="21"/>
-                <w:szCs w:val="21"/>
-                <w:highlight w:val="white"/>
-              </w:rPr>
-              <w:t xml:space="preserve">  </w:t>
+              <w:t xml:space="preserve">•  </w:t>
             </w:r>
             <w:r>
               <w:rPr>
@@ -10662,7 +10289,6 @@
                 <w:color w:val="0A0A0A"/>
               </w:rPr>
             </w:pPr>
-            <w:proofErr w:type="gramStart"/>
             <w:r>
               <w:rPr>
                 <w:rFonts w:ascii="標楷體" w:eastAsia="標楷體" w:hAnsi="標楷體" w:cs="標楷體"/>
@@ -10671,9 +10297,40 @@
                 <w:szCs w:val="21"/>
                 <w:highlight w:val="white"/>
               </w:rPr>
-              <w:t>•</w:t>
-            </w:r>
-            <w:proofErr w:type="gramEnd"/>
+              <w:t xml:space="preserve">• </w:t>
+            </w:r>
+            <w:r>
+              <w:rPr>
+                <w:rFonts w:ascii="標楷體" w:eastAsia="標楷體" w:hAnsi="標楷體" w:cs="標楷體"/>
+              </w:rPr>
+              <w:t xml:space="preserve"> </w:t>
+            </w:r>
+            <w:r>
+              <w:rPr>
+                <w:rFonts w:ascii="標楷體" w:eastAsia="標楷體" w:hAnsi="標楷體" w:cs="標楷體"/>
+                <w:b/>
+                <w:bCs/>
+                <w:color w:val="0A0A0A"/>
+              </w:rPr>
+              <w:t>訂閱收入</w:t>
+            </w:r>
+            <w:r>
+              <w:rPr>
+                <w:rFonts w:ascii="標楷體" w:eastAsia="標楷體" w:hAnsi="標楷體" w:cs="標楷體"/>
+                <w:color w:val="0A0A0A"/>
+              </w:rPr>
+              <w:t>：企業永續辦公室年度訂閱方案</w:t>
+            </w:r>
+          </w:p>
+          <w:p>
+            <w:pPr>
+              <w:widowControl w:val="0"/>
+              <w:spacing w:before="180" w:after="200" w:line="240" w:lineRule="auto"/>
+              <w:rPr>
+                <w:rFonts w:ascii="標楷體" w:eastAsia="標楷體" w:hAnsi="標楷體" w:cs="標楷體"/>
+                <w:color w:val="0A0A0A"/>
+              </w:rPr>
+            </w:pPr>
             <w:r>
               <w:rPr>
                 <w:rFonts w:ascii="標楷體" w:eastAsia="標楷體" w:hAnsi="標楷體" w:cs="標楷體"/>
@@ -10682,7 +10339,7 @@
                 <w:szCs w:val="21"/>
                 <w:highlight w:val="white"/>
               </w:rPr>
-              <w:t xml:space="preserve"> </w:t>
+              <w:t xml:space="preserve">• </w:t>
             </w:r>
             <w:r>
               <w:rPr>
@@ -10697,26 +10354,24 @@
                 <w:bCs/>
                 <w:color w:val="0A0A0A"/>
               </w:rPr>
-              <w:t>訂閱收入</w:t>
+              <w:t>流量計費</w:t>
             </w:r>
             <w:r>
               <w:rPr>
                 <w:rFonts w:ascii="標楷體" w:eastAsia="標楷體" w:hAnsi="標楷體" w:cs="標楷體"/>
                 <w:color w:val="0A0A0A"/>
               </w:rPr>
-              <w:t>：企業永續辦公室年度訂閱方案</w:t>
-            </w:r>
-          </w:p>
-          <w:p>
-            <w:pPr>
-              <w:widowControl w:val="0"/>
-              <w:spacing w:before="180" w:after="200" w:line="240" w:lineRule="auto"/>
-              <w:rPr>
-                <w:rFonts w:ascii="標楷體" w:eastAsia="標楷體" w:hAnsi="標楷體" w:cs="標楷體"/>
-                <w:color w:val="0A0A0A"/>
-              </w:rPr>
-            </w:pPr>
-            <w:proofErr w:type="gramStart"/>
+              <w:t>：依據問卷回傳份數或 AI 分析字數計費</w:t>
+            </w:r>
+          </w:p>
+          <w:p>
+            <w:pPr>
+              <w:widowControl w:val="0"/>
+              <w:spacing w:after="420" w:line="240" w:lineRule="auto"/>
+              <w:rPr>
+                <w:rFonts w:ascii="標楷體" w:eastAsia="標楷體" w:hAnsi="標楷體" w:cs="標楷體"/>
+              </w:rPr>
+            </w:pPr>
             <w:r>
               <w:rPr>
                 <w:rFonts w:ascii="標楷體" w:eastAsia="標楷體" w:hAnsi="標楷體" w:cs="標楷體"/>
@@ -10725,87 +10380,7 @@
                 <w:szCs w:val="21"/>
                 <w:highlight w:val="white"/>
               </w:rPr>
-              <w:t>•</w:t>
-            </w:r>
-            <w:proofErr w:type="gramEnd"/>
-            <w:r>
-              <w:rPr>
-                <w:rFonts w:ascii="標楷體" w:eastAsia="標楷體" w:hAnsi="標楷體" w:cs="標楷體"/>
-                <w:color w:val="474747"/>
-                <w:sz w:val="21"/>
-                <w:szCs w:val="21"/>
-                <w:highlight w:val="white"/>
-              </w:rPr>
-              <w:t xml:space="preserve"> </w:t>
-            </w:r>
-            <w:r>
-              <w:rPr>
-                <w:rFonts w:ascii="標楷體" w:eastAsia="標楷體" w:hAnsi="標楷體" w:cs="標楷體"/>
-              </w:rPr>
-              <w:t xml:space="preserve"> </w:t>
-            </w:r>
-            <w:r>
-              <w:rPr>
-                <w:rFonts w:ascii="標楷體" w:eastAsia="標楷體" w:hAnsi="標楷體" w:cs="標楷體"/>
-                <w:b/>
-                <w:bCs/>
-                <w:color w:val="0A0A0A"/>
-              </w:rPr>
-              <w:t>流量計費</w:t>
-            </w:r>
-            <w:r>
-              <w:rPr>
-                <w:rFonts w:ascii="標楷體" w:eastAsia="標楷體" w:hAnsi="標楷體" w:cs="標楷體"/>
-                <w:color w:val="0A0A0A"/>
-              </w:rPr>
-              <w:t>：依據問卷</w:t>
-            </w:r>
-            <w:proofErr w:type="gramStart"/>
-            <w:r>
-              <w:rPr>
-                <w:rFonts w:ascii="標楷體" w:eastAsia="標楷體" w:hAnsi="標楷體" w:cs="標楷體"/>
-                <w:color w:val="0A0A0A"/>
-              </w:rPr>
-              <w:t>回傳份數</w:t>
-            </w:r>
-            <w:proofErr w:type="gramEnd"/>
-            <w:r>
-              <w:rPr>
-                <w:rFonts w:ascii="標楷體" w:eastAsia="標楷體" w:hAnsi="標楷體" w:cs="標楷體"/>
-                <w:color w:val="0A0A0A"/>
-              </w:rPr>
-              <w:t>或 AI 分析字數計費</w:t>
-            </w:r>
-          </w:p>
-          <w:p>
-            <w:pPr>
-              <w:widowControl w:val="0"/>
-              <w:spacing w:after="420" w:line="240" w:lineRule="auto"/>
-              <w:rPr>
-                <w:rFonts w:ascii="標楷體" w:eastAsia="標楷體" w:hAnsi="標楷體" w:cs="標楷體"/>
-              </w:rPr>
-            </w:pPr>
-            <w:proofErr w:type="gramStart"/>
-            <w:r>
-              <w:rPr>
-                <w:rFonts w:ascii="標楷體" w:eastAsia="標楷體" w:hAnsi="標楷體" w:cs="標楷體"/>
-                <w:color w:val="474747"/>
-                <w:sz w:val="21"/>
-                <w:szCs w:val="21"/>
-                <w:highlight w:val="white"/>
-              </w:rPr>
-              <w:t>•</w:t>
-            </w:r>
-            <w:proofErr w:type="gramEnd"/>
-            <w:r>
-              <w:rPr>
-                <w:rFonts w:ascii="標楷體" w:eastAsia="標楷體" w:hAnsi="標楷體" w:cs="標楷體"/>
-                <w:color w:val="474747"/>
-                <w:sz w:val="21"/>
-                <w:szCs w:val="21"/>
-                <w:highlight w:val="white"/>
-              </w:rPr>
-              <w:t xml:space="preserve"> </w:t>
+              <w:t xml:space="preserve">• </w:t>
             </w:r>
             <w:r>
               <w:rPr>
@@ -11085,25 +10660,7 @@
           <w:sz w:val="28"/>
           <w:szCs w:val="28"/>
         </w:rPr>
-        <w:t>系統產出的「結構化建議摘要」能直接銜接顧問</w:t>
-      </w:r>
-      <w:proofErr w:type="gramStart"/>
-      <w:r>
-        <w:rPr>
-          <w:rFonts w:ascii="標楷體" w:eastAsia="標楷體" w:hAnsi="標楷體" w:cs="標楷體"/>
-          <w:sz w:val="28"/>
-          <w:szCs w:val="28"/>
-        </w:rPr>
-        <w:t>的結課報告</w:t>
-      </w:r>
-      <w:proofErr w:type="gramEnd"/>
-      <w:r>
-        <w:rPr>
-          <w:rFonts w:ascii="標楷體" w:eastAsia="標楷體" w:hAnsi="標楷體" w:cs="標楷體"/>
-          <w:sz w:val="28"/>
-          <w:szCs w:val="28"/>
-        </w:rPr>
-        <w:t>或HR的年度計畫，產生即時價值。</w:t>
+        <w:t>系統產出的「結構化建議摘要」能直接銜接顧問的結課報告或HR的年度計畫，產生即時價值。</w:t>
       </w:r>
     </w:p>
     <w:p>
@@ -11332,25 +10889,7 @@
                 <w:sz w:val="28"/>
                 <w:szCs w:val="28"/>
               </w:rPr>
-              <w:t>1. 將雜亂資料轉化為標準產出:透過精</w:t>
-            </w:r>
-            <w:proofErr w:type="gramStart"/>
-            <w:r>
-              <w:rPr>
-                <w:rFonts w:ascii="標楷體" w:eastAsia="標楷體" w:hAnsi="標楷體" w:cs="標楷體"/>
-                <w:sz w:val="28"/>
-                <w:szCs w:val="28"/>
-              </w:rPr>
-              <w:t>準</w:t>
-            </w:r>
-            <w:proofErr w:type="gramEnd"/>
-            <w:r>
-              <w:rPr>
-                <w:rFonts w:ascii="標楷體" w:eastAsia="標楷體" w:hAnsi="標楷體" w:cs="標楷體"/>
-                <w:sz w:val="28"/>
-                <w:szCs w:val="28"/>
-              </w:rPr>
-              <w:t>定義分類邏輯，能將非結構化感言轉化為具備分析價值的數據指標。</w:t>
+              <w:t>1. 將雜亂資料轉化為標準產出:透過精準定義分類邏輯，能將非結構化感言轉化為具備分析價值的數據指標。</w:t>
             </w:r>
           </w:p>
           <w:p>
@@ -11455,25 +10994,7 @@
                 <w:sz w:val="28"/>
                 <w:szCs w:val="28"/>
               </w:rPr>
-              <w:t>2.分析深度受限於樣本量： 若特定類型的課程回饋數據過少（樣本偏差），AI 生成的歸納結果可能不夠精</w:t>
-            </w:r>
-            <w:proofErr w:type="gramStart"/>
-            <w:r>
-              <w:rPr>
-                <w:rFonts w:ascii="標楷體" w:eastAsia="標楷體" w:hAnsi="標楷體" w:cs="標楷體"/>
-                <w:sz w:val="28"/>
-                <w:szCs w:val="28"/>
-              </w:rPr>
-              <w:t>準</w:t>
-            </w:r>
-            <w:proofErr w:type="gramEnd"/>
-            <w:r>
-              <w:rPr>
-                <w:rFonts w:ascii="標楷體" w:eastAsia="標楷體" w:hAnsi="標楷體" w:cs="標楷體"/>
-                <w:sz w:val="28"/>
-                <w:szCs w:val="28"/>
-              </w:rPr>
-              <w:t>。</w:t>
+              <w:t>2.分析深度受限於樣本量： 若特定類型的課程回饋數據過少（樣本偏差），AI 生成的歸納結果可能不夠精準。</w:t>
             </w:r>
           </w:p>
           <w:p>
@@ -11604,25 +11125,7 @@
                 <w:sz w:val="28"/>
                 <w:szCs w:val="28"/>
               </w:rPr>
-              <w:t>1.數位轉型需求激增： 企業對培訓成效量化要求提高，本系統可填補人工分析與大數據</w:t>
-            </w:r>
-            <w:proofErr w:type="gramStart"/>
-            <w:r>
-              <w:rPr>
-                <w:rFonts w:ascii="標楷體" w:eastAsia="標楷體" w:hAnsi="標楷體" w:cs="標楷體"/>
-                <w:sz w:val="28"/>
-                <w:szCs w:val="28"/>
-              </w:rPr>
-              <w:t>決策間的技術</w:t>
-            </w:r>
-            <w:proofErr w:type="gramEnd"/>
-            <w:r>
-              <w:rPr>
-                <w:rFonts w:ascii="標楷體" w:eastAsia="標楷體" w:hAnsi="標楷體" w:cs="標楷體"/>
-                <w:sz w:val="28"/>
-                <w:szCs w:val="28"/>
-              </w:rPr>
-              <w:t>缺口。</w:t>
+              <w:t>1.數位轉型需求激增： 企業對培訓成效量化要求提高，本系統可填補人工分析與大數據決策間的技術缺口。</w:t>
             </w:r>
           </w:p>
           <w:p>
@@ -11664,23 +11167,13 @@
               </w:rPr>
               <w:t xml:space="preserve"> </w:t>
             </w:r>
-            <w:proofErr w:type="gramStart"/>
-            <w:r>
-              <w:rPr>
-                <w:rFonts w:ascii="標楷體" w:eastAsia="標楷體" w:hAnsi="標楷體" w:cs="標楷體"/>
-                <w:sz w:val="28"/>
-                <w:szCs w:val="28"/>
-              </w:rPr>
-              <w:t>跨維度</w:t>
-            </w:r>
-            <w:proofErr w:type="gramEnd"/>
-            <w:r>
-              <w:rPr>
-                <w:rFonts w:ascii="標楷體" w:eastAsia="標楷體" w:hAnsi="標楷體" w:cs="標楷體"/>
-                <w:sz w:val="28"/>
-                <w:szCs w:val="28"/>
-              </w:rPr>
-              <w:t>語意分析： 借助生成式 AI 的強大語意理解能力，未來可擴充對複雜情緒或多國語言的辨識功能，提升系統在不同類型培訓場景的適用性。</w:t>
+            <w:r>
+              <w:rPr>
+                <w:rFonts w:ascii="標楷體" w:eastAsia="標楷體" w:hAnsi="標楷體" w:cs="標楷體"/>
+                <w:sz w:val="28"/>
+                <w:szCs w:val="28"/>
+              </w:rPr>
+              <w:t>跨維度語意分析： 借助生成式 AI 的強大語意理解能力，未來可擴充對複雜情緒或多國語言的辨識功能，提升系統在不同類型培訓場景的適用性。</w:t>
             </w:r>
           </w:p>
           <w:p>
@@ -12161,25 +11654,7 @@
                 <w:sz w:val="28"/>
                 <w:szCs w:val="28"/>
               </w:rPr>
-              <w:t>透過精</w:t>
-            </w:r>
-            <w:proofErr w:type="gramStart"/>
-            <w:r>
-              <w:rPr>
-                <w:rFonts w:ascii="標楷體" w:eastAsia="標楷體" w:hAnsi="標楷體" w:cs="標楷體"/>
-                <w:sz w:val="28"/>
-                <w:szCs w:val="28"/>
-              </w:rPr>
-              <w:t>準</w:t>
-            </w:r>
-            <w:proofErr w:type="gramEnd"/>
-            <w:r>
-              <w:rPr>
-                <w:rFonts w:ascii="標楷體" w:eastAsia="標楷體" w:hAnsi="標楷體" w:cs="標楷體"/>
-                <w:sz w:val="28"/>
-                <w:szCs w:val="28"/>
-              </w:rPr>
-              <w:t>的分類(S)，直接對接企業對培訓成效量化的需求(O)。我們能快速建模並產出具備實務指導意義的分析報告，領先市場填補培訓數位化評估的缺口。</w:t>
+              <w:t>透過精準的分類(S)，直接對接企業對培訓成效量化的需求(O)。我們能快速建模並產出具備實務指導意義的分析報告，領先市場填補培訓數位化評估的缺口。</w:t>
             </w:r>
           </w:p>
         </w:tc>
@@ -12223,25 +11698,7 @@
                 <w:sz w:val="28"/>
                 <w:szCs w:val="28"/>
               </w:rPr>
-              <w:t>發揮精</w:t>
-            </w:r>
-            <w:proofErr w:type="gramStart"/>
-            <w:r>
-              <w:rPr>
-                <w:rFonts w:ascii="標楷體" w:eastAsia="標楷體" w:hAnsi="標楷體" w:cs="標楷體"/>
-                <w:sz w:val="28"/>
-                <w:szCs w:val="28"/>
-              </w:rPr>
-              <w:t>準</w:t>
-            </w:r>
-            <w:proofErr w:type="gramEnd"/>
-            <w:r>
-              <w:rPr>
-                <w:rFonts w:ascii="標楷體" w:eastAsia="標楷體" w:hAnsi="標楷體" w:cs="標楷體"/>
-                <w:sz w:val="28"/>
-                <w:szCs w:val="28"/>
-              </w:rPr>
-              <w:t>分類(S)的技術，將去識別化(T)直接內建為系統規則，解決企業對隱私洩漏的疑慮。同時利用自動化流程(S)建立備援與 Prompt 管理機制，確保在 API 變動(T)時，系統仍能穩定運作不中斷。</w:t>
+              <w:t>發揮精準分類(S)的技術，將去識別化(T)直接內建為系統規則，解決企業對隱私洩漏的疑慮。同時利用自動化流程(S)建立備援與 Prompt 管理機制，確保在 API 變動(T)時，系統仍能穩定運作不中斷。</w:t>
             </w:r>
           </w:p>
           <w:p>
@@ -12602,9 +12059,9 @@
           <w:szCs w:val="32"/>
         </w:rPr>
         <w:drawing>
-          <wp:inline distT="0" distB="0" distL="0" distR="0" wp14:anchorId="245F32FC" wp14:editId="25BA92F8">
-            <wp:extent cx="5733415" cy="1820545"/>
-            <wp:effectExtent l="0" t="0" r="635" b="8255"/>
+          <wp:inline distT="0" distB="0" distL="0" distR="0" wp14:anchorId="6E4BCC39" wp14:editId="088E006E">
+            <wp:extent cx="5733415" cy="2261870"/>
+            <wp:effectExtent l="0" t="0" r="635" b="5080"/>
             <wp:docPr id="1" name="圖片 1"/>
             <wp:cNvGraphicFramePr>
               <a:graphicFrameLocks xmlns:a="http://schemas.openxmlformats.org/drawingml/2006/main" noChangeAspect="1"/>
@@ -12625,7 +12082,7 @@
                   <pic:spPr>
                     <a:xfrm>
                       <a:off x="0" y="0"/>
-                      <a:ext cx="5733415" cy="1820545"/>
+                      <a:ext cx="5733415" cy="2261870"/>
                     </a:xfrm>
                     <a:prstGeom prst="rect">
                       <a:avLst/>
@@ -12743,27 +12200,7 @@
           <w:szCs w:val="28"/>
           <w:lang w:val="en-US"/>
         </w:rPr>
-        <w:t xml:space="preserve">一、 </w:t>
-      </w:r>
-      <w:proofErr w:type="gramStart"/>
-      <w:r>
-        <w:rPr>
-          <w:rFonts w:ascii="標楷體" w:eastAsia="標楷體" w:hAnsi="標楷體" w:cs="標楷體"/>
-          <w:sz w:val="28"/>
-          <w:szCs w:val="28"/>
-          <w:lang w:val="en-US"/>
-        </w:rPr>
-        <w:t>雙端分流</w:t>
-      </w:r>
-      <w:proofErr w:type="gramEnd"/>
-      <w:r>
-        <w:rPr>
-          <w:rFonts w:ascii="標楷體" w:eastAsia="標楷體" w:hAnsi="標楷體" w:cs="標楷體"/>
-          <w:sz w:val="28"/>
-          <w:szCs w:val="28"/>
-          <w:lang w:val="en-US"/>
-        </w:rPr>
-        <w:t xml:space="preserve">與匿名填答技術實作 </w:t>
+        <w:t xml:space="preserve">一、 雙端分流與匿名填答技術實作 </w:t>
       </w:r>
     </w:p>
     <w:p>
@@ -12808,27 +12245,7 @@
           <w:szCs w:val="28"/>
           <w:lang w:val="en-US"/>
         </w:rPr>
-        <w:t>登入模式：針對註冊會員提供完整後台，可進行歷史專案管理、作品集</w:t>
-      </w:r>
-      <w:proofErr w:type="gramStart"/>
-      <w:r>
-        <w:rPr>
-          <w:rFonts w:ascii="標楷體" w:eastAsia="標楷體" w:hAnsi="標楷體" w:cs="標楷體"/>
-          <w:sz w:val="28"/>
-          <w:szCs w:val="28"/>
-          <w:lang w:val="en-US"/>
-        </w:rPr>
-        <w:t>匯</w:t>
-      </w:r>
-      <w:proofErr w:type="gramEnd"/>
-      <w:r>
-        <w:rPr>
-          <w:rFonts w:ascii="標楷體" w:eastAsia="標楷體" w:hAnsi="標楷體" w:cs="標楷體"/>
-          <w:sz w:val="28"/>
-          <w:szCs w:val="28"/>
-          <w:lang w:val="en-US"/>
-        </w:rPr>
-        <w:t>整及深度分析。</w:t>
+        <w:t>登入模式：針對註冊會員提供完整後台，可進行歷史專案管理、作品集匯整及深度分析。</w:t>
       </w:r>
     </w:p>
     <w:p>
@@ -12944,7 +12361,7 @@
           <w:szCs w:val="28"/>
           <w:lang w:val="en-US"/>
         </w:rPr>
-        <w:t>結構化專案儲存庫：系統整合歷史專案與專案搜尋功能。使用者可依照日期、類別或關鍵字檢索過去的分析紀錄。</w:t>
+        <w:t>結構化專案儲存庫：系統整合歷史專案與專案搜尋功能。使用者可依照關鍵字檢索過去的分析紀錄。</w:t>
       </w:r>
     </w:p>
     <w:p>
@@ -13064,17 +12481,8 @@
           <w:szCs w:val="28"/>
           <w:lang w:val="en-US"/>
         </w:rPr>
-        <w:t>互動式數據查詢： 系統結合自然語言處理技術，使用者可透過對話</w:t>
-      </w:r>
-      <w:r>
-        <w:rPr>
-          <w:rFonts w:ascii="標楷體" w:eastAsia="標楷體" w:hAnsi="標楷體" w:cs="標楷體"/>
-          <w:sz w:val="28"/>
-          <w:szCs w:val="28"/>
-          <w:lang w:val="en-US"/>
-        </w:rPr>
         <w:lastRenderedPageBreak/>
-        <w:t>介面直接向 AI 詢問，由系統即時運算並回應結果。</w:t>
+        <w:t>互動式數據查詢： 系統結合自然語言處理技術，使用者可透過對話介面直接向 AI 詢問，由系統即時運算並回應結果。</w:t>
       </w:r>
     </w:p>
     <w:p>
@@ -13183,6 +12591,237 @@
       <w:pPr>
         <w:widowControl w:val="0"/>
         <w:rPr>
+          <w:rFonts w:ascii="標楷體" w:eastAsia="標楷體" w:hAnsi="標楷體" w:cs="標楷體"/>
+          <w:sz w:val="32"/>
+          <w:szCs w:val="32"/>
+          <w:lang w:val="en-US"/>
+        </w:rPr>
+      </w:pPr>
+    </w:p>
+    <w:p>
+      <w:pPr>
+        <w:widowControl w:val="0"/>
+        <w:rPr>
+          <w:rFonts w:ascii="標楷體" w:eastAsia="標楷體" w:hAnsi="標楷體" w:cs="標楷體"/>
+          <w:sz w:val="32"/>
+          <w:szCs w:val="32"/>
+          <w:lang w:val="en-US"/>
+        </w:rPr>
+      </w:pPr>
+    </w:p>
+    <w:p>
+      <w:pPr>
+        <w:widowControl w:val="0"/>
+        <w:rPr>
+          <w:rFonts w:ascii="標楷體" w:eastAsia="標楷體" w:hAnsi="標楷體" w:cs="標楷體"/>
+          <w:sz w:val="32"/>
+          <w:szCs w:val="32"/>
+          <w:lang w:val="en-US"/>
+        </w:rPr>
+      </w:pPr>
+    </w:p>
+    <w:p>
+      <w:pPr>
+        <w:widowControl w:val="0"/>
+        <w:rPr>
+          <w:rFonts w:ascii="標楷體" w:eastAsia="標楷體" w:hAnsi="標楷體" w:cs="標楷體"/>
+          <w:sz w:val="32"/>
+          <w:szCs w:val="32"/>
+          <w:lang w:val="en-US"/>
+        </w:rPr>
+      </w:pPr>
+    </w:p>
+    <w:p>
+      <w:pPr>
+        <w:widowControl w:val="0"/>
+        <w:rPr>
+          <w:rFonts w:ascii="標楷體" w:eastAsia="標楷體" w:hAnsi="標楷體" w:cs="標楷體"/>
+          <w:sz w:val="32"/>
+          <w:szCs w:val="32"/>
+          <w:lang w:val="en-US"/>
+        </w:rPr>
+      </w:pPr>
+    </w:p>
+    <w:p>
+      <w:pPr>
+        <w:widowControl w:val="0"/>
+        <w:rPr>
+          <w:rFonts w:ascii="標楷體" w:eastAsia="標楷體" w:hAnsi="標楷體" w:cs="標楷體"/>
+          <w:sz w:val="32"/>
+          <w:szCs w:val="32"/>
+          <w:lang w:val="en-US"/>
+        </w:rPr>
+      </w:pPr>
+    </w:p>
+    <w:p>
+      <w:pPr>
+        <w:widowControl w:val="0"/>
+        <w:rPr>
+          <w:rFonts w:ascii="標楷體" w:eastAsia="標楷體" w:hAnsi="標楷體" w:cs="標楷體"/>
+          <w:sz w:val="32"/>
+          <w:szCs w:val="32"/>
+          <w:lang w:val="en-US"/>
+        </w:rPr>
+      </w:pPr>
+    </w:p>
+    <w:p>
+      <w:pPr>
+        <w:widowControl w:val="0"/>
+        <w:rPr>
+          <w:rFonts w:ascii="標楷體" w:eastAsia="標楷體" w:hAnsi="標楷體" w:cs="標楷體"/>
+          <w:sz w:val="32"/>
+          <w:szCs w:val="32"/>
+          <w:lang w:val="en-US"/>
+        </w:rPr>
+      </w:pPr>
+    </w:p>
+    <w:p>
+      <w:pPr>
+        <w:widowControl w:val="0"/>
+        <w:rPr>
+          <w:rFonts w:ascii="標楷體" w:eastAsia="標楷體" w:hAnsi="標楷體" w:cs="標楷體"/>
+          <w:sz w:val="32"/>
+          <w:szCs w:val="32"/>
+          <w:lang w:val="en-US"/>
+        </w:rPr>
+      </w:pPr>
+    </w:p>
+    <w:p>
+      <w:pPr>
+        <w:widowControl w:val="0"/>
+        <w:rPr>
+          <w:rFonts w:ascii="標楷體" w:eastAsia="標楷體" w:hAnsi="標楷體" w:cs="標楷體"/>
+          <w:sz w:val="32"/>
+          <w:szCs w:val="32"/>
+          <w:lang w:val="en-US"/>
+        </w:rPr>
+      </w:pPr>
+    </w:p>
+    <w:p>
+      <w:pPr>
+        <w:widowControl w:val="0"/>
+        <w:rPr>
+          <w:rFonts w:ascii="標楷體" w:eastAsia="標楷體" w:hAnsi="標楷體" w:cs="標楷體"/>
+          <w:sz w:val="32"/>
+          <w:szCs w:val="32"/>
+          <w:lang w:val="en-US"/>
+        </w:rPr>
+      </w:pPr>
+    </w:p>
+    <w:p>
+      <w:pPr>
+        <w:widowControl w:val="0"/>
+        <w:rPr>
+          <w:rFonts w:ascii="標楷體" w:eastAsia="標楷體" w:hAnsi="標楷體" w:cs="標楷體"/>
+          <w:sz w:val="32"/>
+          <w:szCs w:val="32"/>
+          <w:lang w:val="en-US"/>
+        </w:rPr>
+      </w:pPr>
+    </w:p>
+    <w:p>
+      <w:pPr>
+        <w:widowControl w:val="0"/>
+        <w:rPr>
+          <w:rFonts w:ascii="標楷體" w:eastAsia="標楷體" w:hAnsi="標楷體" w:cs="標楷體"/>
+          <w:sz w:val="32"/>
+          <w:szCs w:val="32"/>
+          <w:lang w:val="en-US"/>
+        </w:rPr>
+      </w:pPr>
+    </w:p>
+    <w:p>
+      <w:pPr>
+        <w:widowControl w:val="0"/>
+        <w:rPr>
+          <w:rFonts w:ascii="標楷體" w:eastAsia="標楷體" w:hAnsi="標楷體" w:cs="標楷體"/>
+          <w:sz w:val="32"/>
+          <w:szCs w:val="32"/>
+          <w:lang w:val="en-US"/>
+        </w:rPr>
+      </w:pPr>
+    </w:p>
+    <w:p>
+      <w:pPr>
+        <w:widowControl w:val="0"/>
+        <w:rPr>
+          <w:rFonts w:ascii="標楷體" w:eastAsia="標楷體" w:hAnsi="標楷體" w:cs="標楷體"/>
+          <w:sz w:val="32"/>
+          <w:szCs w:val="32"/>
+          <w:lang w:val="en-US"/>
+        </w:rPr>
+      </w:pPr>
+    </w:p>
+    <w:p>
+      <w:pPr>
+        <w:widowControl w:val="0"/>
+        <w:rPr>
+          <w:rFonts w:ascii="標楷體" w:eastAsia="標楷體" w:hAnsi="標楷體" w:cs="標楷體"/>
+          <w:sz w:val="32"/>
+          <w:szCs w:val="32"/>
+          <w:lang w:val="en-US"/>
+        </w:rPr>
+      </w:pPr>
+    </w:p>
+    <w:p>
+      <w:pPr>
+        <w:widowControl w:val="0"/>
+        <w:rPr>
+          <w:rFonts w:ascii="標楷體" w:eastAsia="標楷體" w:hAnsi="標楷體" w:cs="標楷體"/>
+          <w:sz w:val="32"/>
+          <w:szCs w:val="32"/>
+          <w:lang w:val="en-US"/>
+        </w:rPr>
+      </w:pPr>
+    </w:p>
+    <w:p>
+      <w:pPr>
+        <w:widowControl w:val="0"/>
+        <w:rPr>
+          <w:rFonts w:ascii="標楷體" w:eastAsia="標楷體" w:hAnsi="標楷體" w:cs="標楷體"/>
+          <w:sz w:val="32"/>
+          <w:szCs w:val="32"/>
+          <w:lang w:val="en-US"/>
+        </w:rPr>
+      </w:pPr>
+    </w:p>
+    <w:p>
+      <w:pPr>
+        <w:widowControl w:val="0"/>
+        <w:rPr>
+          <w:rFonts w:ascii="標楷體" w:eastAsia="標楷體" w:hAnsi="標楷體" w:cs="標楷體"/>
+          <w:sz w:val="32"/>
+          <w:szCs w:val="32"/>
+          <w:lang w:val="en-US"/>
+        </w:rPr>
+      </w:pPr>
+    </w:p>
+    <w:p>
+      <w:pPr>
+        <w:widowControl w:val="0"/>
+        <w:rPr>
+          <w:rFonts w:ascii="標楷體" w:eastAsia="標楷體" w:hAnsi="標楷體" w:cs="標楷體"/>
+          <w:sz w:val="32"/>
+          <w:szCs w:val="32"/>
+          <w:lang w:val="en-US"/>
+        </w:rPr>
+      </w:pPr>
+    </w:p>
+    <w:p>
+      <w:pPr>
+        <w:widowControl w:val="0"/>
+        <w:rPr>
+          <w:rFonts w:ascii="標楷體" w:eastAsia="標楷體" w:hAnsi="標楷體" w:cs="標楷體"/>
+          <w:sz w:val="32"/>
+          <w:szCs w:val="32"/>
+          <w:lang w:val="en-US"/>
+        </w:rPr>
+      </w:pPr>
+    </w:p>
+    <w:p>
+      <w:pPr>
+        <w:widowControl w:val="0"/>
+        <w:rPr>
           <w:rFonts w:ascii="標楷體" w:eastAsia="標楷體" w:hAnsi="標楷體" w:cs="標楷體" w:hint="eastAsia"/>
           <w:sz w:val="32"/>
           <w:szCs w:val="32"/>
@@ -13208,193 +12847,6 @@
           <w:rFonts w:ascii="標楷體" w:eastAsia="標楷體" w:hAnsi="標楷體" w:cs="標楷體"/>
           <w:sz w:val="32"/>
           <w:szCs w:val="32"/>
-          <w:lang w:val="en-US"/>
-        </w:rPr>
-      </w:pPr>
-    </w:p>
-    <w:p>
-      <w:pPr>
-        <w:widowControl w:val="0"/>
-        <w:rPr>
-          <w:rFonts w:ascii="標楷體" w:eastAsia="標楷體" w:hAnsi="標楷體" w:cs="標楷體"/>
-          <w:sz w:val="32"/>
-          <w:szCs w:val="32"/>
-          <w:lang w:val="en-US"/>
-        </w:rPr>
-      </w:pPr>
-    </w:p>
-    <w:p>
-      <w:pPr>
-        <w:widowControl w:val="0"/>
-        <w:rPr>
-          <w:rFonts w:ascii="標楷體" w:eastAsia="標楷體" w:hAnsi="標楷體" w:cs="標楷體"/>
-          <w:sz w:val="32"/>
-          <w:szCs w:val="32"/>
-          <w:lang w:val="en-US"/>
-        </w:rPr>
-      </w:pPr>
-    </w:p>
-    <w:p>
-      <w:pPr>
-        <w:widowControl w:val="0"/>
-        <w:rPr>
-          <w:rFonts w:ascii="標楷體" w:eastAsia="標楷體" w:hAnsi="標楷體" w:cs="標楷體"/>
-          <w:sz w:val="32"/>
-          <w:szCs w:val="32"/>
-          <w:lang w:val="en-US"/>
-        </w:rPr>
-      </w:pPr>
-    </w:p>
-    <w:p>
-      <w:pPr>
-        <w:widowControl w:val="0"/>
-        <w:rPr>
-          <w:rFonts w:ascii="標楷體" w:eastAsia="標楷體" w:hAnsi="標楷體" w:cs="標楷體"/>
-          <w:sz w:val="32"/>
-          <w:szCs w:val="32"/>
-          <w:lang w:val="en-US"/>
-        </w:rPr>
-      </w:pPr>
-    </w:p>
-    <w:p>
-      <w:pPr>
-        <w:widowControl w:val="0"/>
-        <w:rPr>
-          <w:rFonts w:ascii="標楷體" w:eastAsia="標楷體" w:hAnsi="標楷體" w:cs="標楷體"/>
-          <w:sz w:val="32"/>
-          <w:szCs w:val="32"/>
-          <w:lang w:val="en-US"/>
-        </w:rPr>
-      </w:pPr>
-    </w:p>
-    <w:p>
-      <w:pPr>
-        <w:widowControl w:val="0"/>
-        <w:rPr>
-          <w:rFonts w:ascii="標楷體" w:eastAsia="標楷體" w:hAnsi="標楷體" w:cs="標楷體"/>
-          <w:sz w:val="32"/>
-          <w:szCs w:val="32"/>
-          <w:lang w:val="en-US"/>
-        </w:rPr>
-      </w:pPr>
-    </w:p>
-    <w:p>
-      <w:pPr>
-        <w:widowControl w:val="0"/>
-        <w:rPr>
-          <w:rFonts w:ascii="標楷體" w:eastAsia="標楷體" w:hAnsi="標楷體" w:cs="標楷體"/>
-          <w:sz w:val="32"/>
-          <w:szCs w:val="32"/>
-          <w:lang w:val="en-US"/>
-        </w:rPr>
-      </w:pPr>
-    </w:p>
-    <w:p>
-      <w:pPr>
-        <w:widowControl w:val="0"/>
-        <w:rPr>
-          <w:rFonts w:ascii="標楷體" w:eastAsia="標楷體" w:hAnsi="標楷體" w:cs="標楷體"/>
-          <w:sz w:val="32"/>
-          <w:szCs w:val="32"/>
-          <w:lang w:val="en-US"/>
-        </w:rPr>
-      </w:pPr>
-    </w:p>
-    <w:p>
-      <w:pPr>
-        <w:widowControl w:val="0"/>
-        <w:rPr>
-          <w:rFonts w:ascii="標楷體" w:eastAsia="標楷體" w:hAnsi="標楷體" w:cs="標楷體"/>
-          <w:sz w:val="32"/>
-          <w:szCs w:val="32"/>
-          <w:lang w:val="en-US"/>
-        </w:rPr>
-      </w:pPr>
-    </w:p>
-    <w:p>
-      <w:pPr>
-        <w:widowControl w:val="0"/>
-        <w:rPr>
-          <w:rFonts w:ascii="標楷體" w:eastAsia="標楷體" w:hAnsi="標楷體" w:cs="標楷體"/>
-          <w:sz w:val="32"/>
-          <w:szCs w:val="32"/>
-          <w:lang w:val="en-US"/>
-        </w:rPr>
-      </w:pPr>
-    </w:p>
-    <w:p>
-      <w:pPr>
-        <w:widowControl w:val="0"/>
-        <w:rPr>
-          <w:rFonts w:ascii="標楷體" w:eastAsia="標楷體" w:hAnsi="標楷體" w:cs="標楷體"/>
-          <w:sz w:val="32"/>
-          <w:szCs w:val="32"/>
-          <w:lang w:val="en-US"/>
-        </w:rPr>
-      </w:pPr>
-    </w:p>
-    <w:p>
-      <w:pPr>
-        <w:widowControl w:val="0"/>
-        <w:rPr>
-          <w:rFonts w:ascii="標楷體" w:eastAsia="標楷體" w:hAnsi="標楷體" w:cs="標楷體"/>
-          <w:sz w:val="32"/>
-          <w:szCs w:val="32"/>
-          <w:lang w:val="en-US"/>
-        </w:rPr>
-      </w:pPr>
-    </w:p>
-    <w:p>
-      <w:pPr>
-        <w:widowControl w:val="0"/>
-        <w:rPr>
-          <w:rFonts w:ascii="標楷體" w:eastAsia="標楷體" w:hAnsi="標楷體" w:cs="標楷體"/>
-          <w:sz w:val="32"/>
-          <w:szCs w:val="32"/>
-          <w:lang w:val="en-US"/>
-        </w:rPr>
-      </w:pPr>
-    </w:p>
-    <w:p>
-      <w:pPr>
-        <w:widowControl w:val="0"/>
-        <w:rPr>
-          <w:rFonts w:ascii="標楷體" w:eastAsia="標楷體" w:hAnsi="標楷體" w:cs="標楷體"/>
-          <w:sz w:val="32"/>
-          <w:szCs w:val="32"/>
-          <w:lang w:val="en-US"/>
-        </w:rPr>
-      </w:pPr>
-    </w:p>
-    <w:p>
-      <w:pPr>
-        <w:widowControl w:val="0"/>
-        <w:rPr>
-          <w:rFonts w:ascii="標楷體" w:eastAsia="標楷體" w:hAnsi="標楷體" w:cs="標楷體"/>
-          <w:sz w:val="32"/>
-          <w:szCs w:val="32"/>
-          <w:lang w:val="en-US"/>
-        </w:rPr>
-      </w:pPr>
-    </w:p>
-    <w:p>
-      <w:pPr>
-        <w:widowControl w:val="0"/>
-        <w:rPr>
-          <w:rFonts w:ascii="標楷體" w:eastAsia="標楷體" w:hAnsi="標楷體" w:cs="標楷體"/>
-          <w:sz w:val="32"/>
-          <w:szCs w:val="32"/>
-          <w:lang w:val="en-US"/>
-        </w:rPr>
-      </w:pPr>
-    </w:p>
-    <w:p>
-      <w:pPr>
-        <w:widowControl w:val="0"/>
-        <w:rPr>
-          <w:rFonts w:ascii="標楷體" w:eastAsia="標楷體" w:hAnsi="標楷體" w:cs="標楷體"/>
-          <w:sz w:val="32"/>
-          <w:szCs w:val="32"/>
         </w:rPr>
       </w:pPr>
       <w:r>
@@ -13403,6 +12855,7 @@
           <w:sz w:val="32"/>
           <w:szCs w:val="32"/>
         </w:rPr>
+        <w:lastRenderedPageBreak/>
         <w:t xml:space="preserve"> </w:t>
       </w:r>
       <w:r>
@@ -13504,7 +12957,6 @@
                 <w:sz w:val="28"/>
                 <w:szCs w:val="28"/>
               </w:rPr>
-              <w:lastRenderedPageBreak/>
               <w:t>系統開發環境</w:t>
             </w:r>
           </w:p>
@@ -13764,7 +13216,6 @@
                 <w:lang w:val="en-US"/>
               </w:rPr>
             </w:pPr>
-            <w:proofErr w:type="spellStart"/>
             <w:r>
               <w:rPr>
                 <w:rFonts w:ascii="標楷體" w:eastAsia="標楷體" w:hAnsi="標楷體" w:cs="標楷體" w:hint="eastAsia"/>
@@ -13774,7 +13225,6 @@
               </w:rPr>
               <w:t>Vscode</w:t>
             </w:r>
-            <w:proofErr w:type="spellEnd"/>
             <w:r>
               <w:rPr>
                 <w:rFonts w:ascii="標楷體" w:eastAsia="標楷體" w:hAnsi="標楷體" w:cs="標楷體" w:hint="eastAsia"/>
@@ -13783,7 +13233,6 @@
               </w:rPr>
               <w:t>、</w:t>
             </w:r>
-            <w:proofErr w:type="spellStart"/>
             <w:r>
               <w:rPr>
                 <w:rFonts w:ascii="標楷體" w:eastAsia="標楷體" w:hAnsi="標楷體" w:cs="標楷體" w:hint="eastAsia"/>
@@ -13791,17 +13240,7 @@
                 <w:szCs w:val="28"/>
                 <w:lang w:val="en-US"/>
               </w:rPr>
-              <w:t>Mysql</w:t>
-            </w:r>
-            <w:proofErr w:type="spellEnd"/>
-            <w:r>
-              <w:rPr>
-                <w:rFonts w:ascii="標楷體" w:eastAsia="標楷體" w:hAnsi="標楷體" w:cs="標楷體" w:hint="eastAsia"/>
-                <w:sz w:val="28"/>
-                <w:szCs w:val="28"/>
-                <w:lang w:val="en-US"/>
-              </w:rPr>
-              <w:t xml:space="preserve"> workbench</w:t>
+              <w:t>Mysql workbench</w:t>
             </w:r>
           </w:p>
         </w:tc>
@@ -13839,7 +13278,7 @@
             <w:pPr>
               <w:jc w:val="center"/>
               <w:rPr>
-                <w:rFonts w:ascii="標楷體" w:eastAsia="標楷體" w:hAnsi="標楷體" w:cs="標楷體" w:hint="eastAsia"/>
+                <w:rFonts w:ascii="標楷體" w:eastAsia="標楷體" w:hAnsi="標楷體" w:cs="標楷體"/>
                 <w:sz w:val="28"/>
                 <w:szCs w:val="28"/>
                 <w:lang w:val="en-US"/>
@@ -14042,7 +13481,6 @@
                 <w:lang w:val="en-US"/>
               </w:rPr>
             </w:pPr>
-            <w:proofErr w:type="spellStart"/>
             <w:r>
               <w:rPr>
                 <w:rFonts w:ascii="標楷體" w:eastAsia="標楷體" w:hAnsi="標楷體" w:cs="標楷體" w:hint="eastAsia"/>
@@ -14050,29 +13488,8 @@
                 <w:szCs w:val="28"/>
                 <w:lang w:val="en-US"/>
               </w:rPr>
-              <w:t>Github</w:t>
-            </w:r>
-            <w:proofErr w:type="spellEnd"/>
-            <w:r>
-              <w:rPr>
-                <w:rFonts w:ascii="標楷體" w:eastAsia="標楷體" w:hAnsi="標楷體" w:cs="標楷體" w:hint="eastAsia"/>
-                <w:sz w:val="28"/>
-                <w:szCs w:val="28"/>
-                <w:lang w:val="en-US"/>
-              </w:rPr>
-              <w:t>、</w:t>
-            </w:r>
-            <w:proofErr w:type="spellStart"/>
-            <w:r>
-              <w:rPr>
-                <w:rFonts w:ascii="標楷體" w:eastAsia="標楷體" w:hAnsi="標楷體" w:cs="標楷體" w:hint="eastAsia"/>
-                <w:sz w:val="28"/>
-                <w:szCs w:val="28"/>
-                <w:lang w:val="en-US"/>
-              </w:rPr>
-              <w:t>Vscode</w:t>
-            </w:r>
-            <w:proofErr w:type="spellEnd"/>
+              <w:t>Github、Vscode</w:t>
+            </w:r>
           </w:p>
         </w:tc>
       </w:tr>
@@ -14116,7 +13533,6 @@
                 <w:lang w:val="en-US"/>
               </w:rPr>
             </w:pPr>
-            <w:proofErr w:type="spellStart"/>
             <w:r>
               <w:rPr>
                 <w:rFonts w:ascii="標楷體" w:eastAsia="標楷體" w:hAnsi="標楷體" w:cs="標楷體" w:hint="eastAsia"/>
@@ -14126,7 +13542,6 @@
               </w:rPr>
               <w:t>Github</w:t>
             </w:r>
-            <w:proofErr w:type="spellEnd"/>
           </w:p>
         </w:tc>
       </w:tr>
@@ -14557,7 +13972,7 @@
         <w:spacing w:line="240" w:lineRule="auto"/>
         <w:jc w:val="center"/>
         <w:rPr>
-          <w:rFonts w:ascii="標楷體" w:eastAsia="標楷體" w:hAnsi="標楷體" w:cs="標楷體" w:hint="eastAsia"/>
+          <w:rFonts w:ascii="標楷體" w:eastAsia="標楷體" w:hAnsi="標楷體" w:cs="標楷體"/>
           <w:sz w:val="28"/>
           <w:szCs w:val="28"/>
           <w:lang w:val="en-US"/>
@@ -18162,7 +17577,6 @@
                 <w:sz w:val="28"/>
                 <w:szCs w:val="28"/>
               </w:rPr>
-              <w:lastRenderedPageBreak/>
               <w:t>前端</w:t>
             </w:r>
           </w:p>
@@ -20302,7 +19716,6 @@
           <w:sz w:val="32"/>
           <w:szCs w:val="32"/>
         </w:rPr>
-        <w:lastRenderedPageBreak/>
         <w:t>4-2 專案組織與分工</w:t>
       </w:r>
     </w:p>
@@ -21072,7 +20485,6 @@
           <w:sz w:val="32"/>
           <w:szCs w:val="32"/>
         </w:rPr>
-        <w:lastRenderedPageBreak/>
         <w:t>4-3 上傳 GitHub 紀錄</w:t>
       </w:r>
     </w:p>
@@ -21460,7 +20872,6 @@
           <w:sz w:val="32"/>
           <w:szCs w:val="32"/>
         </w:rPr>
-        <w:lastRenderedPageBreak/>
         <w:t>5-1 功能分解圖（Functional decomposition diagram）</w:t>
       </w:r>
     </w:p>
@@ -21955,6 +21366,7 @@
                 <w:sz w:val="28"/>
                 <w:szCs w:val="28"/>
               </w:rPr>
+              <w:lastRenderedPageBreak/>
               <w:t>1.1.2.1</w:t>
             </w:r>
             <w:r>
@@ -21987,7 +21399,7 @@
               <w:widowControl w:val="0"/>
               <w:spacing w:line="240" w:lineRule="auto"/>
               <w:rPr>
-                <w:rFonts w:ascii="標楷體" w:eastAsia="標楷體" w:hAnsi="標楷體" w:cs="標楷體" w:hint="eastAsia"/>
+                <w:rFonts w:ascii="標楷體" w:eastAsia="標楷體" w:hAnsi="標楷體" w:cs="標楷體"/>
                 <w:sz w:val="28"/>
                 <w:szCs w:val="28"/>
               </w:rPr>
@@ -22162,7 +21574,6 @@
                 <w:sz w:val="28"/>
                 <w:szCs w:val="28"/>
               </w:rPr>
-              <w:lastRenderedPageBreak/>
               <w:t xml:space="preserve">1.2.1 </w:t>
             </w:r>
             <w:r>
@@ -22523,7 +21934,7 @@
               <w:widowControl w:val="0"/>
               <w:spacing w:line="240" w:lineRule="auto"/>
               <w:rPr>
-                <w:rFonts w:ascii="標楷體" w:eastAsia="標楷體" w:hAnsi="標楷體" w:cs="標楷體" w:hint="eastAsia"/>
+                <w:rFonts w:ascii="標楷體" w:eastAsia="標楷體" w:hAnsi="標楷體" w:cs="標楷體"/>
                 <w:sz w:val="28"/>
                 <w:szCs w:val="28"/>
               </w:rPr>
@@ -22853,7 +22264,7 @@
               <w:widowControl w:val="0"/>
               <w:spacing w:line="240" w:lineRule="auto"/>
               <w:rPr>
-                <w:rFonts w:ascii="標楷體" w:eastAsia="標楷體" w:hAnsi="標楷體" w:cs="標楷體" w:hint="eastAsia"/>
+                <w:rFonts w:ascii="標楷體" w:eastAsia="標楷體" w:hAnsi="標楷體" w:cs="標楷體"/>
                 <w:sz w:val="28"/>
                 <w:szCs w:val="28"/>
               </w:rPr>
@@ -23002,25 +22413,7 @@
                 <w:sz w:val="28"/>
                 <w:szCs w:val="28"/>
               </w:rPr>
-              <w:t xml:space="preserve"> 最近刪除區：提供專案「軟刪除」功能。使用者刪除專案時，資料將移至回收站並保留 30 天，期間支援</w:t>
-            </w:r>
-            <w:proofErr w:type="gramStart"/>
-            <w:r>
-              <w:rPr>
-                <w:rFonts w:ascii="標楷體" w:eastAsia="標楷體" w:hAnsi="標楷體" w:cs="標楷體"/>
-                <w:sz w:val="28"/>
-                <w:szCs w:val="28"/>
-              </w:rPr>
-              <w:t>一</w:t>
-            </w:r>
-            <w:proofErr w:type="gramEnd"/>
-            <w:r>
-              <w:rPr>
-                <w:rFonts w:ascii="標楷體" w:eastAsia="標楷體" w:hAnsi="標楷體" w:cs="標楷體"/>
-                <w:sz w:val="28"/>
-                <w:szCs w:val="28"/>
-              </w:rPr>
-              <w:t>鍵還原或永久刪除。</w:t>
+              <w:t xml:space="preserve"> 最近刪除區：提供專案「軟刪除」功能。使用者刪除專案時，資料將移至回收站並保留 30 天，期間支援一鍵還原或永久刪除。</w:t>
             </w:r>
           </w:p>
         </w:tc>
@@ -23211,7 +22604,16 @@
                 <w:sz w:val="28"/>
                 <w:szCs w:val="28"/>
               </w:rPr>
-              <w:t>3.2 自動分類：利用系統對非結構化文字進行自動清洗與歸類 。</w:t>
+              <w:t>3.2 自動分類：利用系統對非結構化文字進行自動</w:t>
+            </w:r>
+            <w:r>
+              <w:rPr>
+                <w:rFonts w:ascii="標楷體" w:eastAsia="標楷體" w:hAnsi="標楷體" w:cs="標楷體"/>
+                <w:sz w:val="28"/>
+                <w:szCs w:val="28"/>
+              </w:rPr>
+              <w:lastRenderedPageBreak/>
+              <w:t>清洗與歸類 。</w:t>
             </w:r>
           </w:p>
         </w:tc>
@@ -23465,7 +22867,6 @@
                 <w:sz w:val="30"/>
                 <w:szCs w:val="30"/>
               </w:rPr>
-              <w:lastRenderedPageBreak/>
               <w:t>A04</w:t>
             </w:r>
           </w:p>
@@ -23493,9 +22894,10 @@
               </w:pBdr>
               <w:spacing w:line="240" w:lineRule="auto"/>
               <w:rPr>
-                <w:rFonts w:ascii="標楷體" w:eastAsia="標楷體" w:hAnsi="標楷體" w:cs="標楷體" w:hint="eastAsia"/>
+                <w:rFonts w:ascii="標楷體" w:eastAsia="標楷體" w:hAnsi="標楷體" w:cs="標楷體"/>
                 <w:sz w:val="30"/>
                 <w:szCs w:val="30"/>
+                <w:lang w:val="en-US"/>
               </w:rPr>
             </w:pPr>
             <w:r>
@@ -23503,6 +22905,7 @@
                 <w:rFonts w:ascii="標楷體" w:eastAsia="標楷體" w:hAnsi="標楷體" w:cs="標楷體"/>
                 <w:sz w:val="30"/>
                 <w:szCs w:val="30"/>
+                <w:lang w:val="en-US"/>
               </w:rPr>
               <w:t>UI/UX Design</w:t>
             </w:r>
@@ -23768,25 +23171,7 @@
                 <w:sz w:val="28"/>
                 <w:szCs w:val="28"/>
               </w:rPr>
-              <w:t>5.2 模型參數配置：管理員可</w:t>
-            </w:r>
-            <w:proofErr w:type="gramStart"/>
-            <w:r>
-              <w:rPr>
-                <w:rFonts w:ascii="標楷體" w:eastAsia="標楷體" w:hAnsi="標楷體" w:cs="標楷體"/>
-                <w:sz w:val="28"/>
-                <w:szCs w:val="28"/>
-              </w:rPr>
-              <w:t>經由沙盒環境</w:t>
-            </w:r>
-            <w:proofErr w:type="gramEnd"/>
-            <w:r>
-              <w:rPr>
-                <w:rFonts w:ascii="標楷體" w:eastAsia="標楷體" w:hAnsi="標楷體" w:cs="標楷體"/>
-                <w:sz w:val="28"/>
-                <w:szCs w:val="28"/>
-              </w:rPr>
-              <w:t>驗證 Prompt 準確性。確認儲存後即刻生效，大幅提升 AI 模型的優化效率與維護靈活性。</w:t>
+              <w:t>5.2 模型參數配置：管理員可經由沙盒環境驗證 Prompt 準確性。確認儲存後即刻生效，大幅提升 AI 模型的優化效率與維護靈活性。</w:t>
             </w:r>
           </w:p>
         </w:tc>
@@ -24363,43 +23748,7 @@
                 <w:sz w:val="28"/>
                 <w:szCs w:val="28"/>
               </w:rPr>
-              <w:t xml:space="preserve"> AI核心邏輯應能穩定處理雙語的感言回饋，確保跨語言語意解析的精</w:t>
-            </w:r>
-            <w:proofErr w:type="gramStart"/>
-            <w:r>
-              <w:rPr>
-                <w:rFonts w:ascii="標楷體" w:eastAsia="標楷體" w:hAnsi="標楷體" w:cs="標楷體"/>
-                <w:sz w:val="28"/>
-                <w:szCs w:val="28"/>
-              </w:rPr>
-              <w:t>準</w:t>
-            </w:r>
-            <w:proofErr w:type="gramEnd"/>
-            <w:r>
-              <w:rPr>
-                <w:rFonts w:ascii="標楷體" w:eastAsia="標楷體" w:hAnsi="標楷體" w:cs="標楷體"/>
-                <w:sz w:val="28"/>
-                <w:szCs w:val="28"/>
-              </w:rPr>
-              <w:t>度，並維持分類標籤在不同</w:t>
-            </w:r>
-            <w:proofErr w:type="gramStart"/>
-            <w:r>
-              <w:rPr>
-                <w:rFonts w:ascii="標楷體" w:eastAsia="標楷體" w:hAnsi="標楷體" w:cs="標楷體"/>
-                <w:sz w:val="28"/>
-                <w:szCs w:val="28"/>
-              </w:rPr>
-              <w:t>語境下的</w:t>
-            </w:r>
-            <w:proofErr w:type="gramEnd"/>
-            <w:r>
-              <w:rPr>
-                <w:rFonts w:ascii="標楷體" w:eastAsia="標楷體" w:hAnsi="標楷體" w:cs="標楷體"/>
-                <w:sz w:val="28"/>
-                <w:szCs w:val="28"/>
-              </w:rPr>
-              <w:t>一致性。</w:t>
+              <w:t xml:space="preserve"> AI核心邏輯應能穩定處理雙語的感言回饋，確保跨語言語意解析的精準度，並維持分類標籤在不同語境下的一致性。</w:t>
             </w:r>
           </w:p>
         </w:tc>
@@ -24465,7 +23814,7 @@
       <w:pPr>
         <w:spacing w:line="240" w:lineRule="auto"/>
         <w:rPr>
-          <w:rFonts w:ascii="標楷體" w:eastAsia="標楷體" w:hAnsi="標楷體" w:cs="標楷體" w:hint="eastAsia"/>
+          <w:rFonts w:ascii="標楷體" w:eastAsia="標楷體" w:hAnsi="標楷體" w:cs="標楷體"/>
           <w:sz w:val="32"/>
           <w:szCs w:val="32"/>
         </w:rPr>
@@ -24511,7 +23860,6 @@
           <w:sz w:val="32"/>
           <w:szCs w:val="32"/>
         </w:rPr>
-        <w:lastRenderedPageBreak/>
         <w:t>6-1 資料流程圖(Data flow diagram)</w:t>
       </w:r>
     </w:p>
@@ -24681,7 +24029,6 @@
           <w:sz w:val="28"/>
           <w:szCs w:val="28"/>
         </w:rPr>
-        <w:lastRenderedPageBreak/>
         <w:drawing>
           <wp:inline distT="114300" distB="114300" distL="114300" distR="114300" wp14:anchorId="7433CDA7" wp14:editId="026567D3">
             <wp:extent cx="5731200" cy="3886200"/>
@@ -24782,6 +24129,7 @@
           <w:sz w:val="24"/>
           <w:szCs w:val="24"/>
         </w:rPr>
+        <w:lastRenderedPageBreak/>
         <w:drawing>
           <wp:inline distT="114300" distB="114300" distL="114300" distR="114300" wp14:anchorId="074CA95A" wp14:editId="23098ECE">
             <wp:extent cx="5586413" cy="3600545"/>
@@ -26993,27 +26341,7 @@
                 <w:szCs w:val="28"/>
                 <w:lang w:val="en-US"/>
               </w:rPr>
-              <w:t>登入成功或失敗狀態、</w:t>
-            </w:r>
-            <w:proofErr w:type="gramStart"/>
-            <w:r>
-              <w:rPr>
-                <w:rFonts w:ascii="標楷體" w:eastAsia="標楷體" w:hAnsi="標楷體" w:cs="標楷體"/>
-                <w:sz w:val="28"/>
-                <w:szCs w:val="28"/>
-                <w:lang w:val="en-US"/>
-              </w:rPr>
-              <w:t>帳密比對</w:t>
-            </w:r>
-            <w:proofErr w:type="gramEnd"/>
-            <w:r>
-              <w:rPr>
-                <w:rFonts w:ascii="標楷體" w:eastAsia="標楷體" w:hAnsi="標楷體" w:cs="標楷體"/>
-                <w:sz w:val="28"/>
-                <w:szCs w:val="28"/>
-                <w:lang w:val="en-US"/>
-              </w:rPr>
-              <w:t>結果</w:t>
+              <w:t>登入成功或失敗狀態、帳密比對結果</w:t>
             </w:r>
           </w:p>
         </w:tc>
@@ -27346,27 +26674,7 @@
                 <w:szCs w:val="28"/>
                 <w:lang w:val="en-US"/>
               </w:rPr>
-              <w:t>身分驗證結果、驗證碼/</w:t>
-            </w:r>
-            <w:proofErr w:type="gramStart"/>
-            <w:r>
-              <w:rPr>
-                <w:rFonts w:ascii="標楷體" w:eastAsia="標楷體" w:hAnsi="標楷體" w:cs="標楷體"/>
-                <w:sz w:val="28"/>
-                <w:szCs w:val="28"/>
-                <w:lang w:val="en-US"/>
-              </w:rPr>
-              <w:t>安全碼</w:t>
-            </w:r>
-            <w:proofErr w:type="gramEnd"/>
-            <w:r>
-              <w:rPr>
-                <w:rFonts w:ascii="標楷體" w:eastAsia="標楷體" w:hAnsi="標楷體" w:cs="標楷體"/>
-                <w:sz w:val="28"/>
-                <w:szCs w:val="28"/>
-                <w:lang w:val="en-US"/>
-              </w:rPr>
-              <w:t>、更新後之密碼雜湊值、雙因子驗證啟用狀態</w:t>
+              <w:t>身分驗證結果、驗證碼/安全碼、更新後之密碼雜湊值、雙因子驗證啟用狀態</w:t>
             </w:r>
           </w:p>
         </w:tc>
@@ -29588,27 +28896,7 @@
                 <w:szCs w:val="28"/>
                 <w:lang w:val="en-US"/>
               </w:rPr>
-              <w:t>從對話紀錄資料庫中存取特定專案或使用者的過往對話內容，並回傳至</w:t>
-            </w:r>
-            <w:proofErr w:type="gramStart"/>
-            <w:r>
-              <w:rPr>
-                <w:rFonts w:ascii="標楷體" w:eastAsia="標楷體" w:hAnsi="標楷體" w:cs="標楷體"/>
-                <w:sz w:val="28"/>
-                <w:szCs w:val="28"/>
-                <w:lang w:val="en-US"/>
-              </w:rPr>
-              <w:t>前端供使用者</w:t>
-            </w:r>
-            <w:proofErr w:type="gramEnd"/>
-            <w:r>
-              <w:rPr>
-                <w:rFonts w:ascii="標楷體" w:eastAsia="標楷體" w:hAnsi="標楷體" w:cs="標楷體"/>
-                <w:sz w:val="28"/>
-                <w:szCs w:val="28"/>
-                <w:lang w:val="en-US"/>
-              </w:rPr>
-              <w:t>檢視</w:t>
+              <w:t>從對話紀錄資料庫中存取特定專案或使用者的過往對話內容，並回傳至前端供使用者檢視</w:t>
             </w:r>
           </w:p>
         </w:tc>
@@ -33724,18 +33012,8 @@
                 <w:sz w:val="28"/>
                 <w:szCs w:val="28"/>
               </w:rPr>
-              <w:t>不</w:t>
-            </w:r>
-            <w:proofErr w:type="gramStart"/>
-            <w:r>
-              <w:rPr>
-                <w:rFonts w:ascii="標楷體" w:eastAsia="標楷體" w:hAnsi="標楷體" w:cs="標楷體"/>
-                <w:sz w:val="28"/>
-                <w:szCs w:val="28"/>
-              </w:rPr>
-              <w:t>允許空值</w:t>
-            </w:r>
-            <w:proofErr w:type="gramEnd"/>
+              <w:t>不允許空值</w:t>
+            </w:r>
           </w:p>
         </w:tc>
       </w:tr>
@@ -33883,18 +33161,8 @@
                 <w:sz w:val="28"/>
                 <w:szCs w:val="28"/>
               </w:rPr>
-              <w:t>不</w:t>
-            </w:r>
-            <w:proofErr w:type="gramStart"/>
-            <w:r>
-              <w:rPr>
-                <w:rFonts w:ascii="標楷體" w:eastAsia="標楷體" w:hAnsi="標楷體" w:cs="標楷體"/>
-                <w:sz w:val="28"/>
-                <w:szCs w:val="28"/>
-              </w:rPr>
-              <w:t>允許空值</w:t>
-            </w:r>
-            <w:proofErr w:type="gramEnd"/>
+              <w:t>不允許空值</w:t>
+            </w:r>
           </w:p>
         </w:tc>
       </w:tr>
@@ -34191,18 +33459,8 @@
                 <w:sz w:val="28"/>
                 <w:szCs w:val="28"/>
               </w:rPr>
-              <w:t>不</w:t>
-            </w:r>
-            <w:proofErr w:type="gramStart"/>
-            <w:r>
-              <w:rPr>
-                <w:rFonts w:ascii="標楷體" w:eastAsia="標楷體" w:hAnsi="標楷體" w:cs="標楷體"/>
-                <w:sz w:val="28"/>
-                <w:szCs w:val="28"/>
-              </w:rPr>
-              <w:t>允許空值</w:t>
-            </w:r>
-            <w:proofErr w:type="gramEnd"/>
+              <w:t>不允許空值</w:t>
+            </w:r>
           </w:p>
         </w:tc>
       </w:tr>
@@ -34350,18 +33608,8 @@
                 <w:sz w:val="28"/>
                 <w:szCs w:val="28"/>
               </w:rPr>
-              <w:t>不</w:t>
-            </w:r>
-            <w:proofErr w:type="gramStart"/>
-            <w:r>
-              <w:rPr>
-                <w:rFonts w:ascii="標楷體" w:eastAsia="標楷體" w:hAnsi="標楷體" w:cs="標楷體"/>
-                <w:sz w:val="28"/>
-                <w:szCs w:val="28"/>
-              </w:rPr>
-              <w:t>允許空值</w:t>
-            </w:r>
-            <w:proofErr w:type="gramEnd"/>
+              <w:t>不允許空值</w:t>
+            </w:r>
           </w:p>
         </w:tc>
       </w:tr>
@@ -35173,18 +34421,8 @@
                 <w:sz w:val="28"/>
                 <w:szCs w:val="28"/>
               </w:rPr>
-              <w:t>FK,不</w:t>
-            </w:r>
-            <w:proofErr w:type="gramStart"/>
-            <w:r>
-              <w:rPr>
-                <w:rFonts w:ascii="標楷體" w:eastAsia="標楷體" w:hAnsi="標楷體" w:cs="標楷體"/>
-                <w:sz w:val="28"/>
-                <w:szCs w:val="28"/>
-              </w:rPr>
-              <w:t>允許空值</w:t>
-            </w:r>
-            <w:proofErr w:type="gramEnd"/>
+              <w:t>FK,不允許空值</w:t>
+            </w:r>
           </w:p>
         </w:tc>
       </w:tr>
@@ -35332,18 +34570,8 @@
                 <w:sz w:val="28"/>
                 <w:szCs w:val="28"/>
               </w:rPr>
-              <w:t>不</w:t>
-            </w:r>
-            <w:proofErr w:type="gramStart"/>
-            <w:r>
-              <w:rPr>
-                <w:rFonts w:ascii="標楷體" w:eastAsia="標楷體" w:hAnsi="標楷體" w:cs="標楷體"/>
-                <w:sz w:val="28"/>
-                <w:szCs w:val="28"/>
-              </w:rPr>
-              <w:t>允許空值</w:t>
-            </w:r>
-            <w:proofErr w:type="gramEnd"/>
+              <w:t>不允許空值</w:t>
+            </w:r>
           </w:p>
         </w:tc>
       </w:tr>
@@ -35491,18 +34719,8 @@
                 <w:sz w:val="28"/>
                 <w:szCs w:val="28"/>
               </w:rPr>
-              <w:t>不</w:t>
-            </w:r>
-            <w:proofErr w:type="gramStart"/>
-            <w:r>
-              <w:rPr>
-                <w:rFonts w:ascii="標楷體" w:eastAsia="標楷體" w:hAnsi="標楷體" w:cs="標楷體"/>
-                <w:sz w:val="28"/>
-                <w:szCs w:val="28"/>
-              </w:rPr>
-              <w:t>允許空值</w:t>
-            </w:r>
-            <w:proofErr w:type="gramEnd"/>
+              <w:t>不允許空值</w:t>
+            </w:r>
           </w:p>
         </w:tc>
       </w:tr>
@@ -35650,18 +34868,8 @@
                 <w:sz w:val="28"/>
                 <w:szCs w:val="28"/>
               </w:rPr>
-              <w:t>不</w:t>
-            </w:r>
-            <w:proofErr w:type="gramStart"/>
-            <w:r>
-              <w:rPr>
-                <w:rFonts w:ascii="標楷體" w:eastAsia="標楷體" w:hAnsi="標楷體" w:cs="標楷體"/>
-                <w:sz w:val="28"/>
-                <w:szCs w:val="28"/>
-              </w:rPr>
-              <w:t>允許空值</w:t>
-            </w:r>
-            <w:proofErr w:type="gramEnd"/>
+              <w:t>不允許空值</w:t>
+            </w:r>
           </w:p>
         </w:tc>
       </w:tr>
@@ -37187,25 +36395,7 @@
                 <w:sz w:val="24"/>
                 <w:szCs w:val="24"/>
               </w:rPr>
-              <w:t>不</w:t>
-            </w:r>
-            <w:proofErr w:type="gramStart"/>
-            <w:r>
-              <w:rPr>
-                <w:rFonts w:ascii="標楷體" w:eastAsia="標楷體" w:hAnsi="標楷體" w:cs="標楷體"/>
-                <w:sz w:val="24"/>
-                <w:szCs w:val="24"/>
-              </w:rPr>
-              <w:t>允許空值</w:t>
-            </w:r>
-            <w:proofErr w:type="gramEnd"/>
-            <w:r>
-              <w:rPr>
-                <w:rFonts w:ascii="標楷體" w:eastAsia="標楷體" w:hAnsi="標楷體" w:cs="標楷體"/>
-                <w:sz w:val="24"/>
-                <w:szCs w:val="24"/>
-              </w:rPr>
-              <w:t>,</w:t>
+              <w:t>不允許空值,</w:t>
             </w:r>
           </w:p>
           <w:p>
@@ -37378,18 +36568,8 @@
                 <w:sz w:val="28"/>
                 <w:szCs w:val="28"/>
               </w:rPr>
-              <w:t>不</w:t>
-            </w:r>
-            <w:proofErr w:type="gramStart"/>
-            <w:r>
-              <w:rPr>
-                <w:rFonts w:ascii="標楷體" w:eastAsia="標楷體" w:hAnsi="標楷體" w:cs="標楷體"/>
-                <w:sz w:val="28"/>
-                <w:szCs w:val="28"/>
-              </w:rPr>
-              <w:t>允許空值</w:t>
-            </w:r>
-            <w:proofErr w:type="gramEnd"/>
+              <w:t>不允許空值</w:t>
+            </w:r>
           </w:p>
         </w:tc>
       </w:tr>
@@ -37692,18 +36872,8 @@
                 <w:sz w:val="28"/>
                 <w:szCs w:val="28"/>
               </w:rPr>
-              <w:t>不</w:t>
-            </w:r>
-            <w:proofErr w:type="gramStart"/>
-            <w:r>
-              <w:rPr>
-                <w:rFonts w:ascii="標楷體" w:eastAsia="標楷體" w:hAnsi="標楷體" w:cs="標楷體"/>
-                <w:sz w:val="28"/>
-                <w:szCs w:val="28"/>
-              </w:rPr>
-              <w:t>允許空值</w:t>
-            </w:r>
-            <w:proofErr w:type="gramEnd"/>
+              <w:t>不允許空值</w:t>
+            </w:r>
           </w:p>
         </w:tc>
       </w:tr>
@@ -37854,18 +37024,8 @@
                 <w:sz w:val="28"/>
                 <w:szCs w:val="28"/>
               </w:rPr>
-              <w:t>不</w:t>
-            </w:r>
-            <w:proofErr w:type="gramStart"/>
-            <w:r>
-              <w:rPr>
-                <w:rFonts w:ascii="標楷體" w:eastAsia="標楷體" w:hAnsi="標楷體" w:cs="標楷體"/>
-                <w:sz w:val="28"/>
-                <w:szCs w:val="28"/>
-              </w:rPr>
-              <w:t>允許空值</w:t>
-            </w:r>
-            <w:proofErr w:type="gramEnd"/>
+              <w:t>不允許空值</w:t>
+            </w:r>
           </w:p>
         </w:tc>
       </w:tr>
@@ -38320,18 +37480,8 @@
                 <w:sz w:val="28"/>
                 <w:szCs w:val="28"/>
               </w:rPr>
-              <w:t>不</w:t>
-            </w:r>
-            <w:proofErr w:type="gramStart"/>
-            <w:r>
-              <w:rPr>
-                <w:rFonts w:ascii="標楷體" w:eastAsia="標楷體" w:hAnsi="標楷體" w:cs="標楷體"/>
-                <w:sz w:val="28"/>
-                <w:szCs w:val="28"/>
-              </w:rPr>
-              <w:t>允許空值</w:t>
-            </w:r>
-            <w:proofErr w:type="gramEnd"/>
+              <w:t>不允許空值</w:t>
+            </w:r>
           </w:p>
         </w:tc>
       </w:tr>
@@ -38979,18 +38129,8 @@
                 <w:sz w:val="28"/>
                 <w:szCs w:val="28"/>
               </w:rPr>
-              <w:t>FK,不</w:t>
-            </w:r>
-            <w:proofErr w:type="gramStart"/>
-            <w:r>
-              <w:rPr>
-                <w:rFonts w:ascii="標楷體" w:eastAsia="標楷體" w:hAnsi="標楷體" w:cs="標楷體"/>
-                <w:sz w:val="28"/>
-                <w:szCs w:val="28"/>
-              </w:rPr>
-              <w:t>允許空值</w:t>
-            </w:r>
-            <w:proofErr w:type="gramEnd"/>
+              <w:t>FK,不允許空值</w:t>
+            </w:r>
           </w:p>
         </w:tc>
       </w:tr>
@@ -39139,18 +38279,8 @@
                 <w:sz w:val="28"/>
                 <w:szCs w:val="28"/>
               </w:rPr>
-              <w:t>不</w:t>
-            </w:r>
-            <w:proofErr w:type="gramStart"/>
-            <w:r>
-              <w:rPr>
-                <w:rFonts w:ascii="標楷體" w:eastAsia="標楷體" w:hAnsi="標楷體" w:cs="標楷體"/>
-                <w:sz w:val="28"/>
-                <w:szCs w:val="28"/>
-              </w:rPr>
-              <w:t>允許空值</w:t>
-            </w:r>
-            <w:proofErr w:type="gramEnd"/>
+              <w:t>不允許空值</w:t>
+            </w:r>
           </w:p>
         </w:tc>
       </w:tr>
@@ -40522,18 +39652,8 @@
                 <w:sz w:val="28"/>
                 <w:szCs w:val="28"/>
               </w:rPr>
-              <w:t>FK,不</w:t>
-            </w:r>
-            <w:proofErr w:type="gramStart"/>
-            <w:r>
-              <w:rPr>
-                <w:rFonts w:ascii="標楷體" w:eastAsia="標楷體" w:hAnsi="標楷體" w:cs="標楷體"/>
-                <w:sz w:val="28"/>
-                <w:szCs w:val="28"/>
-              </w:rPr>
-              <w:t>允許空值</w:t>
-            </w:r>
-            <w:proofErr w:type="gramEnd"/>
+              <w:t>FK,不允許空值</w:t>
+            </w:r>
           </w:p>
         </w:tc>
       </w:tr>
@@ -40681,18 +39801,8 @@
                 <w:sz w:val="28"/>
                 <w:szCs w:val="28"/>
               </w:rPr>
-              <w:t>不</w:t>
-            </w:r>
-            <w:proofErr w:type="gramStart"/>
-            <w:r>
-              <w:rPr>
-                <w:rFonts w:ascii="標楷體" w:eastAsia="標楷體" w:hAnsi="標楷體" w:cs="標楷體"/>
-                <w:sz w:val="28"/>
-                <w:szCs w:val="28"/>
-              </w:rPr>
-              <w:t>允許空值</w:t>
-            </w:r>
-            <w:proofErr w:type="gramEnd"/>
+              <w:t>不允許空值</w:t>
+            </w:r>
           </w:p>
         </w:tc>
       </w:tr>
@@ -42342,18 +41452,8 @@
                 <w:sz w:val="28"/>
                 <w:szCs w:val="28"/>
               </w:rPr>
-              <w:t>FK,不</w:t>
-            </w:r>
-            <w:proofErr w:type="gramStart"/>
-            <w:r>
-              <w:rPr>
-                <w:rFonts w:ascii="標楷體" w:eastAsia="標楷體" w:hAnsi="標楷體" w:cs="標楷體"/>
-                <w:sz w:val="28"/>
-                <w:szCs w:val="28"/>
-              </w:rPr>
-              <w:t>允許空值</w:t>
-            </w:r>
-            <w:proofErr w:type="gramEnd"/>
+              <w:t>FK,不允許空值</w:t>
+            </w:r>
           </w:p>
         </w:tc>
       </w:tr>
@@ -43721,18 +42821,8 @@
                 <w:sz w:val="28"/>
                 <w:szCs w:val="28"/>
               </w:rPr>
-              <w:t>FK,不</w:t>
-            </w:r>
-            <w:proofErr w:type="gramStart"/>
-            <w:r>
-              <w:rPr>
-                <w:rFonts w:ascii="標楷體" w:eastAsia="標楷體" w:hAnsi="標楷體" w:cs="標楷體"/>
-                <w:sz w:val="28"/>
-                <w:szCs w:val="28"/>
-              </w:rPr>
-              <w:t>允許空值</w:t>
-            </w:r>
-            <w:proofErr w:type="gramEnd"/>
+              <w:t>FK,不允許空值</w:t>
+            </w:r>
           </w:p>
         </w:tc>
       </w:tr>
@@ -44021,18 +43111,8 @@
                 <w:sz w:val="28"/>
                 <w:szCs w:val="28"/>
               </w:rPr>
-              <w:t>不</w:t>
-            </w:r>
-            <w:proofErr w:type="gramStart"/>
-            <w:r>
-              <w:rPr>
-                <w:rFonts w:ascii="標楷體" w:eastAsia="標楷體" w:hAnsi="標楷體" w:cs="標楷體"/>
-                <w:sz w:val="28"/>
-                <w:szCs w:val="28"/>
-              </w:rPr>
-              <w:t>允許空值</w:t>
-            </w:r>
-            <w:proofErr w:type="gramEnd"/>
+              <w:t>不允許空值</w:t>
+            </w:r>
           </w:p>
         </w:tc>
       </w:tr>
@@ -45116,18 +44196,8 @@
                 <w:sz w:val="28"/>
                 <w:szCs w:val="28"/>
               </w:rPr>
-              <w:t>FK,不</w:t>
-            </w:r>
-            <w:proofErr w:type="gramStart"/>
-            <w:r>
-              <w:rPr>
-                <w:rFonts w:ascii="標楷體" w:eastAsia="標楷體" w:hAnsi="標楷體" w:cs="標楷體"/>
-                <w:sz w:val="28"/>
-                <w:szCs w:val="28"/>
-              </w:rPr>
-              <w:t>允許空值</w:t>
-            </w:r>
-            <w:proofErr w:type="gramEnd"/>
+              <w:t>FK,不允許空值</w:t>
+            </w:r>
           </w:p>
         </w:tc>
       </w:tr>
@@ -45275,18 +44345,8 @@
                 <w:sz w:val="28"/>
                 <w:szCs w:val="28"/>
               </w:rPr>
-              <w:t>不</w:t>
-            </w:r>
-            <w:proofErr w:type="gramStart"/>
-            <w:r>
-              <w:rPr>
-                <w:rFonts w:ascii="標楷體" w:eastAsia="標楷體" w:hAnsi="標楷體" w:cs="標楷體"/>
-                <w:sz w:val="28"/>
-                <w:szCs w:val="28"/>
-              </w:rPr>
-              <w:t>允許空值</w:t>
-            </w:r>
-            <w:proofErr w:type="gramEnd"/>
+              <w:t>不允許空值</w:t>
+            </w:r>
           </w:p>
         </w:tc>
       </w:tr>
@@ -45434,18 +44494,8 @@
                 <w:sz w:val="28"/>
                 <w:szCs w:val="28"/>
               </w:rPr>
-              <w:t>不</w:t>
-            </w:r>
-            <w:proofErr w:type="gramStart"/>
-            <w:r>
-              <w:rPr>
-                <w:rFonts w:ascii="標楷體" w:eastAsia="標楷體" w:hAnsi="標楷體" w:cs="標楷體"/>
-                <w:sz w:val="28"/>
-                <w:szCs w:val="28"/>
-              </w:rPr>
-              <w:t>允許空值</w:t>
-            </w:r>
-            <w:proofErr w:type="gramEnd"/>
+              <w:t>不允許空值</w:t>
+            </w:r>
           </w:p>
         </w:tc>
       </w:tr>
@@ -45593,18 +44643,8 @@
                 <w:sz w:val="28"/>
                 <w:szCs w:val="28"/>
               </w:rPr>
-              <w:t>不</w:t>
-            </w:r>
-            <w:proofErr w:type="gramStart"/>
-            <w:r>
-              <w:rPr>
-                <w:rFonts w:ascii="標楷體" w:eastAsia="標楷體" w:hAnsi="標楷體" w:cs="標楷體"/>
-                <w:sz w:val="28"/>
-                <w:szCs w:val="28"/>
-              </w:rPr>
-              <w:t>允許空值</w:t>
-            </w:r>
-            <w:proofErr w:type="gramEnd"/>
+              <w:t>不允許空值</w:t>
+            </w:r>
           </w:p>
         </w:tc>
       </w:tr>
@@ -45752,18 +44792,8 @@
                 <w:sz w:val="28"/>
                 <w:szCs w:val="28"/>
               </w:rPr>
-              <w:t>不</w:t>
-            </w:r>
-            <w:proofErr w:type="gramStart"/>
-            <w:r>
-              <w:rPr>
-                <w:rFonts w:ascii="標楷體" w:eastAsia="標楷體" w:hAnsi="標楷體" w:cs="標楷體"/>
-                <w:sz w:val="28"/>
-                <w:szCs w:val="28"/>
-              </w:rPr>
-              <w:t>允許空值</w:t>
-            </w:r>
-            <w:proofErr w:type="gramEnd"/>
+              <w:t>不允許空值</w:t>
+            </w:r>
           </w:p>
         </w:tc>
       </w:tr>
@@ -46357,18 +45387,8 @@
                 <w:sz w:val="28"/>
                 <w:szCs w:val="28"/>
               </w:rPr>
-              <w:t>管理員金</w:t>
-            </w:r>
-            <w:proofErr w:type="gramStart"/>
-            <w:r>
-              <w:rPr>
-                <w:rFonts w:ascii="標楷體" w:eastAsia="標楷體" w:hAnsi="標楷體" w:cs="標楷體"/>
-                <w:sz w:val="28"/>
-                <w:szCs w:val="28"/>
-              </w:rPr>
-              <w:t>鑰</w:t>
-            </w:r>
-            <w:proofErr w:type="gramEnd"/>
+              <w:t>管理員金鑰</w:t>
+            </w:r>
           </w:p>
         </w:tc>
         <w:tc>
@@ -46421,18 +45441,8 @@
                 <w:sz w:val="28"/>
                 <w:szCs w:val="28"/>
               </w:rPr>
-              <w:t>不</w:t>
-            </w:r>
-            <w:proofErr w:type="gramStart"/>
-            <w:r>
-              <w:rPr>
-                <w:rFonts w:ascii="標楷體" w:eastAsia="標楷體" w:hAnsi="標楷體" w:cs="標楷體"/>
-                <w:sz w:val="28"/>
-                <w:szCs w:val="28"/>
-              </w:rPr>
-              <w:t>允許空值</w:t>
-            </w:r>
-            <w:proofErr w:type="gramEnd"/>
+              <w:t>不允許空值</w:t>
+            </w:r>
           </w:p>
         </w:tc>
       </w:tr>
